--- a/ADG/16장/16장_실습문제.docx
+++ b/ADG/16장/16장_실습문제.docx
@@ -51,7 +51,61 @@
           <w:rFonts w:ascii="맑은 고딕" w:hAnsi="맑은 고딕" w:eastAsia="맑은 고딕"/>
           <w:sz w:val="21"/>
         </w:rPr>
-        <w:t>① Switchover</w:t>
+        <w:t>① Snapshot Standby</w:t>
+      </w:r>
+    </w:p>
+    <w:p>
+      <w:r>
+        <w:rPr>
+          <w:rFonts w:ascii="맑은 고딕" w:hAnsi="맑은 고딕" w:eastAsia="맑은 고딕"/>
+          <w:sz w:val="21"/>
+        </w:rPr>
+        <w:t>② Switchover</w:t>
+      </w:r>
+    </w:p>
+    <w:p>
+      <w:r>
+        <w:rPr>
+          <w:rFonts w:ascii="맑은 고딕" w:hAnsi="맑은 고딕" w:eastAsia="맑은 고딕"/>
+          <w:sz w:val="21"/>
+        </w:rPr>
+        <w:t>③ Failover</w:t>
+      </w:r>
+    </w:p>
+    <w:p>
+      <w:r>
+        <w:rPr>
+          <w:rFonts w:ascii="맑은 고딕" w:hAnsi="맑은 고딕" w:eastAsia="맑은 고딕"/>
+          <w:sz w:val="21"/>
+        </w:rPr>
+        <w:t>④ Reinstate</w:t>
+      </w:r>
+    </w:p>
+    <w:p>
+      <w:r>
+        <w:rPr>
+          <w:rFonts w:ascii="맑은 고딕" w:hAnsi="맑은 고딕" w:eastAsia="맑은 고딕"/>
+          <w:sz w:val="21"/>
+        </w:rPr>
+        <w:t>하-02 · 객관식</w:t>
+      </w:r>
+    </w:p>
+    <w:p>
+      <w:r>
+        <w:rPr>
+          <w:rFonts w:ascii="맑은 고딕" w:hAnsi="맑은 고딕" w:eastAsia="맑은 고딕"/>
+          <w:sz w:val="21"/>
+        </w:rPr>
+        <w:t>[하-02] Primary를 쓸 수 없을 때 하는 전환은?</w:t>
+      </w:r>
+    </w:p>
+    <w:p>
+      <w:r>
+        <w:rPr>
+          <w:rFonts w:ascii="맑은 고딕" w:hAnsi="맑은 고딕" w:eastAsia="맑은 고딕"/>
+          <w:sz w:val="21"/>
+        </w:rPr>
+        <w:t>① Convert</w:t>
       </w:r>
     </w:p>
     <w:p>
@@ -69,70 +123,16 @@
           <w:rFonts w:ascii="맑은 고딕" w:hAnsi="맑은 고딕" w:eastAsia="맑은 고딕"/>
           <w:sz w:val="21"/>
         </w:rPr>
-        <w:t>③ Reinstate</w:t>
-      </w:r>
-    </w:p>
-    <w:p>
-      <w:r>
-        <w:rPr>
-          <w:rFonts w:ascii="맑은 고딕" w:hAnsi="맑은 고딕" w:eastAsia="맑은 고딕"/>
-          <w:sz w:val="21"/>
-        </w:rPr>
-        <w:t>④ Snapshot Standby</w:t>
-      </w:r>
-    </w:p>
-    <w:p>
-      <w:r>
-        <w:rPr>
-          <w:rFonts w:ascii="맑은 고딕" w:hAnsi="맑은 고딕" w:eastAsia="맑은 고딕"/>
-          <w:sz w:val="21"/>
-        </w:rPr>
-        <w:t>하-02 · 객관식</w:t>
-      </w:r>
-    </w:p>
-    <w:p>
-      <w:r>
-        <w:rPr>
-          <w:rFonts w:ascii="맑은 고딕" w:hAnsi="맑은 고딕" w:eastAsia="맑은 고딕"/>
-          <w:sz w:val="21"/>
-        </w:rPr>
-        <w:t>[하-02] Primary를 쓸 수 없을 때 하는 전환은?</w:t>
-      </w:r>
-    </w:p>
-    <w:p>
-      <w:r>
-        <w:rPr>
-          <w:rFonts w:ascii="맑은 고딕" w:hAnsi="맑은 고딕" w:eastAsia="맑은 고딕"/>
-          <w:sz w:val="21"/>
-        </w:rPr>
-        <w:t>① Failover</w:t>
-      </w:r>
-    </w:p>
-    <w:p>
-      <w:r>
-        <w:rPr>
-          <w:rFonts w:ascii="맑은 고딕" w:hAnsi="맑은 고딕" w:eastAsia="맑은 고딕"/>
-          <w:sz w:val="21"/>
-        </w:rPr>
-        <w:t>② Switchover</w:t>
-      </w:r>
-    </w:p>
-    <w:p>
-      <w:r>
-        <w:rPr>
-          <w:rFonts w:ascii="맑은 고딕" w:hAnsi="맑은 고딕" w:eastAsia="맑은 고딕"/>
-          <w:sz w:val="21"/>
-        </w:rPr>
-        <w:t>③ Reinstate</w:t>
-      </w:r>
-    </w:p>
-    <w:p>
-      <w:r>
-        <w:rPr>
-          <w:rFonts w:ascii="맑은 고딕" w:hAnsi="맑은 고딕" w:eastAsia="맑은 고딕"/>
-          <w:sz w:val="21"/>
-        </w:rPr>
-        <w:t>④ Convert</w:t>
+        <w:t>③ Switchover</w:t>
+      </w:r>
+    </w:p>
+    <w:p>
+      <w:r>
+        <w:rPr>
+          <w:rFonts w:ascii="맑은 고딕" w:hAnsi="맑은 고딕" w:eastAsia="맑은 고딕"/>
+          <w:sz w:val="21"/>
+        </w:rPr>
+        <w:t>④ Reinstate</w:t>
       </w:r>
     </w:p>
     <w:p>
@@ -168,7 +168,7 @@
           <w:rFonts w:ascii="맑은 고딕" w:hAnsi="맑은 고딕" w:eastAsia="맑은 고딕"/>
           <w:sz w:val="21"/>
         </w:rPr>
-        <w:t>② NOT ALLOWED</w:t>
+        <w:t>② RECOVERY NEEDED</w:t>
       </w:r>
     </w:p>
     <w:p>
@@ -186,7 +186,7 @@
           <w:rFonts w:ascii="맑은 고딕" w:hAnsi="맑은 고딕" w:eastAsia="맑은 고딕"/>
           <w:sz w:val="21"/>
         </w:rPr>
-        <w:t>④ RECOVERY NEEDED</w:t>
+        <w:t>④ NOT ALLOWED</w:t>
       </w:r>
     </w:p>
     <w:p>
@@ -213,7 +213,7 @@
           <w:rFonts w:ascii="맑은 고딕" w:hAnsi="맑은 고딕" w:eastAsia="맑은 고딕"/>
           <w:sz w:val="21"/>
         </w:rPr>
-        <w:t>① 정상이다 — Standby에서 전환을 시작할 수 없다는 뜻</w:t>
+        <w:t>① 갭이 있다</w:t>
       </w:r>
     </w:p>
     <w:p>
@@ -231,7 +231,7 @@
           <w:rFonts w:ascii="맑은 고딕" w:hAnsi="맑은 고딕" w:eastAsia="맑은 고딕"/>
           <w:sz w:val="21"/>
         </w:rPr>
-        <w:t>③ 갭이 있다</w:t>
+        <w:t>③ 정상이다 — Standby에서 전환을 시작할 수 없다는 뜻</w:t>
       </w:r>
     </w:p>
     <w:p>
@@ -267,34 +267,34 @@
           <w:rFonts w:ascii="맑은 고딕" w:hAnsi="맑은 고딕" w:eastAsia="맑은 고딕"/>
           <w:sz w:val="21"/>
         </w:rPr>
-        <w:t>① SWITCHOVER TO '&lt;대상&gt;'</w:t>
-      </w:r>
-    </w:p>
-    <w:p>
-      <w:r>
-        <w:rPr>
-          <w:rFonts w:ascii="맑은 고딕" w:hAnsi="맑은 고딕" w:eastAsia="맑은 고딕"/>
-          <w:sz w:val="21"/>
-        </w:rPr>
-        <w:t>② ALTER DATABASE SWITCHOVER</w:t>
-      </w:r>
-    </w:p>
-    <w:p>
-      <w:r>
-        <w:rPr>
-          <w:rFonts w:ascii="맑은 고딕" w:hAnsi="맑은 고딕" w:eastAsia="맑은 고딕"/>
-          <w:sz w:val="21"/>
-        </w:rPr>
-        <w:t>③ CHANGE ROLE TO PRIMARY</w:t>
-      </w:r>
-    </w:p>
-    <w:p>
-      <w:r>
-        <w:rPr>
-          <w:rFonts w:ascii="맑은 고딕" w:hAnsi="맑은 고딕" w:eastAsia="맑은 고딕"/>
-          <w:sz w:val="21"/>
-        </w:rPr>
-        <w:t>④ PROMOTE DATABASE</w:t>
+        <w:t>① ALTER DATABASE SWITCHOVER</w:t>
+      </w:r>
+    </w:p>
+    <w:p>
+      <w:r>
+        <w:rPr>
+          <w:rFonts w:ascii="맑은 고딕" w:hAnsi="맑은 고딕" w:eastAsia="맑은 고딕"/>
+          <w:sz w:val="21"/>
+        </w:rPr>
+        <w:t>② SWITCHOVER TO '&lt;대상&gt;'</w:t>
+      </w:r>
+    </w:p>
+    <w:p>
+      <w:r>
+        <w:rPr>
+          <w:rFonts w:ascii="맑은 고딕" w:hAnsi="맑은 고딕" w:eastAsia="맑은 고딕"/>
+          <w:sz w:val="21"/>
+        </w:rPr>
+        <w:t>③ PROMOTE DATABASE</w:t>
+      </w:r>
+    </w:p>
+    <w:p>
+      <w:r>
+        <w:rPr>
+          <w:rFonts w:ascii="맑은 고딕" w:hAnsi="맑은 고딕" w:eastAsia="맑은 고딕"/>
+          <w:sz w:val="21"/>
+        </w:rPr>
+        <w:t>④ CHANGE ROLE TO PRIMARY</w:t>
       </w:r>
     </w:p>
     <w:p>
@@ -321,7 +321,7 @@
           <w:rFonts w:ascii="맑은 고딕" w:hAnsi="맑은 고딕" w:eastAsia="맑은 고딕"/>
           <w:sz w:val="21"/>
         </w:rPr>
-        <w:t>① 약 64초</w:t>
+        <w:t>① 약 5초</w:t>
       </w:r>
     </w:p>
     <w:p>
@@ -339,7 +339,7 @@
           <w:rFonts w:ascii="맑은 고딕" w:hAnsi="맑은 고딕" w:eastAsia="맑은 고딕"/>
           <w:sz w:val="21"/>
         </w:rPr>
-        <w:t>③ 약 5초</w:t>
+        <w:t>③ 약 64초</w:t>
       </w:r>
     </w:p>
     <w:p>
@@ -375,34 +375,34 @@
           <w:rFonts w:ascii="맑은 고딕" w:hAnsi="맑은 고딕" w:eastAsia="맑은 고딕"/>
           <w:sz w:val="21"/>
         </w:rPr>
-        <w:t>① 약 24초</w:t>
-      </w:r>
-    </w:p>
-    <w:p>
-      <w:r>
-        <w:rPr>
-          <w:rFonts w:ascii="맑은 고딕" w:hAnsi="맑은 고딕" w:eastAsia="맑은 고딕"/>
-          <w:sz w:val="21"/>
-        </w:rPr>
-        <w:t>② 약 64초</w:t>
-      </w:r>
-    </w:p>
-    <w:p>
-      <w:r>
-        <w:rPr>
-          <w:rFonts w:ascii="맑은 고딕" w:hAnsi="맑은 고딕" w:eastAsia="맑은 고딕"/>
-          <w:sz w:val="21"/>
-        </w:rPr>
-        <w:t>③ 약 51초</w:t>
-      </w:r>
-    </w:p>
-    <w:p>
-      <w:r>
-        <w:rPr>
-          <w:rFonts w:ascii="맑은 고딕" w:hAnsi="맑은 고딕" w:eastAsia="맑은 고딕"/>
-          <w:sz w:val="21"/>
-        </w:rPr>
-        <w:t>④ 약 5분</w:t>
+        <w:t>① 약 5분</w:t>
+      </w:r>
+    </w:p>
+    <w:p>
+      <w:r>
+        <w:rPr>
+          <w:rFonts w:ascii="맑은 고딕" w:hAnsi="맑은 고딕" w:eastAsia="맑은 고딕"/>
+          <w:sz w:val="21"/>
+        </w:rPr>
+        <w:t>② 약 51초</w:t>
+      </w:r>
+    </w:p>
+    <w:p>
+      <w:r>
+        <w:rPr>
+          <w:rFonts w:ascii="맑은 고딕" w:hAnsi="맑은 고딕" w:eastAsia="맑은 고딕"/>
+          <w:sz w:val="21"/>
+        </w:rPr>
+        <w:t>③ 약 24초</w:t>
+      </w:r>
+    </w:p>
+    <w:p>
+      <w:r>
+        <w:rPr>
+          <w:rFonts w:ascii="맑은 고딕" w:hAnsi="맑은 고딕" w:eastAsia="맑은 고딕"/>
+          <w:sz w:val="21"/>
+        </w:rPr>
+        <w:t>④ 약 64초</w:t>
       </w:r>
     </w:p>
     <w:p>
@@ -438,25 +438,25 @@
           <w:rFonts w:ascii="맑은 고딕" w:hAnsi="맑은 고딕" w:eastAsia="맑은 고딕"/>
           <w:sz w:val="21"/>
         </w:rPr>
-        <w:t>② 약 24초</w:t>
-      </w:r>
-    </w:p>
-    <w:p>
-      <w:r>
-        <w:rPr>
-          <w:rFonts w:ascii="맑은 고딕" w:hAnsi="맑은 고딕" w:eastAsia="맑은 고딕"/>
-          <w:sz w:val="21"/>
-        </w:rPr>
-        <w:t>③ 약 3초</w:t>
-      </w:r>
-    </w:p>
-    <w:p>
-      <w:r>
-        <w:rPr>
-          <w:rFonts w:ascii="맑은 고딕" w:hAnsi="맑은 고딕" w:eastAsia="맑은 고딕"/>
-          <w:sz w:val="21"/>
-        </w:rPr>
-        <w:t>④ 약 10분</w:t>
+        <w:t>② 약 3초</w:t>
+      </w:r>
+    </w:p>
+    <w:p>
+      <w:r>
+        <w:rPr>
+          <w:rFonts w:ascii="맑은 고딕" w:hAnsi="맑은 고딕" w:eastAsia="맑은 고딕"/>
+          <w:sz w:val="21"/>
+        </w:rPr>
+        <w:t>③ 약 10분</w:t>
+      </w:r>
+    </w:p>
+    <w:p>
+      <w:r>
+        <w:rPr>
+          <w:rFonts w:ascii="맑은 고딕" w:hAnsi="맑은 고딕" w:eastAsia="맑은 고딕"/>
+          <w:sz w:val="21"/>
+        </w:rPr>
+        <w:t>④ 약 24초</w:t>
       </w:r>
     </w:p>
     <w:p>
@@ -483,16 +483,16 @@
           <w:rFonts w:ascii="맑은 고딕" w:hAnsi="맑은 고딕" w:eastAsia="맑은 고딕"/>
           <w:sz w:val="21"/>
         </w:rPr>
-        <w:t>① 옛 Primary가 그 시점에 내려가 있다</w:t>
-      </w:r>
-    </w:p>
-    <w:p>
-      <w:r>
-        <w:rPr>
-          <w:rFonts w:ascii="맑은 고딕" w:hAnsi="맑은 고딕" w:eastAsia="맑은 고딕"/>
-          <w:sz w:val="21"/>
-        </w:rPr>
-        <w:t>② 접속에 실패했다</w:t>
+        <w:t>① 접속에 실패했다</w:t>
+      </w:r>
+    </w:p>
+    <w:p>
+      <w:r>
+        <w:rPr>
+          <w:rFonts w:ascii="맑은 고딕" w:hAnsi="맑은 고딕" w:eastAsia="맑은 고딕"/>
+          <w:sz w:val="21"/>
+        </w:rPr>
+        <w:t>② 리스너가 죽었다</w:t>
       </w:r>
     </w:p>
     <w:p>
@@ -510,7 +510,7 @@
           <w:rFonts w:ascii="맑은 고딕" w:hAnsi="맑은 고딕" w:eastAsia="맑은 고딕"/>
           <w:sz w:val="21"/>
         </w:rPr>
-        <w:t>④ 리스너가 죽었다</w:t>
+        <w:t>④ 옛 Primary가 그 시점에 내려가 있다</w:t>
       </w:r>
     </w:p>
     <w:p>
@@ -537,25 +537,25 @@
           <w:rFonts w:ascii="맑은 고딕" w:hAnsi="맑은 고딕" w:eastAsia="맑은 고딕"/>
           <w:sz w:val="21"/>
         </w:rPr>
-        <w:t>① 리스너의 정적 등록(`_DGMGRL`)</w:t>
-      </w:r>
-    </w:p>
-    <w:p>
-      <w:r>
-        <w:rPr>
-          <w:rFonts w:ascii="맑은 고딕" w:hAnsi="맑은 고딕" w:eastAsia="맑은 고딕"/>
-          <w:sz w:val="21"/>
-        </w:rPr>
-        <w:t>② 플래시백</w:t>
-      </w:r>
-    </w:p>
-    <w:p>
-      <w:r>
-        <w:rPr>
-          <w:rFonts w:ascii="맑은 고딕" w:hAnsi="맑은 고딕" w:eastAsia="맑은 고딕"/>
-          <w:sz w:val="21"/>
-        </w:rPr>
-        <w:t>③ Far Sync</w:t>
+        <w:t>① Far Sync</w:t>
+      </w:r>
+    </w:p>
+    <w:p>
+      <w:r>
+        <w:rPr>
+          <w:rFonts w:ascii="맑은 고딕" w:hAnsi="맑은 고딕" w:eastAsia="맑은 고딕"/>
+          <w:sz w:val="21"/>
+        </w:rPr>
+        <w:t>② 리스너의 정적 등록(`_DGMGRL`)</w:t>
+      </w:r>
+    </w:p>
+    <w:p>
+      <w:r>
+        <w:rPr>
+          <w:rFonts w:ascii="맑은 고딕" w:hAnsi="맑은 고딕" w:eastAsia="맑은 고딕"/>
+          <w:sz w:val="21"/>
+        </w:rPr>
+        <w:t>③ 플래시백</w:t>
       </w:r>
     </w:p>
     <w:p>
@@ -591,7 +591,7 @@
           <w:rFonts w:ascii="맑은 고딕" w:hAnsi="맑은 고딕" w:eastAsia="맑은 고딕"/>
           <w:sz w:val="21"/>
         </w:rPr>
-        <w:t>① Object "..." was not found (ORA- 번호 없음)</w:t>
+        <w:t>① ORA-16816</w:t>
       </w:r>
     </w:p>
     <w:p>
@@ -609,16 +609,16 @@
           <w:rFonts w:ascii="맑은 고딕" w:hAnsi="맑은 고딕" w:eastAsia="맑은 고딕"/>
           <w:sz w:val="21"/>
         </w:rPr>
-        <w:t>③ ORA-16653</w:t>
-      </w:r>
-    </w:p>
-    <w:p>
-      <w:r>
-        <w:rPr>
-          <w:rFonts w:ascii="맑은 고딕" w:hAnsi="맑은 고딕" w:eastAsia="맑은 고딕"/>
-          <w:sz w:val="21"/>
-        </w:rPr>
-        <w:t>④ ORA-16816</w:t>
+        <w:t>③ Object "..." was not found (ORA- 번호 없음)</w:t>
+      </w:r>
+    </w:p>
+    <w:p>
+      <w:r>
+        <w:rPr>
+          <w:rFonts w:ascii="맑은 고딕" w:hAnsi="맑은 고딕" w:eastAsia="맑은 고딕"/>
+          <w:sz w:val="21"/>
+        </w:rPr>
+        <w:t>④ ORA-16653</w:t>
       </w:r>
     </w:p>
     <w:p>
@@ -645,6 +645,276 @@
           <w:rFonts w:ascii="맑은 고딕" w:hAnsi="맑은 고딕" w:eastAsia="맑은 고딕"/>
           <w:sz w:val="21"/>
         </w:rPr>
+        <w:t>① ORA-16468</w:t>
+      </w:r>
+    </w:p>
+    <w:p>
+      <w:r>
+        <w:rPr>
+          <w:rFonts w:ascii="맑은 고딕" w:hAnsi="맑은 고딕" w:eastAsia="맑은 고딕"/>
+          <w:sz w:val="21"/>
+        </w:rPr>
+        <w:t>② ORA-16661</w:t>
+      </w:r>
+    </w:p>
+    <w:p>
+      <w:r>
+        <w:rPr>
+          <w:rFonts w:ascii="맑은 고딕" w:hAnsi="맑은 고딕" w:eastAsia="맑은 고딕"/>
+          <w:sz w:val="21"/>
+        </w:rPr>
+        <w:t>③ ORA-16786</w:t>
+      </w:r>
+    </w:p>
+    <w:p>
+      <w:r>
+        <w:rPr>
+          <w:rFonts w:ascii="맑은 고딕" w:hAnsi="맑은 고딕" w:eastAsia="맑은 고딕"/>
+          <w:sz w:val="21"/>
+        </w:rPr>
+        <w:t>④ ORA-16558</w:t>
+      </w:r>
+    </w:p>
+    <w:p>
+      <w:r>
+        <w:rPr>
+          <w:rFonts w:ascii="맑은 고딕" w:hAnsi="맑은 고딕" w:eastAsia="맑은 고딕"/>
+          <w:sz w:val="21"/>
+        </w:rPr>
+        <w:t>하-13 · 객관식</w:t>
+      </w:r>
+    </w:p>
+    <w:p>
+      <w:r>
+        <w:rPr>
+          <w:rFonts w:ascii="맑은 고딕" w:hAnsi="맑은 고딕" w:eastAsia="맑은 고딕"/>
+          <w:sz w:val="21"/>
+        </w:rPr>
+        <w:t>[하-13] Failover 후 옛 Primary를 되살리는 명령은?</w:t>
+      </w:r>
+    </w:p>
+    <w:p>
+      <w:r>
+        <w:rPr>
+          <w:rFonts w:ascii="맑은 고딕" w:hAnsi="맑은 고딕" w:eastAsia="맑은 고딕"/>
+          <w:sz w:val="21"/>
+        </w:rPr>
+        <w:t>① RESTORE DATABASE</w:t>
+      </w:r>
+    </w:p>
+    <w:p>
+      <w:r>
+        <w:rPr>
+          <w:rFonts w:ascii="맑은 고딕" w:hAnsi="맑은 고딕" w:eastAsia="맑은 고딕"/>
+          <w:sz w:val="21"/>
+        </w:rPr>
+        <w:t>② RECOVER DATABASE</w:t>
+      </w:r>
+    </w:p>
+    <w:p>
+      <w:r>
+        <w:rPr>
+          <w:rFonts w:ascii="맑은 고딕" w:hAnsi="맑은 고딕" w:eastAsia="맑은 고딕"/>
+          <w:sz w:val="21"/>
+        </w:rPr>
+        <w:t>③ ADD DATABASE</w:t>
+      </w:r>
+    </w:p>
+    <w:p>
+      <w:r>
+        <w:rPr>
+          <w:rFonts w:ascii="맑은 고딕" w:hAnsi="맑은 고딕" w:eastAsia="맑은 고딕"/>
+          <w:sz w:val="21"/>
+        </w:rPr>
+        <w:t>④ REINSTATE DATABASE '&lt;이름&gt;'</w:t>
+      </w:r>
+    </w:p>
+    <w:p>
+      <w:r>
+        <w:rPr>
+          <w:rFonts w:ascii="맑은 고딕" w:hAnsi="맑은 고딕" w:eastAsia="맑은 고딕"/>
+          <w:sz w:val="21"/>
+        </w:rPr>
+        <w:t>하-14 · 객관식</w:t>
+      </w:r>
+    </w:p>
+    <w:p>
+      <w:r>
+        <w:rPr>
+          <w:rFonts w:ascii="맑은 고딕" w:hAnsi="맑은 고딕" w:eastAsia="맑은 고딕"/>
+          <w:sz w:val="21"/>
+        </w:rPr>
+        <w:t>[하-14] Reinstate의 전제 조건은?</w:t>
+      </w:r>
+    </w:p>
+    <w:p>
+      <w:r>
+        <w:rPr>
+          <w:rFonts w:ascii="맑은 고딕" w:hAnsi="맑은 고딕" w:eastAsia="맑은 고딕"/>
+          <w:sz w:val="21"/>
+        </w:rPr>
+        <w:t>① 옛 Primary에 플래시백이 켜져 있어야 한다</w:t>
+      </w:r>
+    </w:p>
+    <w:p>
+      <w:r>
+        <w:rPr>
+          <w:rFonts w:ascii="맑은 고딕" w:hAnsi="맑은 고딕" w:eastAsia="맑은 고딕"/>
+          <w:sz w:val="21"/>
+        </w:rPr>
+        <w:t>② Far Sync가 있어야 한다</w:t>
+      </w:r>
+    </w:p>
+    <w:p>
+      <w:r>
+        <w:rPr>
+          <w:rFonts w:ascii="맑은 고딕" w:hAnsi="맑은 고딕" w:eastAsia="맑은 고딕"/>
+          <w:sz w:val="21"/>
+        </w:rPr>
+        <w:t>③ MaxProtection이어야 한다</w:t>
+      </w:r>
+    </w:p>
+    <w:p>
+      <w:r>
+        <w:rPr>
+          <w:rFonts w:ascii="맑은 고딕" w:hAnsi="맑은 고딕" w:eastAsia="맑은 고딕"/>
+          <w:sz w:val="21"/>
+        </w:rPr>
+        <w:t>④ 관측자가 떠 있어야 한다</w:t>
+      </w:r>
+    </w:p>
+    <w:p>
+      <w:r>
+        <w:rPr>
+          <w:rFonts w:ascii="맑은 고딕" w:hAnsi="맑은 고딕" w:eastAsia="맑은 고딕"/>
+          <w:sz w:val="21"/>
+        </w:rPr>
+        <w:t>하-15 · 객관식</w:t>
+      </w:r>
+    </w:p>
+    <w:p>
+      <w:r>
+        <w:rPr>
+          <w:rFonts w:ascii="맑은 고딕" w:hAnsi="맑은 고딕" w:eastAsia="맑은 고딕"/>
+          <w:sz w:val="21"/>
+        </w:rPr>
+        <w:t>[하-15] Reinstate 전에 옛 Primary는 어떤 상태여야 하는가?</w:t>
+      </w:r>
+    </w:p>
+    <w:p>
+      <w:r>
+        <w:rPr>
+          <w:rFonts w:ascii="맑은 고딕" w:hAnsi="맑은 고딕" w:eastAsia="맑은 고딕"/>
+          <w:sz w:val="21"/>
+        </w:rPr>
+        <w:t>① NOMOUNT</w:t>
+      </w:r>
+    </w:p>
+    <w:p>
+      <w:r>
+        <w:rPr>
+          <w:rFonts w:ascii="맑은 고딕" w:hAnsi="맑은 고딕" w:eastAsia="맑은 고딕"/>
+          <w:sz w:val="21"/>
+        </w:rPr>
+        <w:t>② OPEN READ WRITE</w:t>
+      </w:r>
+    </w:p>
+    <w:p>
+      <w:r>
+        <w:rPr>
+          <w:rFonts w:ascii="맑은 고딕" w:hAnsi="맑은 고딕" w:eastAsia="맑은 고딕"/>
+          <w:sz w:val="21"/>
+        </w:rPr>
+        <w:t>③ 내려가 있어야 한다</w:t>
+      </w:r>
+    </w:p>
+    <w:p>
+      <w:r>
+        <w:rPr>
+          <w:rFonts w:ascii="맑은 고딕" w:hAnsi="맑은 고딕" w:eastAsia="맑은 고딕"/>
+          <w:sz w:val="21"/>
+        </w:rPr>
+        <w:t>④ MOUNT</w:t>
+      </w:r>
+    </w:p>
+    <w:p>
+      <w:r>
+        <w:rPr>
+          <w:rFonts w:ascii="맑은 고딕" w:hAnsi="맑은 고딕" w:eastAsia="맑은 고딕"/>
+          <w:sz w:val="21"/>
+        </w:rPr>
+        <w:t>하-16 · 객관식</w:t>
+      </w:r>
+    </w:p>
+    <w:p>
+      <w:r>
+        <w:rPr>
+          <w:rFonts w:ascii="맑은 고딕" w:hAnsi="맑은 고딕" w:eastAsia="맑은 고딕"/>
+          <w:sz w:val="21"/>
+        </w:rPr>
+        <w:t>[하-16] 플래시백을 켜는 명령은?</w:t>
+      </w:r>
+    </w:p>
+    <w:p>
+      <w:r>
+        <w:rPr>
+          <w:rFonts w:ascii="맑은 고딕" w:hAnsi="맑은 고딕" w:eastAsia="맑은 고딕"/>
+          <w:sz w:val="21"/>
+        </w:rPr>
+        <w:t>① ENABLE FLASHBACK DATABASE</w:t>
+      </w:r>
+    </w:p>
+    <w:p>
+      <w:r>
+        <w:rPr>
+          <w:rFonts w:ascii="맑은 고딕" w:hAnsi="맑은 고딕" w:eastAsia="맑은 고딕"/>
+          <w:sz w:val="21"/>
+        </w:rPr>
+        <w:t>② ALTER SYSTEM SET FLASHBACK=TRUE</w:t>
+      </w:r>
+    </w:p>
+    <w:p>
+      <w:r>
+        <w:rPr>
+          <w:rFonts w:ascii="맑은 고딕" w:hAnsi="맑은 고딕" w:eastAsia="맑은 고딕"/>
+          <w:sz w:val="21"/>
+        </w:rPr>
+        <w:t>③ ALTER DATABASE ENABLE FLASHBACK</w:t>
+      </w:r>
+    </w:p>
+    <w:p>
+      <w:r>
+        <w:rPr>
+          <w:rFonts w:ascii="맑은 고딕" w:hAnsi="맑은 고딕" w:eastAsia="맑은 고딕"/>
+          <w:sz w:val="21"/>
+        </w:rPr>
+        <w:t>④ ALTER DATABASE FLASHBACK ON</w:t>
+      </w:r>
+    </w:p>
+    <w:p>
+      <w:r>
+        <w:rPr>
+          <w:rFonts w:ascii="맑은 고딕" w:hAnsi="맑은 고딕" w:eastAsia="맑은 고딕"/>
+          <w:sz w:val="21"/>
+        </w:rPr>
+        <w:t>하-17 · 객관식</w:t>
+      </w:r>
+    </w:p>
+    <w:p>
+      <w:r>
+        <w:rPr>
+          <w:rFonts w:ascii="맑은 고딕" w:hAnsi="맑은 고딕" w:eastAsia="맑은 고딕"/>
+          <w:sz w:val="21"/>
+        </w:rPr>
+        <w:t>[하-17] 이미 켜져 있는데 다시 켜면?</w:t>
+      </w:r>
+    </w:p>
+    <w:p>
+      <w:r>
+        <w:rPr>
+          <w:rFonts w:ascii="맑은 고딕" w:hAnsi="맑은 고딕" w:eastAsia="맑은 고딕"/>
+          <w:sz w:val="21"/>
+        </w:rPr>
         <w:t>① ORA-16558</w:t>
       </w:r>
     </w:p>
@@ -654,295 +924,25 @@
           <w:rFonts w:ascii="맑은 고딕" w:hAnsi="맑은 고딕" w:eastAsia="맑은 고딕"/>
           <w:sz w:val="21"/>
         </w:rPr>
-        <w:t>② ORA-16468</w:t>
-      </w:r>
-    </w:p>
-    <w:p>
-      <w:r>
-        <w:rPr>
-          <w:rFonts w:ascii="맑은 고딕" w:hAnsi="맑은 고딕" w:eastAsia="맑은 고딕"/>
-          <w:sz w:val="21"/>
-        </w:rPr>
-        <w:t>③ ORA-16661</w:t>
-      </w:r>
-    </w:p>
-    <w:p>
-      <w:r>
-        <w:rPr>
-          <w:rFonts w:ascii="맑은 고딕" w:hAnsi="맑은 고딕" w:eastAsia="맑은 고딕"/>
-          <w:sz w:val="21"/>
-        </w:rPr>
-        <w:t>④ ORA-16786</w:t>
-      </w:r>
-    </w:p>
-    <w:p>
-      <w:r>
-        <w:rPr>
-          <w:rFonts w:ascii="맑은 고딕" w:hAnsi="맑은 고딕" w:eastAsia="맑은 고딕"/>
-          <w:sz w:val="21"/>
-        </w:rPr>
-        <w:t>하-13 · 객관식</w:t>
-      </w:r>
-    </w:p>
-    <w:p>
-      <w:r>
-        <w:rPr>
-          <w:rFonts w:ascii="맑은 고딕" w:hAnsi="맑은 고딕" w:eastAsia="맑은 고딕"/>
-          <w:sz w:val="21"/>
-        </w:rPr>
-        <w:t>[하-13] Failover 후 옛 Primary를 되살리는 명령은?</w:t>
-      </w:r>
-    </w:p>
-    <w:p>
-      <w:r>
-        <w:rPr>
-          <w:rFonts w:ascii="맑은 고딕" w:hAnsi="맑은 고딕" w:eastAsia="맑은 고딕"/>
-          <w:sz w:val="21"/>
-        </w:rPr>
-        <w:t>① REINSTATE DATABASE '&lt;이름&gt;'</w:t>
-      </w:r>
-    </w:p>
-    <w:p>
-      <w:r>
-        <w:rPr>
-          <w:rFonts w:ascii="맑은 고딕" w:hAnsi="맑은 고딕" w:eastAsia="맑은 고딕"/>
-          <w:sz w:val="21"/>
-        </w:rPr>
-        <w:t>② RECOVER DATABASE</w:t>
-      </w:r>
-    </w:p>
-    <w:p>
-      <w:r>
-        <w:rPr>
-          <w:rFonts w:ascii="맑은 고딕" w:hAnsi="맑은 고딕" w:eastAsia="맑은 고딕"/>
-          <w:sz w:val="21"/>
-        </w:rPr>
-        <w:t>③ RESTORE DATABASE</w:t>
-      </w:r>
-    </w:p>
-    <w:p>
-      <w:r>
-        <w:rPr>
-          <w:rFonts w:ascii="맑은 고딕" w:hAnsi="맑은 고딕" w:eastAsia="맑은 고딕"/>
-          <w:sz w:val="21"/>
-        </w:rPr>
-        <w:t>④ ADD DATABASE</w:t>
-      </w:r>
-    </w:p>
-    <w:p>
-      <w:r>
-        <w:rPr>
-          <w:rFonts w:ascii="맑은 고딕" w:hAnsi="맑은 고딕" w:eastAsia="맑은 고딕"/>
-          <w:sz w:val="21"/>
-        </w:rPr>
-        <w:t>하-14 · 객관식</w:t>
-      </w:r>
-    </w:p>
-    <w:p>
-      <w:r>
-        <w:rPr>
-          <w:rFonts w:ascii="맑은 고딕" w:hAnsi="맑은 고딕" w:eastAsia="맑은 고딕"/>
-          <w:sz w:val="21"/>
-        </w:rPr>
-        <w:t>[하-14] Reinstate의 전제 조건은?</w:t>
-      </w:r>
-    </w:p>
-    <w:p>
-      <w:r>
-        <w:rPr>
-          <w:rFonts w:ascii="맑은 고딕" w:hAnsi="맑은 고딕" w:eastAsia="맑은 고딕"/>
-          <w:sz w:val="21"/>
-        </w:rPr>
-        <w:t>① 옛 Primary에 플래시백이 켜져 있어야 한다</w:t>
-      </w:r>
-    </w:p>
-    <w:p>
-      <w:r>
-        <w:rPr>
-          <w:rFonts w:ascii="맑은 고딕" w:hAnsi="맑은 고딕" w:eastAsia="맑은 고딕"/>
-          <w:sz w:val="21"/>
-        </w:rPr>
-        <w:t>② Far Sync가 있어야 한다</w:t>
-      </w:r>
-    </w:p>
-    <w:p>
-      <w:r>
-        <w:rPr>
-          <w:rFonts w:ascii="맑은 고딕" w:hAnsi="맑은 고딕" w:eastAsia="맑은 고딕"/>
-          <w:sz w:val="21"/>
-        </w:rPr>
-        <w:t>③ 관측자가 떠 있어야 한다</w:t>
-      </w:r>
-    </w:p>
-    <w:p>
-      <w:r>
-        <w:rPr>
-          <w:rFonts w:ascii="맑은 고딕" w:hAnsi="맑은 고딕" w:eastAsia="맑은 고딕"/>
-          <w:sz w:val="21"/>
-        </w:rPr>
-        <w:t>④ MaxProtection이어야 한다</w:t>
-      </w:r>
-    </w:p>
-    <w:p>
-      <w:r>
-        <w:rPr>
-          <w:rFonts w:ascii="맑은 고딕" w:hAnsi="맑은 고딕" w:eastAsia="맑은 고딕"/>
-          <w:sz w:val="21"/>
-        </w:rPr>
-        <w:t>하-15 · 객관식</w:t>
-      </w:r>
-    </w:p>
-    <w:p>
-      <w:r>
-        <w:rPr>
-          <w:rFonts w:ascii="맑은 고딕" w:hAnsi="맑은 고딕" w:eastAsia="맑은 고딕"/>
-          <w:sz w:val="21"/>
-        </w:rPr>
-        <w:t>[하-15] Reinstate 전에 옛 Primary는 어떤 상태여야 하는가?</w:t>
-      </w:r>
-    </w:p>
-    <w:p>
-      <w:r>
-        <w:rPr>
-          <w:rFonts w:ascii="맑은 고딕" w:hAnsi="맑은 고딕" w:eastAsia="맑은 고딕"/>
-          <w:sz w:val="21"/>
-        </w:rPr>
-        <w:t>① MOUNT</w:t>
-      </w:r>
-    </w:p>
-    <w:p>
-      <w:r>
-        <w:rPr>
-          <w:rFonts w:ascii="맑은 고딕" w:hAnsi="맑은 고딕" w:eastAsia="맑은 고딕"/>
-          <w:sz w:val="21"/>
-        </w:rPr>
-        <w:t>② OPEN READ WRITE</w:t>
-      </w:r>
-    </w:p>
-    <w:p>
-      <w:r>
-        <w:rPr>
-          <w:rFonts w:ascii="맑은 고딕" w:hAnsi="맑은 고딕" w:eastAsia="맑은 고딕"/>
-          <w:sz w:val="21"/>
-        </w:rPr>
-        <w:t>③ NOMOUNT</w:t>
-      </w:r>
-    </w:p>
-    <w:p>
-      <w:r>
-        <w:rPr>
-          <w:rFonts w:ascii="맑은 고딕" w:hAnsi="맑은 고딕" w:eastAsia="맑은 고딕"/>
-          <w:sz w:val="21"/>
-        </w:rPr>
-        <w:t>④ 내려가 있어야 한다</w:t>
-      </w:r>
-    </w:p>
-    <w:p>
-      <w:r>
-        <w:rPr>
-          <w:rFonts w:ascii="맑은 고딕" w:hAnsi="맑은 고딕" w:eastAsia="맑은 고딕"/>
-          <w:sz w:val="21"/>
-        </w:rPr>
-        <w:t>하-16 · 객관식</w:t>
-      </w:r>
-    </w:p>
-    <w:p>
-      <w:r>
-        <w:rPr>
-          <w:rFonts w:ascii="맑은 고딕" w:hAnsi="맑은 고딕" w:eastAsia="맑은 고딕"/>
-          <w:sz w:val="21"/>
-        </w:rPr>
-        <w:t>[하-16] 플래시백을 켜는 명령은?</w:t>
-      </w:r>
-    </w:p>
-    <w:p>
-      <w:r>
-        <w:rPr>
-          <w:rFonts w:ascii="맑은 고딕" w:hAnsi="맑은 고딕" w:eastAsia="맑은 고딕"/>
-          <w:sz w:val="21"/>
-        </w:rPr>
-        <w:t>① ALTER DATABASE FLASHBACK ON</w:t>
-      </w:r>
-    </w:p>
-    <w:p>
-      <w:r>
-        <w:rPr>
-          <w:rFonts w:ascii="맑은 고딕" w:hAnsi="맑은 고딕" w:eastAsia="맑은 고딕"/>
-          <w:sz w:val="21"/>
-        </w:rPr>
-        <w:t>② ALTER SYSTEM SET FLASHBACK=TRUE</w:t>
-      </w:r>
-    </w:p>
-    <w:p>
-      <w:r>
-        <w:rPr>
-          <w:rFonts w:ascii="맑은 고딕" w:hAnsi="맑은 고딕" w:eastAsia="맑은 고딕"/>
-          <w:sz w:val="21"/>
-        </w:rPr>
-        <w:t>③ ENABLE FLASHBACK DATABASE</w:t>
-      </w:r>
-    </w:p>
-    <w:p>
-      <w:r>
-        <w:rPr>
-          <w:rFonts w:ascii="맑은 고딕" w:hAnsi="맑은 고딕" w:eastAsia="맑은 고딕"/>
-          <w:sz w:val="21"/>
-        </w:rPr>
-        <w:t>④ ALTER DATABASE ENABLE FLASHBACK</w:t>
-      </w:r>
-    </w:p>
-    <w:p>
-      <w:r>
-        <w:rPr>
-          <w:rFonts w:ascii="맑은 고딕" w:hAnsi="맑은 고딕" w:eastAsia="맑은 고딕"/>
-          <w:sz w:val="21"/>
-        </w:rPr>
-        <w:t>하-17 · 객관식</w:t>
-      </w:r>
-    </w:p>
-    <w:p>
-      <w:r>
-        <w:rPr>
-          <w:rFonts w:ascii="맑은 고딕" w:hAnsi="맑은 고딕" w:eastAsia="맑은 고딕"/>
-          <w:sz w:val="21"/>
-        </w:rPr>
-        <w:t>[하-17] 이미 켜져 있는데 다시 켜면?</w:t>
-      </w:r>
-    </w:p>
-    <w:p>
-      <w:r>
-        <w:rPr>
-          <w:rFonts w:ascii="맑은 고딕" w:hAnsi="맑은 고딕" w:eastAsia="맑은 고딕"/>
-          <w:sz w:val="21"/>
-        </w:rPr>
-        <w:t>① ORA-38706 + ORA-38713</w:t>
-      </w:r>
-    </w:p>
-    <w:p>
-      <w:r>
-        <w:rPr>
-          <w:rFonts w:ascii="맑은 고딕" w:hAnsi="맑은 고딕" w:eastAsia="맑은 고딕"/>
-          <w:sz w:val="21"/>
-        </w:rPr>
-        <w:t>② ORA-16558</w:t>
-      </w:r>
-    </w:p>
-    <w:p>
-      <w:r>
-        <w:rPr>
-          <w:rFonts w:ascii="맑은 고딕" w:hAnsi="맑은 고딕" w:eastAsia="맑은 고딕"/>
-          <w:sz w:val="21"/>
-        </w:rPr>
-        <w:t>③ 아무 일도 없다</w:t>
-      </w:r>
-    </w:p>
-    <w:p>
-      <w:r>
-        <w:rPr>
-          <w:rFonts w:ascii="맑은 고딕" w:hAnsi="맑은 고딕" w:eastAsia="맑은 고딕"/>
-          <w:sz w:val="21"/>
-        </w:rPr>
-        <w:t>④ ORA-01034</w:t>
+        <w:t>② ORA-38706 + ORA-38713</w:t>
+      </w:r>
+    </w:p>
+    <w:p>
+      <w:r>
+        <w:rPr>
+          <w:rFonts w:ascii="맑은 고딕" w:hAnsi="맑은 고딕" w:eastAsia="맑은 고딕"/>
+          <w:sz w:val="21"/>
+        </w:rPr>
+        <w:t>③ ORA-01034</w:t>
+      </w:r>
+    </w:p>
+    <w:p>
+      <w:r>
+        <w:rPr>
+          <w:rFonts w:ascii="맑은 고딕" w:hAnsi="맑은 고딕" w:eastAsia="맑은 고딕"/>
+          <w:sz w:val="21"/>
+        </w:rPr>
+        <w:t>④ 아무 일도 없다</w:t>
       </w:r>
     </w:p>
     <w:p>
@@ -969,34 +969,34 @@
           <w:rFonts w:ascii="맑은 고딕" w:hAnsi="맑은 고딕" w:eastAsia="맑은 고딕"/>
           <w:sz w:val="21"/>
         </w:rPr>
-        <w:t>① .flb</w:t>
-      </w:r>
-    </w:p>
-    <w:p>
-      <w:r>
-        <w:rPr>
-          <w:rFonts w:ascii="맑은 고딕" w:hAnsi="맑은 고딕" w:eastAsia="맑은 고딕"/>
-          <w:sz w:val="21"/>
-        </w:rPr>
-        <w:t>② .arc</w:t>
-      </w:r>
-    </w:p>
-    <w:p>
-      <w:r>
-        <w:rPr>
-          <w:rFonts w:ascii="맑은 고딕" w:hAnsi="맑은 고딕" w:eastAsia="맑은 고딕"/>
-          <w:sz w:val="21"/>
-        </w:rPr>
-        <w:t>③ .log</w:t>
-      </w:r>
-    </w:p>
-    <w:p>
-      <w:r>
-        <w:rPr>
-          <w:rFonts w:ascii="맑은 고딕" w:hAnsi="맑은 고딕" w:eastAsia="맑은 고딕"/>
-          <w:sz w:val="21"/>
-        </w:rPr>
-        <w:t>④ .dbf</w:t>
+        <w:t>① .log</w:t>
+      </w:r>
+    </w:p>
+    <w:p>
+      <w:r>
+        <w:rPr>
+          <w:rFonts w:ascii="맑은 고딕" w:hAnsi="맑은 고딕" w:eastAsia="맑은 고딕"/>
+          <w:sz w:val="21"/>
+        </w:rPr>
+        <w:t>② .dbf</w:t>
+      </w:r>
+    </w:p>
+    <w:p>
+      <w:r>
+        <w:rPr>
+          <w:rFonts w:ascii="맑은 고딕" w:hAnsi="맑은 고딕" w:eastAsia="맑은 고딕"/>
+          <w:sz w:val="21"/>
+        </w:rPr>
+        <w:t>③ .flb</w:t>
+      </w:r>
+    </w:p>
+    <w:p>
+      <w:r>
+        <w:rPr>
+          <w:rFonts w:ascii="맑은 고딕" w:hAnsi="맑은 고딕" w:eastAsia="맑은 고딕"/>
+          <w:sz w:val="21"/>
+        </w:rPr>
+        <w:t>④ .arc</w:t>
       </w:r>
     </w:p>
     <w:p>
@@ -1077,7 +1077,7 @@
           <w:rFonts w:ascii="맑은 고딕" w:hAnsi="맑은 고딕" w:eastAsia="맑은 고딕"/>
           <w:sz w:val="21"/>
         </w:rPr>
-        <w:t>① OPEN RESETLOGS</w:t>
+        <w:t>① 리스너 재기동</w:t>
       </w:r>
     </w:p>
     <w:p>
@@ -1095,16 +1095,16 @@
           <w:rFonts w:ascii="맑은 고딕" w:hAnsi="맑은 고딕" w:eastAsia="맑은 고딕"/>
           <w:sz w:val="21"/>
         </w:rPr>
-        <w:t>③ 컨트롤 파일 재생성</w:t>
-      </w:r>
-    </w:p>
-    <w:p>
-      <w:r>
-        <w:rPr>
-          <w:rFonts w:ascii="맑은 고딕" w:hAnsi="맑은 고딕" w:eastAsia="맑은 고딕"/>
-          <w:sz w:val="21"/>
-        </w:rPr>
-        <w:t>④ 리스너 재기동</w:t>
+        <w:t>③ OPEN RESETLOGS</w:t>
+      </w:r>
+    </w:p>
+    <w:p>
+      <w:r>
+        <w:rPr>
+          <w:rFonts w:ascii="맑은 고딕" w:hAnsi="맑은 고딕" w:eastAsia="맑은 고딕"/>
+          <w:sz w:val="21"/>
+        </w:rPr>
+        <w:t>④ 컨트롤 파일 재생성</w:t>
       </w:r>
     </w:p>
     <w:p>
@@ -1148,6 +1148,330 @@
           <w:rFonts w:ascii="맑은 고딕" w:hAnsi="맑은 고딕" w:eastAsia="맑은 고딕"/>
           <w:sz w:val="21"/>
         </w:rPr>
+        <w:t>② READ ONLY</w:t>
+      </w:r>
+    </w:p>
+    <w:p>
+      <w:r>
+        <w:rPr>
+          <w:rFonts w:ascii="맑은 고딕" w:hAnsi="맑은 고딕" w:eastAsia="맑은 고딕"/>
+          <w:sz w:val="21"/>
+        </w:rPr>
+        <w:t>③ READ WRITE</w:t>
+      </w:r>
+    </w:p>
+    <w:p>
+      <w:r>
+        <w:rPr>
+          <w:rFonts w:ascii="맑은 고딕" w:hAnsi="맑은 고딕" w:eastAsia="맑은 고딕"/>
+          <w:sz w:val="21"/>
+        </w:rPr>
+        <w:t>④ MOUNTED</w:t>
+      </w:r>
+    </w:p>
+    <w:p>
+      <w:r>
+        <w:rPr>
+          <w:rFonts w:ascii="맑은 고딕" w:hAnsi="맑은 고딕" w:eastAsia="맑은 고딕"/>
+          <w:sz w:val="21"/>
+        </w:rPr>
+        <w:t>중-02 · 객관식</w:t>
+      </w:r>
+    </w:p>
+    <w:p>
+      <w:r>
+        <w:rPr>
+          <w:rFonts w:ascii="맑은 고딕" w:hAnsi="맑은 고딕" w:eastAsia="맑은 고딕"/>
+          <w:sz w:val="21"/>
+        </w:rPr>
+        <w:t>[중-02] 전환 후 새 Standby에 MRP0가 자동으로 뜬 이유는?</w:t>
+      </w:r>
+    </w:p>
+    <w:p>
+      <w:r>
+        <w:rPr>
+          <w:rFonts w:ascii="맑은 고딕" w:hAnsi="맑은 고딕" w:eastAsia="맑은 고딕"/>
+          <w:sz w:val="21"/>
+        </w:rPr>
+        <w:t>① 파라미터에 설정되어 있어서</w:t>
+      </w:r>
+    </w:p>
+    <w:p>
+      <w:r>
+        <w:rPr>
+          <w:rFonts w:ascii="맑은 고딕" w:hAnsi="맑은 고딕" w:eastAsia="맑은 고딕"/>
+          <w:sz w:val="21"/>
+        </w:rPr>
+        <w:t>② SQL을 실행했기 때문</w:t>
+      </w:r>
+    </w:p>
+    <w:p>
+      <w:r>
+        <w:rPr>
+          <w:rFonts w:ascii="맑은 고딕" w:hAnsi="맑은 고딕" w:eastAsia="맑은 고딕"/>
+          <w:sz w:val="21"/>
+        </w:rPr>
+        <w:t>③ Broker의 `Intended State`가 역할과 함께 옮겨 갔다</w:t>
+      </w:r>
+    </w:p>
+    <w:p>
+      <w:r>
+        <w:rPr>
+          <w:rFonts w:ascii="맑은 고딕" w:hAnsi="맑은 고딕" w:eastAsia="맑은 고딕"/>
+          <w:sz w:val="21"/>
+        </w:rPr>
+        <w:t>④ 관측자가 시작했기 때문</w:t>
+      </w:r>
+    </w:p>
+    <w:p>
+      <w:r>
+        <w:rPr>
+          <w:rFonts w:ascii="맑은 고딕" w:hAnsi="맑은 고딕" w:eastAsia="맑은 고딕"/>
+          <w:sz w:val="21"/>
+        </w:rPr>
+        <w:t>중-03 · 객관식</w:t>
+      </w:r>
+    </w:p>
+    <w:p>
+      <w:r>
+        <w:rPr>
+          <w:rFonts w:ascii="맑은 고딕" w:hAnsi="맑은 고딕" w:eastAsia="맑은 고딕"/>
+          <w:sz w:val="21"/>
+        </w:rPr>
+        <w:t>[중-03] 전환 후 새 Primary의 `LOG_ARCHIVE_DEST_2`는?</w:t>
+      </w:r>
+    </w:p>
+    <w:p>
+      <w:r>
+        <w:rPr>
+          <w:rFonts w:ascii="맑은 고딕" w:hAnsi="맑은 고딕" w:eastAsia="맑은 고딕"/>
+          <w:sz w:val="21"/>
+        </w:rPr>
+        <w:t>① DEFER 상태다</w:t>
+      </w:r>
+    </w:p>
+    <w:p>
+      <w:r>
+        <w:rPr>
+          <w:rFonts w:ascii="맑은 고딕" w:hAnsi="맑은 고딕" w:eastAsia="맑은 고딕"/>
+          <w:sz w:val="21"/>
+        </w:rPr>
+        <w:t>② 전환 전 값 그대로다</w:t>
+      </w:r>
+    </w:p>
+    <w:p>
+      <w:r>
+        <w:rPr>
+          <w:rFonts w:ascii="맑은 고딕" w:hAnsi="맑은 고딕" w:eastAsia="맑은 고딕"/>
+          <w:sz w:val="21"/>
+        </w:rPr>
+        <w:t>③ 비어 있다</w:t>
+      </w:r>
+    </w:p>
+    <w:p>
+      <w:r>
+        <w:rPr>
+          <w:rFonts w:ascii="맑은 고딕" w:hAnsi="맑은 고딕" w:eastAsia="맑은 고딕"/>
+          <w:sz w:val="21"/>
+        </w:rPr>
+        <w:t>④ Broker가 반대 방향으로 다시 썼다 (`service="chicago"`)</w:t>
+      </w:r>
+    </w:p>
+    <w:p>
+      <w:r>
+        <w:rPr>
+          <w:rFonts w:ascii="맑은 고딕" w:hAnsi="맑은 고딕" w:eastAsia="맑은 고딕"/>
+          <w:sz w:val="21"/>
+        </w:rPr>
+        <w:t>중-04 · 객관식</w:t>
+      </w:r>
+    </w:p>
+    <w:p>
+      <w:r>
+        <w:rPr>
+          <w:rFonts w:ascii="맑은 고딕" w:hAnsi="맑은 고딕" w:eastAsia="맑은 고딕"/>
+          <w:sz w:val="21"/>
+        </w:rPr>
+        <w:t>[중-04] 전환 후 `FAL_SERVER`의 실측값은?</w:t>
+      </w:r>
+    </w:p>
+    <w:p>
+      <w:r>
+        <w:rPr>
+          <w:rFonts w:ascii="맑은 고딕" w:hAnsi="맑은 고딕" w:eastAsia="맑은 고딕"/>
+          <w:sz w:val="21"/>
+        </w:rPr>
+        <w:t>① 자기 이름이 들어 있다</w:t>
+      </w:r>
+    </w:p>
+    <w:p>
+      <w:r>
+        <w:rPr>
+          <w:rFonts w:ascii="맑은 고딕" w:hAnsi="맑은 고딕" w:eastAsia="맑은 고딕"/>
+          <w:sz w:val="21"/>
+        </w:rPr>
+        <w:t>② 비어 있다 — Broker는 구성 정보를 쓴다</w:t>
+      </w:r>
+    </w:p>
+    <w:p>
+      <w:r>
+        <w:rPr>
+          <w:rFonts w:ascii="맑은 고딕" w:hAnsi="맑은 고딕" w:eastAsia="맑은 고딕"/>
+          <w:sz w:val="21"/>
+        </w:rPr>
+        <w:t>③ NULL 오류가 난다</w:t>
+      </w:r>
+    </w:p>
+    <w:p>
+      <w:r>
+        <w:rPr>
+          <w:rFonts w:ascii="맑은 고딕" w:hAnsi="맑은 고딕" w:eastAsia="맑은 고딕"/>
+          <w:sz w:val="21"/>
+        </w:rPr>
+        <w:t>④ 상대 이름이 들어 있다</w:t>
+      </w:r>
+    </w:p>
+    <w:p>
+      <w:r>
+        <w:rPr>
+          <w:rFonts w:ascii="맑은 고딕" w:hAnsi="맑은 고딕" w:eastAsia="맑은 고딕"/>
+          <w:sz w:val="21"/>
+        </w:rPr>
+        <w:t>중-05 · 객관식</w:t>
+      </w:r>
+    </w:p>
+    <w:p>
+      <w:r>
+        <w:rPr>
+          <w:rFonts w:ascii="맑은 고딕" w:hAnsi="맑은 고딕" w:eastAsia="맑은 고딕"/>
+          <w:sz w:val="21"/>
+        </w:rPr>
+        <w:t>[중-05] `LOG_ARCHIVE_CONFIG`에 `farsync`가 남아 있는 이유는?</w:t>
+      </w:r>
+    </w:p>
+    <w:p>
+      <w:r>
+        <w:rPr>
+          <w:rFonts w:ascii="맑은 고딕" w:hAnsi="맑은 고딕" w:eastAsia="맑은 고딕"/>
+          <w:sz w:val="21"/>
+        </w:rPr>
+        <w:t>① 10장 Far Sync 구성의 잔여물이다</w:t>
+      </w:r>
+    </w:p>
+    <w:p>
+      <w:r>
+        <w:rPr>
+          <w:rFonts w:ascii="맑은 고딕" w:hAnsi="맑은 고딕" w:eastAsia="맑은 고딕"/>
+          <w:sz w:val="21"/>
+        </w:rPr>
+        <w:t>② 오류다</w:t>
+      </w:r>
+    </w:p>
+    <w:p>
+      <w:r>
+        <w:rPr>
+          <w:rFonts w:ascii="맑은 고딕" w:hAnsi="맑은 고딕" w:eastAsia="맑은 고딕"/>
+          <w:sz w:val="21"/>
+        </w:rPr>
+        <w:t>③ 전환에 필요하다</w:t>
+      </w:r>
+    </w:p>
+    <w:p>
+      <w:r>
+        <w:rPr>
+          <w:rFonts w:ascii="맑은 고딕" w:hAnsi="맑은 고딕" w:eastAsia="맑은 고딕"/>
+          <w:sz w:val="21"/>
+        </w:rPr>
+        <w:t>④ Broker가 자동으로 넣었다</w:t>
+      </w:r>
+    </w:p>
+    <w:p>
+      <w:r>
+        <w:rPr>
+          <w:rFonts w:ascii="맑은 고딕" w:hAnsi="맑은 고딕" w:eastAsia="맑은 고딕"/>
+          <w:sz w:val="21"/>
+        </w:rPr>
+        <w:t>중-06 · 객관식</w:t>
+      </w:r>
+    </w:p>
+    <w:p>
+      <w:r>
+        <w:rPr>
+          <w:rFonts w:ascii="맑은 고딕" w:hAnsi="맑은 고딕" w:eastAsia="맑은 고딕"/>
+          <w:sz w:val="21"/>
+        </w:rPr>
+        <w:t>[중-06] `ALTER DATABASE SWITCHOVER TO boston`을 Broker 환경에서 실행하면?</w:t>
+      </w:r>
+    </w:p>
+    <w:p>
+      <w:r>
+        <w:rPr>
+          <w:rFonts w:ascii="맑은 고딕" w:hAnsi="맑은 고딕" w:eastAsia="맑은 고딕"/>
+          <w:sz w:val="21"/>
+        </w:rPr>
+        <w:t>① ORA-16627로 거부된다</w:t>
+      </w:r>
+    </w:p>
+    <w:p>
+      <w:r>
+        <w:rPr>
+          <w:rFonts w:ascii="맑은 고딕" w:hAnsi="맑은 고딕" w:eastAsia="맑은 고딕"/>
+          <w:sz w:val="21"/>
+        </w:rPr>
+        <w:t>② 거부되지 않고 `Database altered.`가 나온다</w:t>
+      </w:r>
+    </w:p>
+    <w:p>
+      <w:r>
+        <w:rPr>
+          <w:rFonts w:ascii="맑은 고딕" w:hAnsi="맑은 고딕" w:eastAsia="맑은 고딕"/>
+          <w:sz w:val="21"/>
+        </w:rPr>
+        <w:t>③ ORA-16816으로 거부된다</w:t>
+      </w:r>
+    </w:p>
+    <w:p>
+      <w:r>
+        <w:rPr>
+          <w:rFonts w:ascii="맑은 고딕" w:hAnsi="맑은 고딕" w:eastAsia="맑은 고딕"/>
+          <w:sz w:val="21"/>
+        </w:rPr>
+        <w:t>④ 경고 후 진행된다</w:t>
+      </w:r>
+    </w:p>
+    <w:p>
+      <w:r>
+        <w:rPr>
+          <w:rFonts w:ascii="맑은 고딕" w:hAnsi="맑은 고딕" w:eastAsia="맑은 고딕"/>
+          <w:sz w:val="21"/>
+        </w:rPr>
+        <w:t>중-07 · 객관식</w:t>
+      </w:r>
+    </w:p>
+    <w:p>
+      <w:r>
+        <w:rPr>
+          <w:rFonts w:ascii="맑은 고딕" w:hAnsi="맑은 고딕" w:eastAsia="맑은 고딕"/>
+          <w:sz w:val="21"/>
+        </w:rPr>
+        <w:t>[중-07] 그 직후 옛 Primary의 상태는?</w:t>
+      </w:r>
+    </w:p>
+    <w:p>
+      <w:r>
+        <w:rPr>
+          <w:rFonts w:ascii="맑은 고딕" w:hAnsi="맑은 고딕" w:eastAsia="맑은 고딕"/>
+          <w:sz w:val="21"/>
+        </w:rPr>
+        <w:t>① READ WRITE 그대로</w:t>
+      </w:r>
+    </w:p>
+    <w:p>
+      <w:r>
+        <w:rPr>
+          <w:rFonts w:ascii="맑은 고딕" w:hAnsi="맑은 고딕" w:eastAsia="맑은 고딕"/>
+          <w:sz w:val="21"/>
+        </w:rPr>
         <w:t>② MOUNTED</w:t>
       </w:r>
     </w:p>
@@ -1157,7 +1481,61 @@
           <w:rFonts w:ascii="맑은 고딕" w:hAnsi="맑은 고딕" w:eastAsia="맑은 고딕"/>
           <w:sz w:val="21"/>
         </w:rPr>
-        <w:t>③ READ WRITE</w:t>
+        <w:t>③ 인스턴스가 내려가 조회 시 ORA-01034</w:t>
+      </w:r>
+    </w:p>
+    <w:p>
+      <w:r>
+        <w:rPr>
+          <w:rFonts w:ascii="맑은 고딕" w:hAnsi="맑은 고딕" w:eastAsia="맑은 고딕"/>
+          <w:sz w:val="21"/>
+        </w:rPr>
+        <w:t>④ READ ONLY WITH APPLY</w:t>
+      </w:r>
+    </w:p>
+    <w:p>
+      <w:r>
+        <w:rPr>
+          <w:rFonts w:ascii="맑은 고딕" w:hAnsi="맑은 고딕" w:eastAsia="맑은 고딕"/>
+          <w:sz w:val="21"/>
+        </w:rPr>
+        <w:t>중-08 · 객관식</w:t>
+      </w:r>
+    </w:p>
+    <w:p>
+      <w:r>
+        <w:rPr>
+          <w:rFonts w:ascii="맑은 고딕" w:hAnsi="맑은 고딕" w:eastAsia="맑은 고딕"/>
+          <w:sz w:val="21"/>
+        </w:rPr>
+        <w:t>[중-08] 그 직후 새 Primary의 `OPEN_MODE`는?</w:t>
+      </w:r>
+    </w:p>
+    <w:p>
+      <w:r>
+        <w:rPr>
+          <w:rFonts w:ascii="맑은 고딕" w:hAnsi="맑은 고딕" w:eastAsia="맑은 고딕"/>
+          <w:sz w:val="21"/>
+        </w:rPr>
+        <w:t>① MOUNTED — 열리지 않는다</w:t>
+      </w:r>
+    </w:p>
+    <w:p>
+      <w:r>
+        <w:rPr>
+          <w:rFonts w:ascii="맑은 고딕" w:hAnsi="맑은 고딕" w:eastAsia="맑은 고딕"/>
+          <w:sz w:val="21"/>
+        </w:rPr>
+        <w:t>② READ WRITE</w:t>
+      </w:r>
+    </w:p>
+    <w:p>
+      <w:r>
+        <w:rPr>
+          <w:rFonts w:ascii="맑은 고딕" w:hAnsi="맑은 고딕" w:eastAsia="맑은 고딕"/>
+          <w:sz w:val="21"/>
+        </w:rPr>
+        <w:t>③ NOMOUNT</w:t>
       </w:r>
     </w:p>
     <w:p>
@@ -1175,384 +1553,6 @@
           <w:rFonts w:ascii="맑은 고딕" w:hAnsi="맑은 고딕" w:eastAsia="맑은 고딕"/>
           <w:sz w:val="21"/>
         </w:rPr>
-        <w:t>중-02 · 객관식</w:t>
-      </w:r>
-    </w:p>
-    <w:p>
-      <w:r>
-        <w:rPr>
-          <w:rFonts w:ascii="맑은 고딕" w:hAnsi="맑은 고딕" w:eastAsia="맑은 고딕"/>
-          <w:sz w:val="21"/>
-        </w:rPr>
-        <w:t>[중-02] 전환 후 새 Standby에 MRP0가 자동으로 뜬 이유는?</w:t>
-      </w:r>
-    </w:p>
-    <w:p>
-      <w:r>
-        <w:rPr>
-          <w:rFonts w:ascii="맑은 고딕" w:hAnsi="맑은 고딕" w:eastAsia="맑은 고딕"/>
-          <w:sz w:val="21"/>
-        </w:rPr>
-        <w:t>① Broker의 `Intended State`가 역할과 함께 옮겨 갔다</w:t>
-      </w:r>
-    </w:p>
-    <w:p>
-      <w:r>
-        <w:rPr>
-          <w:rFonts w:ascii="맑은 고딕" w:hAnsi="맑은 고딕" w:eastAsia="맑은 고딕"/>
-          <w:sz w:val="21"/>
-        </w:rPr>
-        <w:t>② SQL을 실행했기 때문</w:t>
-      </w:r>
-    </w:p>
-    <w:p>
-      <w:r>
-        <w:rPr>
-          <w:rFonts w:ascii="맑은 고딕" w:hAnsi="맑은 고딕" w:eastAsia="맑은 고딕"/>
-          <w:sz w:val="21"/>
-        </w:rPr>
-        <w:t>③ 파라미터에 설정되어 있어서</w:t>
-      </w:r>
-    </w:p>
-    <w:p>
-      <w:r>
-        <w:rPr>
-          <w:rFonts w:ascii="맑은 고딕" w:hAnsi="맑은 고딕" w:eastAsia="맑은 고딕"/>
-          <w:sz w:val="21"/>
-        </w:rPr>
-        <w:t>④ 관측자가 시작했기 때문</w:t>
-      </w:r>
-    </w:p>
-    <w:p>
-      <w:r>
-        <w:rPr>
-          <w:rFonts w:ascii="맑은 고딕" w:hAnsi="맑은 고딕" w:eastAsia="맑은 고딕"/>
-          <w:sz w:val="21"/>
-        </w:rPr>
-        <w:t>중-03 · 객관식</w:t>
-      </w:r>
-    </w:p>
-    <w:p>
-      <w:r>
-        <w:rPr>
-          <w:rFonts w:ascii="맑은 고딕" w:hAnsi="맑은 고딕" w:eastAsia="맑은 고딕"/>
-          <w:sz w:val="21"/>
-        </w:rPr>
-        <w:t>[중-03] 전환 후 새 Primary의 `LOG_ARCHIVE_DEST_2`는?</w:t>
-      </w:r>
-    </w:p>
-    <w:p>
-      <w:r>
-        <w:rPr>
-          <w:rFonts w:ascii="맑은 고딕" w:hAnsi="맑은 고딕" w:eastAsia="맑은 고딕"/>
-          <w:sz w:val="21"/>
-        </w:rPr>
-        <w:t>① Broker가 반대 방향으로 다시 썼다 (`service="chicago"`)</w:t>
-      </w:r>
-    </w:p>
-    <w:p>
-      <w:r>
-        <w:rPr>
-          <w:rFonts w:ascii="맑은 고딕" w:hAnsi="맑은 고딕" w:eastAsia="맑은 고딕"/>
-          <w:sz w:val="21"/>
-        </w:rPr>
-        <w:t>② 비어 있다</w:t>
-      </w:r>
-    </w:p>
-    <w:p>
-      <w:r>
-        <w:rPr>
-          <w:rFonts w:ascii="맑은 고딕" w:hAnsi="맑은 고딕" w:eastAsia="맑은 고딕"/>
-          <w:sz w:val="21"/>
-        </w:rPr>
-        <w:t>③ 전환 전 값 그대로다</w:t>
-      </w:r>
-    </w:p>
-    <w:p>
-      <w:r>
-        <w:rPr>
-          <w:rFonts w:ascii="맑은 고딕" w:hAnsi="맑은 고딕" w:eastAsia="맑은 고딕"/>
-          <w:sz w:val="21"/>
-        </w:rPr>
-        <w:t>④ DEFER 상태다</w:t>
-      </w:r>
-    </w:p>
-    <w:p>
-      <w:r>
-        <w:rPr>
-          <w:rFonts w:ascii="맑은 고딕" w:hAnsi="맑은 고딕" w:eastAsia="맑은 고딕"/>
-          <w:sz w:val="21"/>
-        </w:rPr>
-        <w:t>중-04 · 객관식</w:t>
-      </w:r>
-    </w:p>
-    <w:p>
-      <w:r>
-        <w:rPr>
-          <w:rFonts w:ascii="맑은 고딕" w:hAnsi="맑은 고딕" w:eastAsia="맑은 고딕"/>
-          <w:sz w:val="21"/>
-        </w:rPr>
-        <w:t>[중-04] 전환 후 `FAL_SERVER`의 실측값은?</w:t>
-      </w:r>
-    </w:p>
-    <w:p>
-      <w:r>
-        <w:rPr>
-          <w:rFonts w:ascii="맑은 고딕" w:hAnsi="맑은 고딕" w:eastAsia="맑은 고딕"/>
-          <w:sz w:val="21"/>
-        </w:rPr>
-        <w:t>① 비어 있다 — Broker는 구성 정보를 쓴다</w:t>
-      </w:r>
-    </w:p>
-    <w:p>
-      <w:r>
-        <w:rPr>
-          <w:rFonts w:ascii="맑은 고딕" w:hAnsi="맑은 고딕" w:eastAsia="맑은 고딕"/>
-          <w:sz w:val="21"/>
-        </w:rPr>
-        <w:t>② 상대 이름이 들어 있다</w:t>
-      </w:r>
-    </w:p>
-    <w:p>
-      <w:r>
-        <w:rPr>
-          <w:rFonts w:ascii="맑은 고딕" w:hAnsi="맑은 고딕" w:eastAsia="맑은 고딕"/>
-          <w:sz w:val="21"/>
-        </w:rPr>
-        <w:t>③ 자기 이름이 들어 있다</w:t>
-      </w:r>
-    </w:p>
-    <w:p>
-      <w:r>
-        <w:rPr>
-          <w:rFonts w:ascii="맑은 고딕" w:hAnsi="맑은 고딕" w:eastAsia="맑은 고딕"/>
-          <w:sz w:val="21"/>
-        </w:rPr>
-        <w:t>④ NULL 오류가 난다</w:t>
-      </w:r>
-    </w:p>
-    <w:p>
-      <w:r>
-        <w:rPr>
-          <w:rFonts w:ascii="맑은 고딕" w:hAnsi="맑은 고딕" w:eastAsia="맑은 고딕"/>
-          <w:sz w:val="21"/>
-        </w:rPr>
-        <w:t>중-05 · 객관식</w:t>
-      </w:r>
-    </w:p>
-    <w:p>
-      <w:r>
-        <w:rPr>
-          <w:rFonts w:ascii="맑은 고딕" w:hAnsi="맑은 고딕" w:eastAsia="맑은 고딕"/>
-          <w:sz w:val="21"/>
-        </w:rPr>
-        <w:t>[중-05] `LOG_ARCHIVE_CONFIG`에 `farsync`가 남아 있는 이유는?</w:t>
-      </w:r>
-    </w:p>
-    <w:p>
-      <w:r>
-        <w:rPr>
-          <w:rFonts w:ascii="맑은 고딕" w:hAnsi="맑은 고딕" w:eastAsia="맑은 고딕"/>
-          <w:sz w:val="21"/>
-        </w:rPr>
-        <w:t>① 10장 Far Sync 구성의 잔여물이다</w:t>
-      </w:r>
-    </w:p>
-    <w:p>
-      <w:r>
-        <w:rPr>
-          <w:rFonts w:ascii="맑은 고딕" w:hAnsi="맑은 고딕" w:eastAsia="맑은 고딕"/>
-          <w:sz w:val="21"/>
-        </w:rPr>
-        <w:t>② Broker가 자동으로 넣었다</w:t>
-      </w:r>
-    </w:p>
-    <w:p>
-      <w:r>
-        <w:rPr>
-          <w:rFonts w:ascii="맑은 고딕" w:hAnsi="맑은 고딕" w:eastAsia="맑은 고딕"/>
-          <w:sz w:val="21"/>
-        </w:rPr>
-        <w:t>③ 전환에 필요하다</w:t>
-      </w:r>
-    </w:p>
-    <w:p>
-      <w:r>
-        <w:rPr>
-          <w:rFonts w:ascii="맑은 고딕" w:hAnsi="맑은 고딕" w:eastAsia="맑은 고딕"/>
-          <w:sz w:val="21"/>
-        </w:rPr>
-        <w:t>④ 오류다</w:t>
-      </w:r>
-    </w:p>
-    <w:p>
-      <w:r>
-        <w:rPr>
-          <w:rFonts w:ascii="맑은 고딕" w:hAnsi="맑은 고딕" w:eastAsia="맑은 고딕"/>
-          <w:sz w:val="21"/>
-        </w:rPr>
-        <w:t>중-06 · 객관식</w:t>
-      </w:r>
-    </w:p>
-    <w:p>
-      <w:r>
-        <w:rPr>
-          <w:rFonts w:ascii="맑은 고딕" w:hAnsi="맑은 고딕" w:eastAsia="맑은 고딕"/>
-          <w:sz w:val="21"/>
-        </w:rPr>
-        <w:t>[중-06] `ALTER DATABASE SWITCHOVER TO boston`을 Broker 환경에서 실행하면?</w:t>
-      </w:r>
-    </w:p>
-    <w:p>
-      <w:r>
-        <w:rPr>
-          <w:rFonts w:ascii="맑은 고딕" w:hAnsi="맑은 고딕" w:eastAsia="맑은 고딕"/>
-          <w:sz w:val="21"/>
-        </w:rPr>
-        <w:t>① 거부되지 않고 `Database altered.`가 나온다</w:t>
-      </w:r>
-    </w:p>
-    <w:p>
-      <w:r>
-        <w:rPr>
-          <w:rFonts w:ascii="맑은 고딕" w:hAnsi="맑은 고딕" w:eastAsia="맑은 고딕"/>
-          <w:sz w:val="21"/>
-        </w:rPr>
-        <w:t>② ORA-16816으로 거부된다</w:t>
-      </w:r>
-    </w:p>
-    <w:p>
-      <w:r>
-        <w:rPr>
-          <w:rFonts w:ascii="맑은 고딕" w:hAnsi="맑은 고딕" w:eastAsia="맑은 고딕"/>
-          <w:sz w:val="21"/>
-        </w:rPr>
-        <w:t>③ 경고 후 진행된다</w:t>
-      </w:r>
-    </w:p>
-    <w:p>
-      <w:r>
-        <w:rPr>
-          <w:rFonts w:ascii="맑은 고딕" w:hAnsi="맑은 고딕" w:eastAsia="맑은 고딕"/>
-          <w:sz w:val="21"/>
-        </w:rPr>
-        <w:t>④ ORA-16627로 거부된다</w:t>
-      </w:r>
-    </w:p>
-    <w:p>
-      <w:r>
-        <w:rPr>
-          <w:rFonts w:ascii="맑은 고딕" w:hAnsi="맑은 고딕" w:eastAsia="맑은 고딕"/>
-          <w:sz w:val="21"/>
-        </w:rPr>
-        <w:t>중-07 · 객관식</w:t>
-      </w:r>
-    </w:p>
-    <w:p>
-      <w:r>
-        <w:rPr>
-          <w:rFonts w:ascii="맑은 고딕" w:hAnsi="맑은 고딕" w:eastAsia="맑은 고딕"/>
-          <w:sz w:val="21"/>
-        </w:rPr>
-        <w:t>[중-07] 그 직후 옛 Primary의 상태는?</w:t>
-      </w:r>
-    </w:p>
-    <w:p>
-      <w:r>
-        <w:rPr>
-          <w:rFonts w:ascii="맑은 고딕" w:hAnsi="맑은 고딕" w:eastAsia="맑은 고딕"/>
-          <w:sz w:val="21"/>
-        </w:rPr>
-        <w:t>① 인스턴스가 내려가 조회 시 ORA-01034</w:t>
-      </w:r>
-    </w:p>
-    <w:p>
-      <w:r>
-        <w:rPr>
-          <w:rFonts w:ascii="맑은 고딕" w:hAnsi="맑은 고딕" w:eastAsia="맑은 고딕"/>
-          <w:sz w:val="21"/>
-        </w:rPr>
-        <w:t>② READ ONLY WITH APPLY</w:t>
-      </w:r>
-    </w:p>
-    <w:p>
-      <w:r>
-        <w:rPr>
-          <w:rFonts w:ascii="맑은 고딕" w:hAnsi="맑은 고딕" w:eastAsia="맑은 고딕"/>
-          <w:sz w:val="21"/>
-        </w:rPr>
-        <w:t>③ MOUNTED</w:t>
-      </w:r>
-    </w:p>
-    <w:p>
-      <w:r>
-        <w:rPr>
-          <w:rFonts w:ascii="맑은 고딕" w:hAnsi="맑은 고딕" w:eastAsia="맑은 고딕"/>
-          <w:sz w:val="21"/>
-        </w:rPr>
-        <w:t>④ READ WRITE 그대로</w:t>
-      </w:r>
-    </w:p>
-    <w:p>
-      <w:r>
-        <w:rPr>
-          <w:rFonts w:ascii="맑은 고딕" w:hAnsi="맑은 고딕" w:eastAsia="맑은 고딕"/>
-          <w:sz w:val="21"/>
-        </w:rPr>
-        <w:t>중-08 · 객관식</w:t>
-      </w:r>
-    </w:p>
-    <w:p>
-      <w:r>
-        <w:rPr>
-          <w:rFonts w:ascii="맑은 고딕" w:hAnsi="맑은 고딕" w:eastAsia="맑은 고딕"/>
-          <w:sz w:val="21"/>
-        </w:rPr>
-        <w:t>[중-08] 그 직후 새 Primary의 `OPEN_MODE`는?</w:t>
-      </w:r>
-    </w:p>
-    <w:p>
-      <w:r>
-        <w:rPr>
-          <w:rFonts w:ascii="맑은 고딕" w:hAnsi="맑은 고딕" w:eastAsia="맑은 고딕"/>
-          <w:sz w:val="21"/>
-        </w:rPr>
-        <w:t>① MOUNTED — 열리지 않는다</w:t>
-      </w:r>
-    </w:p>
-    <w:p>
-      <w:r>
-        <w:rPr>
-          <w:rFonts w:ascii="맑은 고딕" w:hAnsi="맑은 고딕" w:eastAsia="맑은 고딕"/>
-          <w:sz w:val="21"/>
-        </w:rPr>
-        <w:t>② READ WRITE</w:t>
-      </w:r>
-    </w:p>
-    <w:p>
-      <w:r>
-        <w:rPr>
-          <w:rFonts w:ascii="맑은 고딕" w:hAnsi="맑은 고딕" w:eastAsia="맑은 고딕"/>
-          <w:sz w:val="21"/>
-        </w:rPr>
-        <w:t>③ READ ONLY</w:t>
-      </w:r>
-    </w:p>
-    <w:p>
-      <w:r>
-        <w:rPr>
-          <w:rFonts w:ascii="맑은 고딕" w:hAnsi="맑은 고딕" w:eastAsia="맑은 고딕"/>
-          <w:sz w:val="21"/>
-        </w:rPr>
-        <w:t>④ NOMOUNT</w:t>
-      </w:r>
-    </w:p>
-    <w:p>
-      <w:r>
-        <w:rPr>
-          <w:rFonts w:ascii="맑은 고딕" w:hAnsi="맑은 고딕" w:eastAsia="맑은 고딕"/>
-          <w:sz w:val="21"/>
-        </w:rPr>
         <w:t>중-09 · 객관식</w:t>
       </w:r>
     </w:p>
@@ -1571,16 +1571,16 @@
           <w:rFonts w:ascii="맑은 고딕" w:hAnsi="맑은 고딕" w:eastAsia="맑은 고딕"/>
           <w:sz w:val="21"/>
         </w:rPr>
-        <w:t>① ORA-16816: incorrect database role</w:t>
-      </w:r>
-    </w:p>
-    <w:p>
-      <w:r>
-        <w:rPr>
-          <w:rFonts w:ascii="맑은 고딕" w:hAnsi="맑은 고딕" w:eastAsia="맑은 고딕"/>
-          <w:sz w:val="21"/>
-        </w:rPr>
-        <w:t>② ORA-16558</w:t>
+        <w:t>① ORA-16786</w:t>
+      </w:r>
+    </w:p>
+    <w:p>
+      <w:r>
+        <w:rPr>
+          <w:rFonts w:ascii="맑은 고딕" w:hAnsi="맑은 고딕" w:eastAsia="맑은 고딕"/>
+          <w:sz w:val="21"/>
+        </w:rPr>
+        <w:t>② ORA-16816: incorrect database role</w:t>
       </w:r>
     </w:p>
     <w:p>
@@ -1598,7 +1598,7 @@
           <w:rFonts w:ascii="맑은 고딕" w:hAnsi="맑은 고딕" w:eastAsia="맑은 고딕"/>
           <w:sz w:val="21"/>
         </w:rPr>
-        <w:t>④ ORA-16786</w:t>
+        <w:t>④ ORA-16558</w:t>
       </w:r>
     </w:p>
     <w:p>
@@ -1625,16 +1625,502 @@
           <w:rFonts w:ascii="맑은 고딕" w:hAnsi="맑은 고딕" w:eastAsia="맑은 고딕"/>
           <w:sz w:val="21"/>
         </w:rPr>
-        <w:t>① `DESTINATION`이 비어 있고 `INACTIVE` — 전송이 없다</w:t>
-      </w:r>
-    </w:p>
-    <w:p>
-      <w:r>
-        <w:rPr>
-          <w:rFonts w:ascii="맑은 고딕" w:hAnsi="맑은 고딕" w:eastAsia="맑은 고딕"/>
-          <w:sz w:val="21"/>
-        </w:rPr>
-        <w:t>② VALID</w:t>
+        <w:t>① VALID</w:t>
+      </w:r>
+    </w:p>
+    <w:p>
+      <w:r>
+        <w:rPr>
+          <w:rFonts w:ascii="맑은 고딕" w:hAnsi="맑은 고딕" w:eastAsia="맑은 고딕"/>
+          <w:sz w:val="21"/>
+        </w:rPr>
+        <w:t>② `DESTINATION`이 비어 있고 `INACTIVE` — 전송이 없다</w:t>
+      </w:r>
+    </w:p>
+    <w:p>
+      <w:r>
+        <w:rPr>
+          <w:rFonts w:ascii="맑은 고딕" w:hAnsi="맑은 고딕" w:eastAsia="맑은 고딕"/>
+          <w:sz w:val="21"/>
+        </w:rPr>
+        <w:t>③ DEFERRED</w:t>
+      </w:r>
+    </w:p>
+    <w:p>
+      <w:r>
+        <w:rPr>
+          <w:rFonts w:ascii="맑은 고딕" w:hAnsi="맑은 고딕" w:eastAsia="맑은 고딕"/>
+          <w:sz w:val="21"/>
+        </w:rPr>
+        <w:t>④ ERROR</w:t>
+      </w:r>
+    </w:p>
+    <w:p>
+      <w:r>
+        <w:rPr>
+          <w:rFonts w:ascii="맑은 고딕" w:hAnsi="맑은 고딕" w:eastAsia="맑은 고딕"/>
+          <w:sz w:val="21"/>
+        </w:rPr>
+        <w:t>중-11 · 객관식</w:t>
+      </w:r>
+    </w:p>
+    <w:p>
+      <w:r>
+        <w:rPr>
+          <w:rFonts w:ascii="맑은 고딕" w:hAnsi="맑은 고딕" w:eastAsia="맑은 고딕"/>
+          <w:sz w:val="21"/>
+        </w:rPr>
+        <w:t>[중-11] 그 상태에서 SQL로 되돌리려 하면?</w:t>
+      </w:r>
+    </w:p>
+    <w:p>
+      <w:r>
+        <w:rPr>
+          <w:rFonts w:ascii="맑은 고딕" w:hAnsi="맑은 고딕" w:eastAsia="맑은 고딕"/>
+          <w:sz w:val="21"/>
+        </w:rPr>
+        <w:t>① ORA-16468: error connecting to switchover target</w:t>
+      </w:r>
+    </w:p>
+    <w:p>
+      <w:r>
+        <w:rPr>
+          <w:rFonts w:ascii="맑은 고딕" w:hAnsi="맑은 고딕" w:eastAsia="맑은 고딕"/>
+          <w:sz w:val="21"/>
+        </w:rPr>
+        <w:t>② 성공한다</w:t>
+      </w:r>
+    </w:p>
+    <w:p>
+      <w:r>
+        <w:rPr>
+          <w:rFonts w:ascii="맑은 고딕" w:hAnsi="맑은 고딕" w:eastAsia="맑은 고딕"/>
+          <w:sz w:val="21"/>
+        </w:rPr>
+        <w:t>③ ORA-16816</w:t>
+      </w:r>
+    </w:p>
+    <w:p>
+      <w:r>
+        <w:rPr>
+          <w:rFonts w:ascii="맑은 고딕" w:hAnsi="맑은 고딕" w:eastAsia="맑은 고딕"/>
+          <w:sz w:val="21"/>
+        </w:rPr>
+        <w:t>④ ORA-16558</w:t>
+      </w:r>
+    </w:p>
+    <w:p>
+      <w:r>
+        <w:rPr>
+          <w:rFonts w:ascii="맑은 고딕" w:hAnsi="맑은 고딕" w:eastAsia="맑은 고딕"/>
+          <w:sz w:val="21"/>
+        </w:rPr>
+        <w:t>중-12 · 객관식</w:t>
+      </w:r>
+    </w:p>
+    <w:p>
+      <w:r>
+        <w:rPr>
+          <w:rFonts w:ascii="맑은 고딕" w:hAnsi="맑은 고딕" w:eastAsia="맑은 고딕"/>
+          <w:sz w:val="21"/>
+        </w:rPr>
+        <w:t>[중-12] 어긋난 구성을 복구하는 올바른 순서는?</w:t>
+      </w:r>
+    </w:p>
+    <w:p>
+      <w:r>
+        <w:rPr>
+          <w:rFonts w:ascii="맑은 고딕" w:hAnsi="맑은 고딕" w:eastAsia="맑은 고딕"/>
+          <w:sz w:val="21"/>
+        </w:rPr>
+        <w:t>① IMPORT CONFIGURATION</w:t>
+      </w:r>
+    </w:p>
+    <w:p>
+      <w:r>
+        <w:rPr>
+          <w:rFonts w:ascii="맑은 고딕" w:hAnsi="맑은 고딕" w:eastAsia="맑은 고딕"/>
+          <w:sz w:val="21"/>
+        </w:rPr>
+        <w:t>② 데이터베이스를 재구축한다</w:t>
+      </w:r>
+    </w:p>
+    <w:p>
+      <w:r>
+        <w:rPr>
+          <w:rFonts w:ascii="맑은 고딕" w:hAnsi="맑은 고딕" w:eastAsia="맑은 고딕"/>
+          <w:sz w:val="21"/>
+        </w:rPr>
+        <w:t>③ REMOVE → CREATE → ADD → ENABLE → SWITCHOVER</w:t>
+      </w:r>
+    </w:p>
+    <w:p>
+      <w:r>
+        <w:rPr>
+          <w:rFonts w:ascii="맑은 고딕" w:hAnsi="맑은 고딕" w:eastAsia="맑은 고딕"/>
+          <w:sz w:val="21"/>
+        </w:rPr>
+        <w:t>④ ENABLE → SWITCHOVER</w:t>
+      </w:r>
+    </w:p>
+    <w:p>
+      <w:r>
+        <w:rPr>
+          <w:rFonts w:ascii="맑은 고딕" w:hAnsi="맑은 고딕" w:eastAsia="맑은 고딕"/>
+          <w:sz w:val="21"/>
+        </w:rPr>
+        <w:t>중-13 · 객관식</w:t>
+      </w:r>
+    </w:p>
+    <w:p>
+      <w:r>
+        <w:rPr>
+          <w:rFonts w:ascii="맑은 고딕" w:hAnsi="맑은 고딕" w:eastAsia="맑은 고딕"/>
+          <w:sz w:val="21"/>
+        </w:rPr>
+        <w:t>[중-13] `REMOVE CONFIGURATION`이 안전한 이유는?</w:t>
+      </w:r>
+    </w:p>
+    <w:p>
+      <w:r>
+        <w:rPr>
+          <w:rFonts w:ascii="맑은 고딕" w:hAnsi="맑은 고딕" w:eastAsia="맑은 고딕"/>
+          <w:sz w:val="21"/>
+        </w:rPr>
+        <w:t>① 되돌릴 수 있다</w:t>
+      </w:r>
+    </w:p>
+    <w:p>
+      <w:r>
+        <w:rPr>
+          <w:rFonts w:ascii="맑은 고딕" w:hAnsi="맑은 고딕" w:eastAsia="맑은 고딕"/>
+          <w:sz w:val="21"/>
+        </w:rPr>
+        <w:t>② Primary에서만 실행되기 때문</w:t>
+      </w:r>
+    </w:p>
+    <w:p>
+      <w:r>
+        <w:rPr>
+          <w:rFonts w:ascii="맑은 고딕" w:hAnsi="맑은 고딕" w:eastAsia="맑은 고딕"/>
+          <w:sz w:val="21"/>
+        </w:rPr>
+        <w:t>③ 백업을 자동으로 남긴다</w:t>
+      </w:r>
+    </w:p>
+    <w:p>
+      <w:r>
+        <w:rPr>
+          <w:rFonts w:ascii="맑은 고딕" w:hAnsi="맑은 고딕" w:eastAsia="맑은 고딕"/>
+          <w:sz w:val="21"/>
+        </w:rPr>
+        <w:t>④ 구성 메타데이터만 지우고 데이터베이스를 건드리지 않는다</w:t>
+      </w:r>
+    </w:p>
+    <w:p>
+      <w:r>
+        <w:rPr>
+          <w:rFonts w:ascii="맑은 고딕" w:hAnsi="맑은 고딕" w:eastAsia="맑은 고딕"/>
+          <w:sz w:val="21"/>
+        </w:rPr>
+        <w:t>중-14 · 객관식</w:t>
+      </w:r>
+    </w:p>
+    <w:p>
+      <w:r>
+        <w:rPr>
+          <w:rFonts w:ascii="맑은 고딕" w:hAnsi="맑은 고딕" w:eastAsia="맑은 고딕"/>
+          <w:sz w:val="21"/>
+        </w:rPr>
+        <w:t>[중-14] Primary가 죽었을 때 Standby의 `V$DATAGUARD_STATUS` 메시지는?</w:t>
+      </w:r>
+    </w:p>
+    <w:p>
+      <w:r>
+        <w:rPr>
+          <w:rFonts w:ascii="맑은 고딕" w:hAnsi="맑은 고딕" w:eastAsia="맑은 고딕"/>
+          <w:sz w:val="21"/>
+        </w:rPr>
+        <w:t>① Primary database is down</w:t>
+      </w:r>
+    </w:p>
+    <w:p>
+      <w:r>
+        <w:rPr>
+          <w:rFonts w:ascii="맑은 고딕" w:hAnsi="맑은 고딕" w:eastAsia="맑은 고딕"/>
+          <w:sz w:val="21"/>
+        </w:rPr>
+        <w:t>② ORA-01034 received</w:t>
+      </w:r>
+    </w:p>
+    <w:p>
+      <w:r>
+        <w:rPr>
+          <w:rFonts w:ascii="맑은 고딕" w:hAnsi="맑은 고딕" w:eastAsia="맑은 고딕"/>
+          <w:sz w:val="21"/>
+        </w:rPr>
+        <w:t>③ Failover required</w:t>
+      </w:r>
+    </w:p>
+    <w:p>
+      <w:r>
+        <w:rPr>
+          <w:rFonts w:ascii="맑은 고딕" w:hAnsi="맑은 고딕" w:eastAsia="맑은 고딕"/>
+          <w:sz w:val="21"/>
+        </w:rPr>
+        <w:t>④ Possible network disconnect with primary database</w:t>
+      </w:r>
+    </w:p>
+    <w:p>
+      <w:r>
+        <w:rPr>
+          <w:rFonts w:ascii="맑은 고딕" w:hAnsi="맑은 고딕" w:eastAsia="맑은 고딕"/>
+          <w:sz w:val="21"/>
+        </w:rPr>
+        <w:t>중-15 · 객관식</w:t>
+      </w:r>
+    </w:p>
+    <w:p>
+      <w:r>
+        <w:rPr>
+          <w:rFonts w:ascii="맑은 고딕" w:hAnsi="맑은 고딕" w:eastAsia="맑은 고딕"/>
+          <w:sz w:val="21"/>
+        </w:rPr>
+        <w:t>[중-15] 그 메시지의 `ERROR_CODE`는?</w:t>
+      </w:r>
+    </w:p>
+    <w:p>
+      <w:r>
+        <w:rPr>
+          <w:rFonts w:ascii="맑은 고딕" w:hAnsi="맑은 고딕" w:eastAsia="맑은 고딕"/>
+          <w:sz w:val="21"/>
+        </w:rPr>
+        <w:t>① 12541</w:t>
+      </w:r>
+    </w:p>
+    <w:p>
+      <w:r>
+        <w:rPr>
+          <w:rFonts w:ascii="맑은 고딕" w:hAnsi="맑은 고딕" w:eastAsia="맑은 고딕"/>
+          <w:sz w:val="21"/>
+        </w:rPr>
+        <w:t>② 0 — 15장의 필터로는 걸러진다</w:t>
+      </w:r>
+    </w:p>
+    <w:p>
+      <w:r>
+        <w:rPr>
+          <w:rFonts w:ascii="맑은 고딕" w:hAnsi="맑은 고딕" w:eastAsia="맑은 고딕"/>
+          <w:sz w:val="21"/>
+        </w:rPr>
+        <w:t>③ 16661</w:t>
+      </w:r>
+    </w:p>
+    <w:p>
+      <w:r>
+        <w:rPr>
+          <w:rFonts w:ascii="맑은 고딕" w:hAnsi="맑은 고딕" w:eastAsia="맑은 고딕"/>
+          <w:sz w:val="21"/>
+        </w:rPr>
+        <w:t>④ 1034</w:t>
+      </w:r>
+    </w:p>
+    <w:p>
+      <w:r>
+        <w:rPr>
+          <w:rFonts w:ascii="맑은 고딕" w:hAnsi="맑은 고딕" w:eastAsia="맑은 고딕"/>
+          <w:sz w:val="21"/>
+        </w:rPr>
+        <w:t>중-16 · 객관식</w:t>
+      </w:r>
+    </w:p>
+    <w:p>
+      <w:r>
+        <w:rPr>
+          <w:rFonts w:ascii="맑은 고딕" w:hAnsi="맑은 고딕" w:eastAsia="맑은 고딕"/>
+          <w:sz w:val="21"/>
+        </w:rPr>
+        <w:t>[중-16] Broker가 표기한 `ORA-1034`가 SQL*Plus의 표기와 다른 점은?</w:t>
+      </w:r>
+    </w:p>
+    <w:p>
+      <w:r>
+        <w:rPr>
+          <w:rFonts w:ascii="맑은 고딕" w:hAnsi="맑은 고딕" w:eastAsia="맑은 고딕"/>
+          <w:sz w:val="21"/>
+        </w:rPr>
+        <w:t>① 같은 표기다</w:t>
+      </w:r>
+    </w:p>
+    <w:p>
+      <w:r>
+        <w:rPr>
+          <w:rFonts w:ascii="맑은 고딕" w:hAnsi="맑은 고딕" w:eastAsia="맑은 고딕"/>
+          <w:sz w:val="21"/>
+        </w:rPr>
+        <w:t>② 앞의 0을 생략해 자릿수가 다르다</w:t>
+      </w:r>
+    </w:p>
+    <w:p>
+      <w:r>
+        <w:rPr>
+          <w:rFonts w:ascii="맑은 고딕" w:hAnsi="맑은 고딕" w:eastAsia="맑은 고딕"/>
+          <w:sz w:val="21"/>
+        </w:rPr>
+        <w:t>③ 접두어가 다르다</w:t>
+      </w:r>
+    </w:p>
+    <w:p>
+      <w:r>
+        <w:rPr>
+          <w:rFonts w:ascii="맑은 고딕" w:hAnsi="맑은 고딕" w:eastAsia="맑은 고딕"/>
+          <w:sz w:val="21"/>
+        </w:rPr>
+        <w:t>④ 대소문자가 다르다</w:t>
+      </w:r>
+    </w:p>
+    <w:p>
+      <w:r>
+        <w:rPr>
+          <w:rFonts w:ascii="맑은 고딕" w:hAnsi="맑은 고딕" w:eastAsia="맑은 고딕"/>
+          <w:sz w:val="21"/>
+        </w:rPr>
+        <w:t>중-17 · 객관식</w:t>
+      </w:r>
+    </w:p>
+    <w:p>
+      <w:r>
+        <w:rPr>
+          <w:rFonts w:ascii="맑은 고딕" w:hAnsi="맑은 고딕" w:eastAsia="맑은 고딕"/>
+          <w:sz w:val="21"/>
+        </w:rPr>
+        <w:t>[중-17] Primary가 죽은 뒤 `VALIDATE`의 `Ready for Failover` 값은?</w:t>
+      </w:r>
+    </w:p>
+    <w:p>
+      <w:r>
+        <w:rPr>
+          <w:rFonts w:ascii="맑은 고딕" w:hAnsi="맑은 고딕" w:eastAsia="맑은 고딕"/>
+          <w:sz w:val="21"/>
+        </w:rPr>
+        <w:t>① No</w:t>
+      </w:r>
+    </w:p>
+    <w:p>
+      <w:r>
+        <w:rPr>
+          <w:rFonts w:ascii="맑은 고딕" w:hAnsi="맑은 고딕" w:eastAsia="맑은 고딕"/>
+          <w:sz w:val="21"/>
+        </w:rPr>
+        <w:t>② Yes (Primary Not Running)</w:t>
+      </w:r>
+    </w:p>
+    <w:p>
+      <w:r>
+        <w:rPr>
+          <w:rFonts w:ascii="맑은 고딕" w:hAnsi="맑은 고딕" w:eastAsia="맑은 고딕"/>
+          <w:sz w:val="21"/>
+        </w:rPr>
+        <w:t>③ Yes (Primary Running)</w:t>
+      </w:r>
+    </w:p>
+    <w:p>
+      <w:r>
+        <w:rPr>
+          <w:rFonts w:ascii="맑은 고딕" w:hAnsi="맑은 고딕" w:eastAsia="맑은 고딕"/>
+          <w:sz w:val="21"/>
+        </w:rPr>
+        <w:t>④ Unknown</w:t>
+      </w:r>
+    </w:p>
+    <w:p>
+      <w:r>
+        <w:rPr>
+          <w:rFonts w:ascii="맑은 고딕" w:hAnsi="맑은 고딕" w:eastAsia="맑은 고딕"/>
+          <w:sz w:val="21"/>
+        </w:rPr>
+        <w:t>중-18 · 객관식</w:t>
+      </w:r>
+    </w:p>
+    <w:p>
+      <w:r>
+        <w:rPr>
+          <w:rFonts w:ascii="맑은 고딕" w:hAnsi="맑은 고딕" w:eastAsia="맑은 고딕"/>
+          <w:sz w:val="21"/>
+        </w:rPr>
+        <w:t>[중-18] Failover 직후 구성에서 옛 Primary는 어떻게 표시되는가?</w:t>
+      </w:r>
+    </w:p>
+    <w:p>
+      <w:r>
+        <w:rPr>
+          <w:rFonts w:ascii="맑은 고딕" w:hAnsi="맑은 고딕" w:eastAsia="맑은 고딕"/>
+          <w:sz w:val="21"/>
+        </w:rPr>
+        <w:t>① Snapshot standby</w:t>
+      </w:r>
+    </w:p>
+    <w:p>
+      <w:r>
+        <w:rPr>
+          <w:rFonts w:ascii="맑은 고딕" w:hAnsi="맑은 고딕" w:eastAsia="맑은 고딕"/>
+          <w:sz w:val="21"/>
+        </w:rPr>
+        <w:t>② 목록에서 사라진다</w:t>
+      </w:r>
+    </w:p>
+    <w:p>
+      <w:r>
+        <w:rPr>
+          <w:rFonts w:ascii="맑은 고딕" w:hAnsi="맑은 고딕" w:eastAsia="맑은 고딕"/>
+          <w:sz w:val="21"/>
+        </w:rPr>
+        <w:t>③ Physical standby database (disabled) + ORA-16661</w:t>
+      </w:r>
+    </w:p>
+    <w:p>
+      <w:r>
+        <w:rPr>
+          <w:rFonts w:ascii="맑은 고딕" w:hAnsi="맑은 고딕" w:eastAsia="맑은 고딕"/>
+          <w:sz w:val="21"/>
+        </w:rPr>
+        <w:t>④ Primary database (error)</w:t>
+      </w:r>
+    </w:p>
+    <w:p>
+      <w:r>
+        <w:rPr>
+          <w:rFonts w:ascii="맑은 고딕" w:hAnsi="맑은 고딕" w:eastAsia="맑은 고딕"/>
+          <w:sz w:val="21"/>
+        </w:rPr>
+        <w:t>중-19 · 객관식</w:t>
+      </w:r>
+    </w:p>
+    <w:p>
+      <w:r>
+        <w:rPr>
+          <w:rFonts w:ascii="맑은 고딕" w:hAnsi="맑은 고딕" w:eastAsia="맑은 고딕"/>
+          <w:sz w:val="21"/>
+        </w:rPr>
+        <w:t>[중-19] 그때 `Configuration Status`는?</w:t>
+      </w:r>
+    </w:p>
+    <w:p>
+      <w:r>
+        <w:rPr>
+          <w:rFonts w:ascii="맑은 고딕" w:hAnsi="맑은 고딕" w:eastAsia="맑은 고딕"/>
+          <w:sz w:val="21"/>
+        </w:rPr>
+        <w:t>① DISABLED</w:t>
+      </w:r>
+    </w:p>
+    <w:p>
+      <w:r>
+        <w:rPr>
+          <w:rFonts w:ascii="맑은 고딕" w:hAnsi="맑은 고딕" w:eastAsia="맑은 고딕"/>
+          <w:sz w:val="21"/>
+        </w:rPr>
+        <w:t>② SUCCESS — 비활성 멤버는 판정에서 제외된다</w:t>
       </w:r>
     </w:p>
     <w:p>
@@ -1652,493 +2138,7 @@
           <w:rFonts w:ascii="맑은 고딕" w:hAnsi="맑은 고딕" w:eastAsia="맑은 고딕"/>
           <w:sz w:val="21"/>
         </w:rPr>
-        <w:t>④ DEFERRED</w:t>
-      </w:r>
-    </w:p>
-    <w:p>
-      <w:r>
-        <w:rPr>
-          <w:rFonts w:ascii="맑은 고딕" w:hAnsi="맑은 고딕" w:eastAsia="맑은 고딕"/>
-          <w:sz w:val="21"/>
-        </w:rPr>
-        <w:t>중-11 · 객관식</w:t>
-      </w:r>
-    </w:p>
-    <w:p>
-      <w:r>
-        <w:rPr>
-          <w:rFonts w:ascii="맑은 고딕" w:hAnsi="맑은 고딕" w:eastAsia="맑은 고딕"/>
-          <w:sz w:val="21"/>
-        </w:rPr>
-        <w:t>[중-11] 그 상태에서 SQL로 되돌리려 하면?</w:t>
-      </w:r>
-    </w:p>
-    <w:p>
-      <w:r>
-        <w:rPr>
-          <w:rFonts w:ascii="맑은 고딕" w:hAnsi="맑은 고딕" w:eastAsia="맑은 고딕"/>
-          <w:sz w:val="21"/>
-        </w:rPr>
-        <w:t>① ORA-16468: error connecting to switchover target</w:t>
-      </w:r>
-    </w:p>
-    <w:p>
-      <w:r>
-        <w:rPr>
-          <w:rFonts w:ascii="맑은 고딕" w:hAnsi="맑은 고딕" w:eastAsia="맑은 고딕"/>
-          <w:sz w:val="21"/>
-        </w:rPr>
-        <w:t>② 성공한다</w:t>
-      </w:r>
-    </w:p>
-    <w:p>
-      <w:r>
-        <w:rPr>
-          <w:rFonts w:ascii="맑은 고딕" w:hAnsi="맑은 고딕" w:eastAsia="맑은 고딕"/>
-          <w:sz w:val="21"/>
-        </w:rPr>
-        <w:t>③ ORA-16558</w:t>
-      </w:r>
-    </w:p>
-    <w:p>
-      <w:r>
-        <w:rPr>
-          <w:rFonts w:ascii="맑은 고딕" w:hAnsi="맑은 고딕" w:eastAsia="맑은 고딕"/>
-          <w:sz w:val="21"/>
-        </w:rPr>
-        <w:t>④ ORA-16816</w:t>
-      </w:r>
-    </w:p>
-    <w:p>
-      <w:r>
-        <w:rPr>
-          <w:rFonts w:ascii="맑은 고딕" w:hAnsi="맑은 고딕" w:eastAsia="맑은 고딕"/>
-          <w:sz w:val="21"/>
-        </w:rPr>
-        <w:t>중-12 · 객관식</w:t>
-      </w:r>
-    </w:p>
-    <w:p>
-      <w:r>
-        <w:rPr>
-          <w:rFonts w:ascii="맑은 고딕" w:hAnsi="맑은 고딕" w:eastAsia="맑은 고딕"/>
-          <w:sz w:val="21"/>
-        </w:rPr>
-        <w:t>[중-12] 어긋난 구성을 복구하는 올바른 순서는?</w:t>
-      </w:r>
-    </w:p>
-    <w:p>
-      <w:r>
-        <w:rPr>
-          <w:rFonts w:ascii="맑은 고딕" w:hAnsi="맑은 고딕" w:eastAsia="맑은 고딕"/>
-          <w:sz w:val="21"/>
-        </w:rPr>
-        <w:t>① REMOVE → CREATE → ADD → ENABLE → SWITCHOVER</w:t>
-      </w:r>
-    </w:p>
-    <w:p>
-      <w:r>
-        <w:rPr>
-          <w:rFonts w:ascii="맑은 고딕" w:hAnsi="맑은 고딕" w:eastAsia="맑은 고딕"/>
-          <w:sz w:val="21"/>
-        </w:rPr>
-        <w:t>② ENABLE → SWITCHOVER</w:t>
-      </w:r>
-    </w:p>
-    <w:p>
-      <w:r>
-        <w:rPr>
-          <w:rFonts w:ascii="맑은 고딕" w:hAnsi="맑은 고딕" w:eastAsia="맑은 고딕"/>
-          <w:sz w:val="21"/>
-        </w:rPr>
-        <w:t>③ 데이터베이스를 재구축한다</w:t>
-      </w:r>
-    </w:p>
-    <w:p>
-      <w:r>
-        <w:rPr>
-          <w:rFonts w:ascii="맑은 고딕" w:hAnsi="맑은 고딕" w:eastAsia="맑은 고딕"/>
-          <w:sz w:val="21"/>
-        </w:rPr>
-        <w:t>④ IMPORT CONFIGURATION</w:t>
-      </w:r>
-    </w:p>
-    <w:p>
-      <w:r>
-        <w:rPr>
-          <w:rFonts w:ascii="맑은 고딕" w:hAnsi="맑은 고딕" w:eastAsia="맑은 고딕"/>
-          <w:sz w:val="21"/>
-        </w:rPr>
-        <w:t>중-13 · 객관식</w:t>
-      </w:r>
-    </w:p>
-    <w:p>
-      <w:r>
-        <w:rPr>
-          <w:rFonts w:ascii="맑은 고딕" w:hAnsi="맑은 고딕" w:eastAsia="맑은 고딕"/>
-          <w:sz w:val="21"/>
-        </w:rPr>
-        <w:t>[중-13] `REMOVE CONFIGURATION`이 안전한 이유는?</w:t>
-      </w:r>
-    </w:p>
-    <w:p>
-      <w:r>
-        <w:rPr>
-          <w:rFonts w:ascii="맑은 고딕" w:hAnsi="맑은 고딕" w:eastAsia="맑은 고딕"/>
-          <w:sz w:val="21"/>
-        </w:rPr>
-        <w:t>① 구성 메타데이터만 지우고 데이터베이스를 건드리지 않는다</w:t>
-      </w:r>
-    </w:p>
-    <w:p>
-      <w:r>
-        <w:rPr>
-          <w:rFonts w:ascii="맑은 고딕" w:hAnsi="맑은 고딕" w:eastAsia="맑은 고딕"/>
-          <w:sz w:val="21"/>
-        </w:rPr>
-        <w:t>② 백업을 자동으로 남긴다</w:t>
-      </w:r>
-    </w:p>
-    <w:p>
-      <w:r>
-        <w:rPr>
-          <w:rFonts w:ascii="맑은 고딕" w:hAnsi="맑은 고딕" w:eastAsia="맑은 고딕"/>
-          <w:sz w:val="21"/>
-        </w:rPr>
-        <w:t>③ 되돌릴 수 있다</w:t>
-      </w:r>
-    </w:p>
-    <w:p>
-      <w:r>
-        <w:rPr>
-          <w:rFonts w:ascii="맑은 고딕" w:hAnsi="맑은 고딕" w:eastAsia="맑은 고딕"/>
-          <w:sz w:val="21"/>
-        </w:rPr>
-        <w:t>④ Primary에서만 실행되기 때문</w:t>
-      </w:r>
-    </w:p>
-    <w:p>
-      <w:r>
-        <w:rPr>
-          <w:rFonts w:ascii="맑은 고딕" w:hAnsi="맑은 고딕" w:eastAsia="맑은 고딕"/>
-          <w:sz w:val="21"/>
-        </w:rPr>
-        <w:t>중-14 · 객관식</w:t>
-      </w:r>
-    </w:p>
-    <w:p>
-      <w:r>
-        <w:rPr>
-          <w:rFonts w:ascii="맑은 고딕" w:hAnsi="맑은 고딕" w:eastAsia="맑은 고딕"/>
-          <w:sz w:val="21"/>
-        </w:rPr>
-        <w:t>[중-14] Primary가 죽었을 때 Standby의 `V$DATAGUARD_STATUS` 메시지는?</w:t>
-      </w:r>
-    </w:p>
-    <w:p>
-      <w:r>
-        <w:rPr>
-          <w:rFonts w:ascii="맑은 고딕" w:hAnsi="맑은 고딕" w:eastAsia="맑은 고딕"/>
-          <w:sz w:val="21"/>
-        </w:rPr>
-        <w:t>① Possible network disconnect with primary database</w:t>
-      </w:r>
-    </w:p>
-    <w:p>
-      <w:r>
-        <w:rPr>
-          <w:rFonts w:ascii="맑은 고딕" w:hAnsi="맑은 고딕" w:eastAsia="맑은 고딕"/>
-          <w:sz w:val="21"/>
-        </w:rPr>
-        <w:t>② Primary database is down</w:t>
-      </w:r>
-    </w:p>
-    <w:p>
-      <w:r>
-        <w:rPr>
-          <w:rFonts w:ascii="맑은 고딕" w:hAnsi="맑은 고딕" w:eastAsia="맑은 고딕"/>
-          <w:sz w:val="21"/>
-        </w:rPr>
-        <w:t>③ ORA-01034 received</w:t>
-      </w:r>
-    </w:p>
-    <w:p>
-      <w:r>
-        <w:rPr>
-          <w:rFonts w:ascii="맑은 고딕" w:hAnsi="맑은 고딕" w:eastAsia="맑은 고딕"/>
-          <w:sz w:val="21"/>
-        </w:rPr>
-        <w:t>④ Failover required</w:t>
-      </w:r>
-    </w:p>
-    <w:p>
-      <w:r>
-        <w:rPr>
-          <w:rFonts w:ascii="맑은 고딕" w:hAnsi="맑은 고딕" w:eastAsia="맑은 고딕"/>
-          <w:sz w:val="21"/>
-        </w:rPr>
-        <w:t>중-15 · 객관식</w:t>
-      </w:r>
-    </w:p>
-    <w:p>
-      <w:r>
-        <w:rPr>
-          <w:rFonts w:ascii="맑은 고딕" w:hAnsi="맑은 고딕" w:eastAsia="맑은 고딕"/>
-          <w:sz w:val="21"/>
-        </w:rPr>
-        <w:t>[중-15] 그 메시지의 `ERROR_CODE`는?</w:t>
-      </w:r>
-    </w:p>
-    <w:p>
-      <w:r>
-        <w:rPr>
-          <w:rFonts w:ascii="맑은 고딕" w:hAnsi="맑은 고딕" w:eastAsia="맑은 고딕"/>
-          <w:sz w:val="21"/>
-        </w:rPr>
-        <w:t>① 0 — 15장의 필터로는 걸러진다</w:t>
-      </w:r>
-    </w:p>
-    <w:p>
-      <w:r>
-        <w:rPr>
-          <w:rFonts w:ascii="맑은 고딕" w:hAnsi="맑은 고딕" w:eastAsia="맑은 고딕"/>
-          <w:sz w:val="21"/>
-        </w:rPr>
-        <w:t>② 1034</w:t>
-      </w:r>
-    </w:p>
-    <w:p>
-      <w:r>
-        <w:rPr>
-          <w:rFonts w:ascii="맑은 고딕" w:hAnsi="맑은 고딕" w:eastAsia="맑은 고딕"/>
-          <w:sz w:val="21"/>
-        </w:rPr>
-        <w:t>③ 16661</w:t>
-      </w:r>
-    </w:p>
-    <w:p>
-      <w:r>
-        <w:rPr>
-          <w:rFonts w:ascii="맑은 고딕" w:hAnsi="맑은 고딕" w:eastAsia="맑은 고딕"/>
-          <w:sz w:val="21"/>
-        </w:rPr>
-        <w:t>④ 12541</w:t>
-      </w:r>
-    </w:p>
-    <w:p>
-      <w:r>
-        <w:rPr>
-          <w:rFonts w:ascii="맑은 고딕" w:hAnsi="맑은 고딕" w:eastAsia="맑은 고딕"/>
-          <w:sz w:val="21"/>
-        </w:rPr>
-        <w:t>중-16 · 객관식</w:t>
-      </w:r>
-    </w:p>
-    <w:p>
-      <w:r>
-        <w:rPr>
-          <w:rFonts w:ascii="맑은 고딕" w:hAnsi="맑은 고딕" w:eastAsia="맑은 고딕"/>
-          <w:sz w:val="21"/>
-        </w:rPr>
-        <w:t>[중-16] Broker가 표기한 `ORA-1034`가 SQL*Plus의 표기와 다른 점은?</w:t>
-      </w:r>
-    </w:p>
-    <w:p>
-      <w:r>
-        <w:rPr>
-          <w:rFonts w:ascii="맑은 고딕" w:hAnsi="맑은 고딕" w:eastAsia="맑은 고딕"/>
-          <w:sz w:val="21"/>
-        </w:rPr>
-        <w:t>① 앞의 0을 생략해 자릿수가 다르다</w:t>
-      </w:r>
-    </w:p>
-    <w:p>
-      <w:r>
-        <w:rPr>
-          <w:rFonts w:ascii="맑은 고딕" w:hAnsi="맑은 고딕" w:eastAsia="맑은 고딕"/>
-          <w:sz w:val="21"/>
-        </w:rPr>
-        <w:t>② 대소문자가 다르다</w:t>
-      </w:r>
-    </w:p>
-    <w:p>
-      <w:r>
-        <w:rPr>
-          <w:rFonts w:ascii="맑은 고딕" w:hAnsi="맑은 고딕" w:eastAsia="맑은 고딕"/>
-          <w:sz w:val="21"/>
-        </w:rPr>
-        <w:t>③ 접두어가 다르다</w:t>
-      </w:r>
-    </w:p>
-    <w:p>
-      <w:r>
-        <w:rPr>
-          <w:rFonts w:ascii="맑은 고딕" w:hAnsi="맑은 고딕" w:eastAsia="맑은 고딕"/>
-          <w:sz w:val="21"/>
-        </w:rPr>
-        <w:t>④ 같은 표기다</w:t>
-      </w:r>
-    </w:p>
-    <w:p>
-      <w:r>
-        <w:rPr>
-          <w:rFonts w:ascii="맑은 고딕" w:hAnsi="맑은 고딕" w:eastAsia="맑은 고딕"/>
-          <w:sz w:val="21"/>
-        </w:rPr>
-        <w:t>중-17 · 객관식</w:t>
-      </w:r>
-    </w:p>
-    <w:p>
-      <w:r>
-        <w:rPr>
-          <w:rFonts w:ascii="맑은 고딕" w:hAnsi="맑은 고딕" w:eastAsia="맑은 고딕"/>
-          <w:sz w:val="21"/>
-        </w:rPr>
-        <w:t>[중-17] Primary가 죽은 뒤 `VALIDATE`의 `Ready for Failover` 값은?</w:t>
-      </w:r>
-    </w:p>
-    <w:p>
-      <w:r>
-        <w:rPr>
-          <w:rFonts w:ascii="맑은 고딕" w:hAnsi="맑은 고딕" w:eastAsia="맑은 고딕"/>
-          <w:sz w:val="21"/>
-        </w:rPr>
-        <w:t>① Yes (Primary Not Running)</w:t>
-      </w:r>
-    </w:p>
-    <w:p>
-      <w:r>
-        <w:rPr>
-          <w:rFonts w:ascii="맑은 고딕" w:hAnsi="맑은 고딕" w:eastAsia="맑은 고딕"/>
-          <w:sz w:val="21"/>
-        </w:rPr>
-        <w:t>② Yes (Primary Running)</w:t>
-      </w:r>
-    </w:p>
-    <w:p>
-      <w:r>
-        <w:rPr>
-          <w:rFonts w:ascii="맑은 고딕" w:hAnsi="맑은 고딕" w:eastAsia="맑은 고딕"/>
-          <w:sz w:val="21"/>
-        </w:rPr>
-        <w:t>③ No</w:t>
-      </w:r>
-    </w:p>
-    <w:p>
-      <w:r>
-        <w:rPr>
-          <w:rFonts w:ascii="맑은 고딕" w:hAnsi="맑은 고딕" w:eastAsia="맑은 고딕"/>
-          <w:sz w:val="21"/>
-        </w:rPr>
-        <w:t>④ Unknown</w:t>
-      </w:r>
-    </w:p>
-    <w:p>
-      <w:r>
-        <w:rPr>
-          <w:rFonts w:ascii="맑은 고딕" w:hAnsi="맑은 고딕" w:eastAsia="맑은 고딕"/>
-          <w:sz w:val="21"/>
-        </w:rPr>
-        <w:t>중-18 · 객관식</w:t>
-      </w:r>
-    </w:p>
-    <w:p>
-      <w:r>
-        <w:rPr>
-          <w:rFonts w:ascii="맑은 고딕" w:hAnsi="맑은 고딕" w:eastAsia="맑은 고딕"/>
-          <w:sz w:val="21"/>
-        </w:rPr>
-        <w:t>[중-18] Failover 직후 구성에서 옛 Primary는 어떻게 표시되는가?</w:t>
-      </w:r>
-    </w:p>
-    <w:p>
-      <w:r>
-        <w:rPr>
-          <w:rFonts w:ascii="맑은 고딕" w:hAnsi="맑은 고딕" w:eastAsia="맑은 고딕"/>
-          <w:sz w:val="21"/>
-        </w:rPr>
-        <w:t>① Physical standby database (disabled) + ORA-16661</w:t>
-      </w:r>
-    </w:p>
-    <w:p>
-      <w:r>
-        <w:rPr>
-          <w:rFonts w:ascii="맑은 고딕" w:hAnsi="맑은 고딕" w:eastAsia="맑은 고딕"/>
-          <w:sz w:val="21"/>
-        </w:rPr>
-        <w:t>② 목록에서 사라진다</w:t>
-      </w:r>
-    </w:p>
-    <w:p>
-      <w:r>
-        <w:rPr>
-          <w:rFonts w:ascii="맑은 고딕" w:hAnsi="맑은 고딕" w:eastAsia="맑은 고딕"/>
-          <w:sz w:val="21"/>
-        </w:rPr>
-        <w:t>③ Primary database (error)</w:t>
-      </w:r>
-    </w:p>
-    <w:p>
-      <w:r>
-        <w:rPr>
-          <w:rFonts w:ascii="맑은 고딕" w:hAnsi="맑은 고딕" w:eastAsia="맑은 고딕"/>
-          <w:sz w:val="21"/>
-        </w:rPr>
-        <w:t>④ Snapshot standby</w:t>
-      </w:r>
-    </w:p>
-    <w:p>
-      <w:r>
-        <w:rPr>
-          <w:rFonts w:ascii="맑은 고딕" w:hAnsi="맑은 고딕" w:eastAsia="맑은 고딕"/>
-          <w:sz w:val="21"/>
-        </w:rPr>
-        <w:t>중-19 · 객관식</w:t>
-      </w:r>
-    </w:p>
-    <w:p>
-      <w:r>
-        <w:rPr>
-          <w:rFonts w:ascii="맑은 고딕" w:hAnsi="맑은 고딕" w:eastAsia="맑은 고딕"/>
-          <w:sz w:val="21"/>
-        </w:rPr>
-        <w:t>[중-19] 그때 `Configuration Status`는?</w:t>
-      </w:r>
-    </w:p>
-    <w:p>
-      <w:r>
-        <w:rPr>
-          <w:rFonts w:ascii="맑은 고딕" w:hAnsi="맑은 고딕" w:eastAsia="맑은 고딕"/>
-          <w:sz w:val="21"/>
-        </w:rPr>
-        <w:t>① SUCCESS — 비활성 멤버는 판정에서 제외된다</w:t>
-      </w:r>
-    </w:p>
-    <w:p>
-      <w:r>
-        <w:rPr>
-          <w:rFonts w:ascii="맑은 고딕" w:hAnsi="맑은 고딕" w:eastAsia="맑은 고딕"/>
-          <w:sz w:val="21"/>
-        </w:rPr>
-        <w:t>② ERROR</w:t>
-      </w:r>
-    </w:p>
-    <w:p>
-      <w:r>
-        <w:rPr>
-          <w:rFonts w:ascii="맑은 고딕" w:hAnsi="맑은 고딕" w:eastAsia="맑은 고딕"/>
-          <w:sz w:val="21"/>
-        </w:rPr>
-        <w:t>③ WARNING</w:t>
-      </w:r>
-    </w:p>
-    <w:p>
-      <w:r>
-        <w:rPr>
-          <w:rFonts w:ascii="맑은 고딕" w:hAnsi="맑은 고딕" w:eastAsia="맑은 고딕"/>
-          <w:sz w:val="21"/>
-        </w:rPr>
-        <w:t>④ DISABLED</w:t>
+        <w:t>④ WARNING</w:t>
       </w:r>
     </w:p>
     <w:p>
@@ -2165,34 +2165,34 @@
           <w:rFonts w:ascii="맑은 고딕" w:hAnsi="맑은 고딕" w:eastAsia="맑은 고딕"/>
           <w:sz w:val="21"/>
         </w:rPr>
-        <w:t>① ORA-16653: failed to reinstate database</w:t>
-      </w:r>
-    </w:p>
-    <w:p>
-      <w:r>
-        <w:rPr>
-          <w:rFonts w:ascii="맑은 고딕" w:hAnsi="맑은 고딕" w:eastAsia="맑은 고딕"/>
-          <w:sz w:val="21"/>
-        </w:rPr>
-        <w:t>② ORA-16661</w:t>
-      </w:r>
-    </w:p>
-    <w:p>
-      <w:r>
-        <w:rPr>
-          <w:rFonts w:ascii="맑은 고딕" w:hAnsi="맑은 고딕" w:eastAsia="맑은 고딕"/>
-          <w:sz w:val="21"/>
-        </w:rPr>
-        <w:t>③ 성공한다</w:t>
-      </w:r>
-    </w:p>
-    <w:p>
-      <w:r>
-        <w:rPr>
-          <w:rFonts w:ascii="맑은 고딕" w:hAnsi="맑은 고딕" w:eastAsia="맑은 고딕"/>
-          <w:sz w:val="21"/>
-        </w:rPr>
-        <w:t>④ ORA-16468</w:t>
+        <w:t>① 성공한다</w:t>
+      </w:r>
+    </w:p>
+    <w:p>
+      <w:r>
+        <w:rPr>
+          <w:rFonts w:ascii="맑은 고딕" w:hAnsi="맑은 고딕" w:eastAsia="맑은 고딕"/>
+          <w:sz w:val="21"/>
+        </w:rPr>
+        <w:t>② ORA-16468</w:t>
+      </w:r>
+    </w:p>
+    <w:p>
+      <w:r>
+        <w:rPr>
+          <w:rFonts w:ascii="맑은 고딕" w:hAnsi="맑은 고딕" w:eastAsia="맑은 고딕"/>
+          <w:sz w:val="21"/>
+        </w:rPr>
+        <w:t>③ ORA-16653: failed to reinstate database</w:t>
+      </w:r>
+    </w:p>
+    <w:p>
+      <w:r>
+        <w:rPr>
+          <w:rFonts w:ascii="맑은 고딕" w:hAnsi="맑은 고딕" w:eastAsia="맑은 고딕"/>
+          <w:sz w:val="21"/>
+        </w:rPr>
+        <w:t>④ ORA-16661</w:t>
       </w:r>
     </w:p>
     <w:p>
@@ -2236,25 +2236,25 @@
           <w:rFonts w:ascii="맑은 고딕" w:hAnsi="맑은 고딕" w:eastAsia="맑은 고딕"/>
           <w:sz w:val="21"/>
         </w:rPr>
-        <w:t>② 적용이 밀렸다</w:t>
-      </w:r>
-    </w:p>
-    <w:p>
-      <w:r>
-        <w:rPr>
-          <w:rFonts w:ascii="맑은 고딕" w:hAnsi="맑은 고딕" w:eastAsia="맑은 고딕"/>
-          <w:sz w:val="21"/>
-        </w:rPr>
-        <w:t>③ 갭이 있다</w:t>
-      </w:r>
-    </w:p>
-    <w:p>
-      <w:r>
-        <w:rPr>
-          <w:rFonts w:ascii="맑은 고딕" w:hAnsi="맑은 고딕" w:eastAsia="맑은 고딕"/>
-          <w:sz w:val="21"/>
-        </w:rPr>
-        <w:t>④ 뷰가 갱신되지 않았다</w:t>
+        <w:t>② 갭이 있다</w:t>
+      </w:r>
+    </w:p>
+    <w:p>
+      <w:r>
+        <w:rPr>
+          <w:rFonts w:ascii="맑은 고딕" w:hAnsi="맑은 고딕" w:eastAsia="맑은 고딕"/>
+          <w:sz w:val="21"/>
+        </w:rPr>
+        <w:t>③ 뷰가 갱신되지 않았다</w:t>
+      </w:r>
+    </w:p>
+    <w:p>
+      <w:r>
+        <w:rPr>
+          <w:rFonts w:ascii="맑은 고딕" w:hAnsi="맑은 고딕" w:eastAsia="맑은 고딕"/>
+          <w:sz w:val="21"/>
+        </w:rPr>
+        <w:t>④ 적용이 밀렸다</w:t>
       </w:r>
     </w:p>
     <w:p>
@@ -2281,34 +2281,34 @@
           <w:rFonts w:ascii="맑은 고딕" w:hAnsi="맑은 고딕" w:eastAsia="맑은 고딕"/>
           <w:sz w:val="21"/>
         </w:rPr>
-        <w:t>① 두 `SEQUENCE#` 비교의 기준선을 새로 잡아야 한다</w:t>
-      </w:r>
-    </w:p>
-    <w:p>
-      <w:r>
-        <w:rPr>
-          <w:rFonts w:ascii="맑은 고딕" w:hAnsi="맑은 고딕" w:eastAsia="맑은 고딕"/>
-          <w:sz w:val="21"/>
-        </w:rPr>
-        <w:t>② 시퀀스 비교를 하면 안 된다</w:t>
-      </w:r>
-    </w:p>
-    <w:p>
-      <w:r>
-        <w:rPr>
-          <w:rFonts w:ascii="맑은 고딕" w:hAnsi="맑은 고딕" w:eastAsia="맑은 고딕"/>
-          <w:sz w:val="21"/>
-        </w:rPr>
-        <w:t>③ 지연만 보면 된다</w:t>
-      </w:r>
-    </w:p>
-    <w:p>
-      <w:r>
-        <w:rPr>
-          <w:rFonts w:ascii="맑은 고딕" w:hAnsi="맑은 고딕" w:eastAsia="맑은 고딕"/>
-          <w:sz w:val="21"/>
-        </w:rPr>
-        <w:t>④ 아무 영향이 없다</w:t>
+        <w:t>① 아무 영향이 없다</w:t>
+      </w:r>
+    </w:p>
+    <w:p>
+      <w:r>
+        <w:rPr>
+          <w:rFonts w:ascii="맑은 고딕" w:hAnsi="맑은 고딕" w:eastAsia="맑은 고딕"/>
+          <w:sz w:val="21"/>
+        </w:rPr>
+        <w:t>② 지연만 보면 된다</w:t>
+      </w:r>
+    </w:p>
+    <w:p>
+      <w:r>
+        <w:rPr>
+          <w:rFonts w:ascii="맑은 고딕" w:hAnsi="맑은 고딕" w:eastAsia="맑은 고딕"/>
+          <w:sz w:val="21"/>
+        </w:rPr>
+        <w:t>③ 시퀀스 비교를 하면 안 된다</w:t>
+      </w:r>
+    </w:p>
+    <w:p>
+      <w:r>
+        <w:rPr>
+          <w:rFonts w:ascii="맑은 고딕" w:hAnsi="맑은 고딕" w:eastAsia="맑은 고딕"/>
+          <w:sz w:val="21"/>
+        </w:rPr>
+        <w:t>④ 두 `SEQUENCE#` 비교의 기준선을 새로 잡아야 한다</w:t>
       </w:r>
     </w:p>
     <w:p>
@@ -2389,7 +2389,7 @@
           <w:rFonts w:ascii="맑은 고딕" w:hAnsi="맑은 고딕" w:eastAsia="맑은 고딕"/>
           <w:sz w:val="21"/>
         </w:rPr>
-        <w:t>① MaxAvailability 이상의 보호 모드</w:t>
+        <w:t>① Far Sync</w:t>
       </w:r>
     </w:p>
     <w:p>
@@ -2407,16 +2407,16 @@
           <w:rFonts w:ascii="맑은 고딕" w:hAnsi="맑은 고딕" w:eastAsia="맑은 고딕"/>
           <w:sz w:val="21"/>
         </w:rPr>
-        <w:t>③ Far Sync</w:t>
-      </w:r>
-    </w:p>
-    <w:p>
-      <w:r>
-        <w:rPr>
-          <w:rFonts w:ascii="맑은 고딕" w:hAnsi="맑은 고딕" w:eastAsia="맑은 고딕"/>
-          <w:sz w:val="21"/>
-        </w:rPr>
-        <w:t>④ 관측자</w:t>
+        <w:t>③ 관측자</w:t>
+      </w:r>
+    </w:p>
+    <w:p>
+      <w:r>
+        <w:rPr>
+          <w:rFonts w:ascii="맑은 고딕" w:hAnsi="맑은 고딕" w:eastAsia="맑은 고딕"/>
+          <w:sz w:val="21"/>
+        </w:rPr>
+        <w:t>④ MaxAvailability 이상의 보호 모드</w:t>
       </w:r>
     </w:p>
     <w:p>
@@ -2443,34 +2443,34 @@
           <w:rFonts w:ascii="맑은 고딕" w:hAnsi="맑은 고딕" w:eastAsia="맑은 고딕"/>
           <w:sz w:val="21"/>
         </w:rPr>
-        <w:t>① 정상이다 — 강등된 것을 아직 모른다</w:t>
-      </w:r>
-    </w:p>
-    <w:p>
-      <w:r>
-        <w:rPr>
-          <w:rFonts w:ascii="맑은 고딕" w:hAnsi="맑은 고딕" w:eastAsia="맑은 고딕"/>
-          <w:sz w:val="21"/>
-        </w:rPr>
-        <w:t>② 구성이 깨졌다</w:t>
-      </w:r>
-    </w:p>
-    <w:p>
-      <w:r>
-        <w:rPr>
-          <w:rFonts w:ascii="맑은 고딕" w:hAnsi="맑은 고딕" w:eastAsia="맑은 고딕"/>
-          <w:sz w:val="21"/>
-        </w:rPr>
-        <w:t>③ Reinstate가 실패했다</w:t>
-      </w:r>
-    </w:p>
-    <w:p>
-      <w:r>
-        <w:rPr>
-          <w:rFonts w:ascii="맑은 고딕" w:hAnsi="맑은 고딕" w:eastAsia="맑은 고딕"/>
-          <w:sz w:val="21"/>
-        </w:rPr>
-        <w:t>④ 두 Primary가 생긴 것이다</w:t>
+        <w:t>① Reinstate가 실패했다</w:t>
+      </w:r>
+    </w:p>
+    <w:p>
+      <w:r>
+        <w:rPr>
+          <w:rFonts w:ascii="맑은 고딕" w:hAnsi="맑은 고딕" w:eastAsia="맑은 고딕"/>
+          <w:sz w:val="21"/>
+        </w:rPr>
+        <w:t>② 두 Primary가 생긴 것이다</w:t>
+      </w:r>
+    </w:p>
+    <w:p>
+      <w:r>
+        <w:rPr>
+          <w:rFonts w:ascii="맑은 고딕" w:hAnsi="맑은 고딕" w:eastAsia="맑은 고딕"/>
+          <w:sz w:val="21"/>
+        </w:rPr>
+        <w:t>③ 정상이다 — 강등된 것을 아직 모른다</w:t>
+      </w:r>
+    </w:p>
+    <w:p>
+      <w:r>
+        <w:rPr>
+          <w:rFonts w:ascii="맑은 고딕" w:hAnsi="맑은 고딕" w:eastAsia="맑은 고딕"/>
+          <w:sz w:val="21"/>
+        </w:rPr>
+        <w:t>④ 구성이 깨졌다</w:t>
       </w:r>
     </w:p>
     <w:p>
@@ -2497,7 +2497,7 @@
           <w:rFonts w:ascii="맑은 고딕" w:hAnsi="맑은 고딕" w:eastAsia="맑은 고딕"/>
           <w:sz w:val="21"/>
         </w:rPr>
-        <w:t>① 옛 인큐네이션으로 열려 되감을 수 없게 된다</w:t>
+        <w:t>① 열어도 무방하다</w:t>
       </w:r>
     </w:p>
     <w:p>
@@ -2524,7 +2524,7 @@
           <w:rFonts w:ascii="맑은 고딕" w:hAnsi="맑은 고딕" w:eastAsia="맑은 고딕"/>
           <w:sz w:val="21"/>
         </w:rPr>
-        <w:t>④ 열어도 무방하다</w:t>
+        <w:t>④ 옛 인큐네이션으로 열려 되감을 수 없게 된다</w:t>
       </w:r>
     </w:p>
     <w:p>
@@ -2551,7 +2551,7 @@
           <w:rFonts w:ascii="맑은 고딕" w:hAnsi="맑은 고딕" w:eastAsia="맑은 고딕"/>
           <w:sz w:val="21"/>
         </w:rPr>
-        <w:t>① 남은 리두 전송과 옛 Primary 재기동 단계가 있다</w:t>
+        <w:t>① 백업을 받는다</w:t>
       </w:r>
     </w:p>
     <w:p>
@@ -2578,7 +2578,7 @@
           <w:rFonts w:ascii="맑은 고딕" w:hAnsi="맑은 고딕" w:eastAsia="맑은 고딕"/>
           <w:sz w:val="21"/>
         </w:rPr>
-        <w:t>④ 백업을 받는다</w:t>
+        <w:t>④ 남은 리두 전송과 옛 Primary 재기동 단계가 있다</w:t>
       </w:r>
     </w:p>
     <w:p>
@@ -2605,34 +2605,34 @@
           <w:rFonts w:ascii="맑은 고딕" w:hAnsi="맑은 고딕" w:eastAsia="맑은 고딕"/>
           <w:sz w:val="21"/>
         </w:rPr>
-        <w:t>① 판정 시차이므로 한 주기 뒤 다시 본다</w:t>
-      </w:r>
-    </w:p>
-    <w:p>
-      <w:r>
-        <w:rPr>
-          <w:rFonts w:ascii="맑은 고딕" w:hAnsi="맑은 고딕" w:eastAsia="맑은 고딕"/>
-          <w:sz w:val="21"/>
-        </w:rPr>
-        <w:t>② 즉시 구성을 재생성한다</w:t>
-      </w:r>
-    </w:p>
-    <w:p>
-      <w:r>
-        <w:rPr>
-          <w:rFonts w:ascii="맑은 고딕" w:hAnsi="맑은 고딕" w:eastAsia="맑은 고딕"/>
-          <w:sz w:val="21"/>
-        </w:rPr>
-        <w:t>③ 인스턴스를 재기동한다</w:t>
-      </w:r>
-    </w:p>
-    <w:p>
-      <w:r>
-        <w:rPr>
-          <w:rFonts w:ascii="맑은 고딕" w:hAnsi="맑은 고딕" w:eastAsia="맑은 고딕"/>
-          <w:sz w:val="21"/>
-        </w:rPr>
-        <w:t>④ 구성 파일을 복사한다</w:t>
+        <w:t>① 구성 파일을 복사한다</w:t>
+      </w:r>
+    </w:p>
+    <w:p>
+      <w:r>
+        <w:rPr>
+          <w:rFonts w:ascii="맑은 고딕" w:hAnsi="맑은 고딕" w:eastAsia="맑은 고딕"/>
+          <w:sz w:val="21"/>
+        </w:rPr>
+        <w:t>② 인스턴스를 재기동한다</w:t>
+      </w:r>
+    </w:p>
+    <w:p>
+      <w:r>
+        <w:rPr>
+          <w:rFonts w:ascii="맑은 고딕" w:hAnsi="맑은 고딕" w:eastAsia="맑은 고딕"/>
+          <w:sz w:val="21"/>
+        </w:rPr>
+        <w:t>③ 즉시 구성을 재생성한다</w:t>
+      </w:r>
+    </w:p>
+    <w:p>
+      <w:r>
+        <w:rPr>
+          <w:rFonts w:ascii="맑은 고딕" w:hAnsi="맑은 고딕" w:eastAsia="맑은 고딕"/>
+          <w:sz w:val="21"/>
+        </w:rPr>
+        <w:t>④ 판정 시차이므로 한 주기 뒤 다시 본다</w:t>
       </w:r>
     </w:p>
     <w:p>

--- a/ADG/16장/16장_실습문제.docx
+++ b/ADG/16장/16장_실습문제.docx
@@ -16,7 +16,21 @@
           <w:rFonts w:ascii="맑은 고딕" w:hAnsi="맑은 고딕" w:eastAsia="맑은 고딕"/>
           <w:sz w:val="21"/>
         </w:rPr>
-        <w:t>총 50문항 (하 20 · 중 20 · 상 10). Oracle Database 19c EE 2노드 실습 환경(chicago-srv / boston-srv, Broker 구성 `dg_chicago`, MaxPerformance)을 기준으로 한다. 보기 중 가장 적절한 하나를 고른다.</w:t>
+        <w:t xml:space="preserve">총 50문항 (하 20 · 중 20 · 상 10). Oracle Database 19c EE 2노드 실습 환경(chicago-srv / boston-srv, Broker 구성 </w:t>
+      </w:r>
+      <w:r>
+        <w:rPr>
+          <w:rFonts w:ascii="Consolas" w:hAnsi="Consolas" w:eastAsia="맑은 고딕"/>
+          <w:sz w:val="21"/>
+        </w:rPr>
+        <w:t xml:space="preserve">dg_chicago</w:t>
+      </w:r>
+      <w:r>
+        <w:rPr>
+          <w:rFonts w:ascii="맑은 고딕" w:hAnsi="맑은 고딕" w:eastAsia="맑은 고딕"/>
+          <w:sz w:val="21"/>
+        </w:rPr>
+        <w:t xml:space="preserve">, MaxPerformance)을 기준으로 한다. 보기 중 가장 적절한 하나를 고른다.</w:t>
       </w:r>
     </w:p>
     <w:p>
@@ -150,7 +164,21 @@
           <w:rFonts w:ascii="맑은 고딕" w:hAnsi="맑은 고딕" w:eastAsia="맑은 고딕"/>
           <w:sz w:val="21"/>
         </w:rPr>
-        <w:t>[하-03] Primary의 `SWITCHOVER_STATUS` 정상값은?</w:t>
+        <w:t xml:space="preserve">[하-03] Primary의 </w:t>
+      </w:r>
+      <w:r>
+        <w:rPr>
+          <w:rFonts w:ascii="Consolas" w:hAnsi="Consolas" w:eastAsia="맑은 고딕"/>
+          <w:sz w:val="21"/>
+        </w:rPr>
+        <w:t xml:space="preserve">SWITCHOVER_STATUS</w:t>
+      </w:r>
+      <w:r>
+        <w:rPr>
+          <w:rFonts w:ascii="맑은 고딕" w:hAnsi="맑은 고딕" w:eastAsia="맑은 고딕"/>
+          <w:sz w:val="21"/>
+        </w:rPr>
+        <w:t xml:space="preserve"> 정상값은?</w:t>
       </w:r>
     </w:p>
     <w:p>
@@ -204,7 +232,35 @@
           <w:rFonts w:ascii="맑은 고딕" w:hAnsi="맑은 고딕" w:eastAsia="맑은 고딕"/>
           <w:sz w:val="21"/>
         </w:rPr>
-        <w:t>[하-04] Standby의 `SWITCHOVER_STATUS`가 `NOT ALLOWED`인 것은?</w:t>
+        <w:t xml:space="preserve">[하-04] Standby의 </w:t>
+      </w:r>
+      <w:r>
+        <w:rPr>
+          <w:rFonts w:ascii="Consolas" w:hAnsi="Consolas" w:eastAsia="맑은 고딕"/>
+          <w:sz w:val="21"/>
+        </w:rPr>
+        <w:t xml:space="preserve">SWITCHOVER_STATUS</w:t>
+      </w:r>
+      <w:r>
+        <w:rPr>
+          <w:rFonts w:ascii="맑은 고딕" w:hAnsi="맑은 고딕" w:eastAsia="맑은 고딕"/>
+          <w:sz w:val="21"/>
+        </w:rPr>
+        <w:t xml:space="preserve">가 </w:t>
+      </w:r>
+      <w:r>
+        <w:rPr>
+          <w:rFonts w:ascii="Consolas" w:hAnsi="Consolas" w:eastAsia="맑은 고딕"/>
+          <w:sz w:val="21"/>
+        </w:rPr>
+        <w:t xml:space="preserve">NOT ALLOWED</w:t>
+      </w:r>
+      <w:r>
+        <w:rPr>
+          <w:rFonts w:ascii="맑은 고딕" w:hAnsi="맑은 고딕" w:eastAsia="맑은 고딕"/>
+          <w:sz w:val="21"/>
+        </w:rPr>
+        <w:t xml:space="preserve">인 것은?</w:t>
       </w:r>
     </w:p>
     <w:p>
@@ -474,7 +530,21 @@
           <w:rFonts w:ascii="맑은 고딕" w:hAnsi="맑은 고딕" w:eastAsia="맑은 고딕"/>
           <w:sz w:val="21"/>
         </w:rPr>
-        <w:t>[하-09] 전환 출력의 `Connected to an idle instance.`가 뜻하는 것은?</w:t>
+        <w:t xml:space="preserve">[하-09] 전환 출력의 </w:t>
+      </w:r>
+      <w:r>
+        <w:rPr>
+          <w:rFonts w:ascii="Consolas" w:hAnsi="Consolas" w:eastAsia="맑은 고딕"/>
+          <w:sz w:val="21"/>
+        </w:rPr>
+        <w:t xml:space="preserve">Connected to an idle instance.</w:t>
+      </w:r>
+      <w:r>
+        <w:rPr>
+          <w:rFonts w:ascii="맑은 고딕" w:hAnsi="맑은 고딕" w:eastAsia="맑은 고딕"/>
+          <w:sz w:val="21"/>
+        </w:rPr>
+        <w:t xml:space="preserve">가 뜻하는 것은?</w:t>
       </w:r>
     </w:p>
     <w:p>
@@ -546,7 +616,21 @@
           <w:rFonts w:ascii="맑은 고딕" w:hAnsi="맑은 고딕" w:eastAsia="맑은 고딕"/>
           <w:sz w:val="21"/>
         </w:rPr>
-        <w:t>② 리스너의 정적 등록(`_DGMGRL`)</w:t>
+        <w:t xml:space="preserve">② 리스너의 정적 등록(</w:t>
+      </w:r>
+      <w:r>
+        <w:rPr>
+          <w:rFonts w:ascii="Consolas" w:hAnsi="Consolas" w:eastAsia="맑은 고딕"/>
+          <w:sz w:val="21"/>
+        </w:rPr>
+        <w:t xml:space="preserve">_DGMGRL</w:t>
+      </w:r>
+      <w:r>
+        <w:rPr>
+          <w:rFonts w:ascii="맑은 고딕" w:hAnsi="맑은 고딕" w:eastAsia="맑은 고딕"/>
+          <w:sz w:val="21"/>
+        </w:rPr>
+        <w:t xml:space="preserve">)</w:t>
       </w:r>
     </w:p>
     <w:p>
@@ -1014,16 +1098,37 @@
           <w:rFonts w:ascii="맑은 고딕" w:hAnsi="맑은 고딕" w:eastAsia="맑은 고딕"/>
           <w:sz w:val="21"/>
         </w:rPr>
-        <w:t>[하-19] 양쪽 데이터베이스의 `DB_NAME`은?</w:t>
-      </w:r>
-    </w:p>
-    <w:p>
-      <w:r>
-        <w:rPr>
-          <w:rFonts w:ascii="맑은 고딕" w:hAnsi="맑은 고딕" w:eastAsia="맑은 고딕"/>
-          <w:sz w:val="21"/>
-        </w:rPr>
-        <w:t>① 둘 다 CHICAGO — 구별은 `DB_UNIQUE_NAME`</w:t>
+        <w:t xml:space="preserve">[하-19] 양쪽 데이터베이스의 </w:t>
+      </w:r>
+      <w:r>
+        <w:rPr>
+          <w:rFonts w:ascii="Consolas" w:hAnsi="Consolas" w:eastAsia="맑은 고딕"/>
+          <w:sz w:val="21"/>
+        </w:rPr>
+        <w:t xml:space="preserve">DB_NAME</w:t>
+      </w:r>
+      <w:r>
+        <w:rPr>
+          <w:rFonts w:ascii="맑은 고딕" w:hAnsi="맑은 고딕" w:eastAsia="맑은 고딕"/>
+          <w:sz w:val="21"/>
+        </w:rPr>
+        <w:t xml:space="preserve">은?</w:t>
+      </w:r>
+    </w:p>
+    <w:p>
+      <w:r>
+        <w:rPr>
+          <w:rFonts w:ascii="맑은 고딕" w:hAnsi="맑은 고딕" w:eastAsia="맑은 고딕"/>
+          <w:sz w:val="21"/>
+        </w:rPr>
+        <w:t xml:space="preserve">① 둘 다 CHICAGO — 구별은 </w:t>
+      </w:r>
+      <w:r>
+        <w:rPr>
+          <w:rFonts w:ascii="Consolas" w:hAnsi="Consolas" w:eastAsia="맑은 고딕"/>
+          <w:sz w:val="21"/>
+        </w:rPr>
+        <w:t xml:space="preserve">DB_UNIQUE_NAME</w:t>
       </w:r>
     </w:p>
     <w:p>
@@ -1130,7 +1235,21 @@
           <w:rFonts w:ascii="맑은 고딕" w:hAnsi="맑은 고딕" w:eastAsia="맑은 고딕"/>
           <w:sz w:val="21"/>
         </w:rPr>
-        <w:t>[중-01] Switchover 후 새 Standby의 `OPEN_MODE` 실측값은?</w:t>
+        <w:t xml:space="preserve">[중-01] Switchover 후 새 Standby의 </w:t>
+      </w:r>
+      <w:r>
+        <w:rPr>
+          <w:rFonts w:ascii="Consolas" w:hAnsi="Consolas" w:eastAsia="맑은 고딕"/>
+          <w:sz w:val="21"/>
+        </w:rPr>
+        <w:t xml:space="preserve">OPEN_MODE</w:t>
+      </w:r>
+      <w:r>
+        <w:rPr>
+          <w:rFonts w:ascii="맑은 고딕" w:hAnsi="맑은 고딕" w:eastAsia="맑은 고딕"/>
+          <w:sz w:val="21"/>
+        </w:rPr>
+        <w:t xml:space="preserve"> 실측값은?</w:t>
       </w:r>
     </w:p>
     <w:p>
@@ -1211,7 +1330,21 @@
           <w:rFonts w:ascii="맑은 고딕" w:hAnsi="맑은 고딕" w:eastAsia="맑은 고딕"/>
           <w:sz w:val="21"/>
         </w:rPr>
-        <w:t>③ Broker의 `Intended State`가 역할과 함께 옮겨 갔다</w:t>
+        <w:t xml:space="preserve">③ Broker의 </w:t>
+      </w:r>
+      <w:r>
+        <w:rPr>
+          <w:rFonts w:ascii="Consolas" w:hAnsi="Consolas" w:eastAsia="맑은 고딕"/>
+          <w:sz w:val="21"/>
+        </w:rPr>
+        <w:t xml:space="preserve">Intended State</w:t>
+      </w:r>
+      <w:r>
+        <w:rPr>
+          <w:rFonts w:ascii="맑은 고딕" w:hAnsi="맑은 고딕" w:eastAsia="맑은 고딕"/>
+          <w:sz w:val="21"/>
+        </w:rPr>
+        <w:t xml:space="preserve">가 역할과 함께 옮겨 갔다</w:t>
       </w:r>
     </w:p>
     <w:p>
@@ -1238,7 +1371,21 @@
           <w:rFonts w:ascii="맑은 고딕" w:hAnsi="맑은 고딕" w:eastAsia="맑은 고딕"/>
           <w:sz w:val="21"/>
         </w:rPr>
-        <w:t>[중-03] 전환 후 새 Primary의 `LOG_ARCHIVE_DEST_2`는?</w:t>
+        <w:t xml:space="preserve">[중-03] 전환 후 새 Primary의 </w:t>
+      </w:r>
+      <w:r>
+        <w:rPr>
+          <w:rFonts w:ascii="Consolas" w:hAnsi="Consolas" w:eastAsia="맑은 고딕"/>
+          <w:sz w:val="21"/>
+        </w:rPr>
+        <w:t xml:space="preserve">LOG_ARCHIVE_DEST_2</w:t>
+      </w:r>
+      <w:r>
+        <w:rPr>
+          <w:rFonts w:ascii="맑은 고딕" w:hAnsi="맑은 고딕" w:eastAsia="맑은 고딕"/>
+          <w:sz w:val="21"/>
+        </w:rPr>
+        <w:t xml:space="preserve">는?</w:t>
       </w:r>
     </w:p>
     <w:p>
@@ -1274,7 +1421,21 @@
           <w:rFonts w:ascii="맑은 고딕" w:hAnsi="맑은 고딕" w:eastAsia="맑은 고딕"/>
           <w:sz w:val="21"/>
         </w:rPr>
-        <w:t>④ Broker가 반대 방향으로 다시 썼다 (`service="chicago"`)</w:t>
+        <w:t xml:space="preserve">④ Broker가 반대 방향으로 다시 썼다 (</w:t>
+      </w:r>
+      <w:r>
+        <w:rPr>
+          <w:rFonts w:ascii="Consolas" w:hAnsi="Consolas" w:eastAsia="맑은 고딕"/>
+          <w:sz w:val="21"/>
+        </w:rPr>
+        <w:t xml:space="preserve">service="chicago"</w:t>
+      </w:r>
+      <w:r>
+        <w:rPr>
+          <w:rFonts w:ascii="맑은 고딕" w:hAnsi="맑은 고딕" w:eastAsia="맑은 고딕"/>
+          <w:sz w:val="21"/>
+        </w:rPr>
+        <w:t xml:space="preserve">)</w:t>
       </w:r>
     </w:p>
     <w:p>
@@ -1292,7 +1453,21 @@
           <w:rFonts w:ascii="맑은 고딕" w:hAnsi="맑은 고딕" w:eastAsia="맑은 고딕"/>
           <w:sz w:val="21"/>
         </w:rPr>
-        <w:t>[중-04] 전환 후 `FAL_SERVER`의 실측값은?</w:t>
+        <w:t xml:space="preserve">[중-04] 전환 후 </w:t>
+      </w:r>
+      <w:r>
+        <w:rPr>
+          <w:rFonts w:ascii="Consolas" w:hAnsi="Consolas" w:eastAsia="맑은 고딕"/>
+          <w:sz w:val="21"/>
+        </w:rPr>
+        <w:t xml:space="preserve">FAL_SERVER</w:t>
+      </w:r>
+      <w:r>
+        <w:rPr>
+          <w:rFonts w:ascii="맑은 고딕" w:hAnsi="맑은 고딕" w:eastAsia="맑은 고딕"/>
+          <w:sz w:val="21"/>
+        </w:rPr>
+        <w:t xml:space="preserve">의 실측값은?</w:t>
       </w:r>
     </w:p>
     <w:p>
@@ -1346,7 +1521,35 @@
           <w:rFonts w:ascii="맑은 고딕" w:hAnsi="맑은 고딕" w:eastAsia="맑은 고딕"/>
           <w:sz w:val="21"/>
         </w:rPr>
-        <w:t>[중-05] `LOG_ARCHIVE_CONFIG`에 `farsync`가 남아 있는 이유는?</w:t>
+        <w:t xml:space="preserve">[중-05] </w:t>
+      </w:r>
+      <w:r>
+        <w:rPr>
+          <w:rFonts w:ascii="Consolas" w:hAnsi="Consolas" w:eastAsia="맑은 고딕"/>
+          <w:sz w:val="21"/>
+        </w:rPr>
+        <w:t xml:space="preserve">LOG_ARCHIVE_CONFIG</w:t>
+      </w:r>
+      <w:r>
+        <w:rPr>
+          <w:rFonts w:ascii="맑은 고딕" w:hAnsi="맑은 고딕" w:eastAsia="맑은 고딕"/>
+          <w:sz w:val="21"/>
+        </w:rPr>
+        <w:t xml:space="preserve">에 </w:t>
+      </w:r>
+      <w:r>
+        <w:rPr>
+          <w:rFonts w:ascii="Consolas" w:hAnsi="Consolas" w:eastAsia="맑은 고딕"/>
+          <w:sz w:val="21"/>
+        </w:rPr>
+        <w:t xml:space="preserve">farsync</w:t>
+      </w:r>
+      <w:r>
+        <w:rPr>
+          <w:rFonts w:ascii="맑은 고딕" w:hAnsi="맑은 고딕" w:eastAsia="맑은 고딕"/>
+          <w:sz w:val="21"/>
+        </w:rPr>
+        <w:t xml:space="preserve">가 남아 있는 이유는?</w:t>
       </w:r>
     </w:p>
     <w:p>
@@ -1400,7 +1603,21 @@
           <w:rFonts w:ascii="맑은 고딕" w:hAnsi="맑은 고딕" w:eastAsia="맑은 고딕"/>
           <w:sz w:val="21"/>
         </w:rPr>
-        <w:t>[중-06] `ALTER DATABASE SWITCHOVER TO boston`을 Broker 환경에서 실행하면?</w:t>
+        <w:t xml:space="preserve">[중-06] </w:t>
+      </w:r>
+      <w:r>
+        <w:rPr>
+          <w:rFonts w:ascii="Consolas" w:hAnsi="Consolas" w:eastAsia="맑은 고딕"/>
+          <w:sz w:val="21"/>
+        </w:rPr>
+        <w:t xml:space="preserve">ALTER DATABASE SWITCHOVER TO boston</w:t>
+      </w:r>
+      <w:r>
+        <w:rPr>
+          <w:rFonts w:ascii="맑은 고딕" w:hAnsi="맑은 고딕" w:eastAsia="맑은 고딕"/>
+          <w:sz w:val="21"/>
+        </w:rPr>
+        <w:t xml:space="preserve">을 Broker 환경에서 실행하면?</w:t>
       </w:r>
     </w:p>
     <w:p>
@@ -1418,7 +1635,21 @@
           <w:rFonts w:ascii="맑은 고딕" w:hAnsi="맑은 고딕" w:eastAsia="맑은 고딕"/>
           <w:sz w:val="21"/>
         </w:rPr>
-        <w:t>② 거부되지 않고 `Database altered.`가 나온다</w:t>
+        <w:t xml:space="preserve">② 거부되지 않고 </w:t>
+      </w:r>
+      <w:r>
+        <w:rPr>
+          <w:rFonts w:ascii="Consolas" w:hAnsi="Consolas" w:eastAsia="맑은 고딕"/>
+          <w:sz w:val="21"/>
+        </w:rPr>
+        <w:t xml:space="preserve">Database altered.</w:t>
+      </w:r>
+      <w:r>
+        <w:rPr>
+          <w:rFonts w:ascii="맑은 고딕" w:hAnsi="맑은 고딕" w:eastAsia="맑은 고딕"/>
+          <w:sz w:val="21"/>
+        </w:rPr>
+        <w:t xml:space="preserve">가 나온다</w:t>
       </w:r>
     </w:p>
     <w:p>
@@ -1508,7 +1739,21 @@
           <w:rFonts w:ascii="맑은 고딕" w:hAnsi="맑은 고딕" w:eastAsia="맑은 고딕"/>
           <w:sz w:val="21"/>
         </w:rPr>
-        <w:t>[중-08] 그 직후 새 Primary의 `OPEN_MODE`는?</w:t>
+        <w:t xml:space="preserve">[중-08] 그 직후 새 Primary의 </w:t>
+      </w:r>
+      <w:r>
+        <w:rPr>
+          <w:rFonts w:ascii="Consolas" w:hAnsi="Consolas" w:eastAsia="맑은 고딕"/>
+          <w:sz w:val="21"/>
+        </w:rPr>
+        <w:t xml:space="preserve">OPEN_MODE</w:t>
+      </w:r>
+      <w:r>
+        <w:rPr>
+          <w:rFonts w:ascii="맑은 고딕" w:hAnsi="맑은 고딕" w:eastAsia="맑은 고딕"/>
+          <w:sz w:val="21"/>
+        </w:rPr>
+        <w:t xml:space="preserve">는?</w:t>
       </w:r>
     </w:p>
     <w:p>
@@ -1634,7 +1879,35 @@
           <w:rFonts w:ascii="맑은 고딕" w:hAnsi="맑은 고딕" w:eastAsia="맑은 고딕"/>
           <w:sz w:val="21"/>
         </w:rPr>
-        <w:t>② `DESTINATION`이 비어 있고 `INACTIVE` — 전송이 없다</w:t>
+        <w:t xml:space="preserve">② </w:t>
+      </w:r>
+      <w:r>
+        <w:rPr>
+          <w:rFonts w:ascii="Consolas" w:hAnsi="Consolas" w:eastAsia="맑은 고딕"/>
+          <w:sz w:val="21"/>
+        </w:rPr>
+        <w:t xml:space="preserve">DESTINATION</w:t>
+      </w:r>
+      <w:r>
+        <w:rPr>
+          <w:rFonts w:ascii="맑은 고딕" w:hAnsi="맑은 고딕" w:eastAsia="맑은 고딕"/>
+          <w:sz w:val="21"/>
+        </w:rPr>
+        <w:t xml:space="preserve">이 비어 있고 </w:t>
+      </w:r>
+      <w:r>
+        <w:rPr>
+          <w:rFonts w:ascii="Consolas" w:hAnsi="Consolas" w:eastAsia="맑은 고딕"/>
+          <w:sz w:val="21"/>
+        </w:rPr>
+        <w:t xml:space="preserve">INACTIVE</w:t>
+      </w:r>
+      <w:r>
+        <w:rPr>
+          <w:rFonts w:ascii="맑은 고딕" w:hAnsi="맑은 고딕" w:eastAsia="맑은 고딕"/>
+          <w:sz w:val="21"/>
+        </w:rPr>
+        <w:t xml:space="preserve"> — 전송이 없다</w:t>
       </w:r>
     </w:p>
     <w:p>
@@ -1778,7 +2051,21 @@
           <w:rFonts w:ascii="맑은 고딕" w:hAnsi="맑은 고딕" w:eastAsia="맑은 고딕"/>
           <w:sz w:val="21"/>
         </w:rPr>
-        <w:t>[중-13] `REMOVE CONFIGURATION`이 안전한 이유는?</w:t>
+        <w:t xml:space="preserve">[중-13] </w:t>
+      </w:r>
+      <w:r>
+        <w:rPr>
+          <w:rFonts w:ascii="Consolas" w:hAnsi="Consolas" w:eastAsia="맑은 고딕"/>
+          <w:sz w:val="21"/>
+        </w:rPr>
+        <w:t xml:space="preserve">REMOVE CONFIGURATION</w:t>
+      </w:r>
+      <w:r>
+        <w:rPr>
+          <w:rFonts w:ascii="맑은 고딕" w:hAnsi="맑은 고딕" w:eastAsia="맑은 고딕"/>
+          <w:sz w:val="21"/>
+        </w:rPr>
+        <w:t xml:space="preserve">이 안전한 이유는?</w:t>
       </w:r>
     </w:p>
     <w:p>
@@ -1832,7 +2119,21 @@
           <w:rFonts w:ascii="맑은 고딕" w:hAnsi="맑은 고딕" w:eastAsia="맑은 고딕"/>
           <w:sz w:val="21"/>
         </w:rPr>
-        <w:t>[중-14] Primary가 죽었을 때 Standby의 `V$DATAGUARD_STATUS` 메시지는?</w:t>
+        <w:t xml:space="preserve">[중-14] Primary가 죽었을 때 Standby의 </w:t>
+      </w:r>
+      <w:r>
+        <w:rPr>
+          <w:rFonts w:ascii="Consolas" w:hAnsi="Consolas" w:eastAsia="맑은 고딕"/>
+          <w:sz w:val="21"/>
+        </w:rPr>
+        <w:t xml:space="preserve">V$DATAGUARD_STATUS</w:t>
+      </w:r>
+      <w:r>
+        <w:rPr>
+          <w:rFonts w:ascii="맑은 고딕" w:hAnsi="맑은 고딕" w:eastAsia="맑은 고딕"/>
+          <w:sz w:val="21"/>
+        </w:rPr>
+        <w:t xml:space="preserve"> 메시지는?</w:t>
       </w:r>
     </w:p>
     <w:p>
@@ -1886,7 +2187,21 @@
           <w:rFonts w:ascii="맑은 고딕" w:hAnsi="맑은 고딕" w:eastAsia="맑은 고딕"/>
           <w:sz w:val="21"/>
         </w:rPr>
-        <w:t>[중-15] 그 메시지의 `ERROR_CODE`는?</w:t>
+        <w:t xml:space="preserve">[중-15] 그 메시지의 </w:t>
+      </w:r>
+      <w:r>
+        <w:rPr>
+          <w:rFonts w:ascii="Consolas" w:hAnsi="Consolas" w:eastAsia="맑은 고딕"/>
+          <w:sz w:val="21"/>
+        </w:rPr>
+        <w:t xml:space="preserve">ERROR_CODE</w:t>
+      </w:r>
+      <w:r>
+        <w:rPr>
+          <w:rFonts w:ascii="맑은 고딕" w:hAnsi="맑은 고딕" w:eastAsia="맑은 고딕"/>
+          <w:sz w:val="21"/>
+        </w:rPr>
+        <w:t xml:space="preserve">는?</w:t>
       </w:r>
     </w:p>
     <w:p>
@@ -1940,7 +2255,21 @@
           <w:rFonts w:ascii="맑은 고딕" w:hAnsi="맑은 고딕" w:eastAsia="맑은 고딕"/>
           <w:sz w:val="21"/>
         </w:rPr>
-        <w:t>[중-16] Broker가 표기한 `ORA-1034`가 SQL*Plus의 표기와 다른 점은?</w:t>
+        <w:t xml:space="preserve">[중-16] Broker가 표기한 </w:t>
+      </w:r>
+      <w:r>
+        <w:rPr>
+          <w:rFonts w:ascii="Consolas" w:hAnsi="Consolas" w:eastAsia="맑은 고딕"/>
+          <w:sz w:val="21"/>
+        </w:rPr>
+        <w:t xml:space="preserve">ORA-1034</w:t>
+      </w:r>
+      <w:r>
+        <w:rPr>
+          <w:rFonts w:ascii="맑은 고딕" w:hAnsi="맑은 고딕" w:eastAsia="맑은 고딕"/>
+          <w:sz w:val="21"/>
+        </w:rPr>
+        <w:t xml:space="preserve">가 SQL*Plus의 표기와 다른 점은?</w:t>
       </w:r>
     </w:p>
     <w:p>
@@ -1994,7 +2323,35 @@
           <w:rFonts w:ascii="맑은 고딕" w:hAnsi="맑은 고딕" w:eastAsia="맑은 고딕"/>
           <w:sz w:val="21"/>
         </w:rPr>
-        <w:t>[중-17] Primary가 죽은 뒤 `VALIDATE`의 `Ready for Failover` 값은?</w:t>
+        <w:t xml:space="preserve">[중-17] Primary가 죽은 뒤 </w:t>
+      </w:r>
+      <w:r>
+        <w:rPr>
+          <w:rFonts w:ascii="Consolas" w:hAnsi="Consolas" w:eastAsia="맑은 고딕"/>
+          <w:sz w:val="21"/>
+        </w:rPr>
+        <w:t xml:space="preserve">VALIDATE</w:t>
+      </w:r>
+      <w:r>
+        <w:rPr>
+          <w:rFonts w:ascii="맑은 고딕" w:hAnsi="맑은 고딕" w:eastAsia="맑은 고딕"/>
+          <w:sz w:val="21"/>
+        </w:rPr>
+        <w:t xml:space="preserve">의 </w:t>
+      </w:r>
+      <w:r>
+        <w:rPr>
+          <w:rFonts w:ascii="Consolas" w:hAnsi="Consolas" w:eastAsia="맑은 고딕"/>
+          <w:sz w:val="21"/>
+        </w:rPr>
+        <w:t xml:space="preserve">Ready for Failover</w:t>
+      </w:r>
+      <w:r>
+        <w:rPr>
+          <w:rFonts w:ascii="맑은 고딕" w:hAnsi="맑은 고딕" w:eastAsia="맑은 고딕"/>
+          <w:sz w:val="21"/>
+        </w:rPr>
+        <w:t xml:space="preserve"> 값은?</w:t>
       </w:r>
     </w:p>
     <w:p>
@@ -2102,7 +2459,21 @@
           <w:rFonts w:ascii="맑은 고딕" w:hAnsi="맑은 고딕" w:eastAsia="맑은 고딕"/>
           <w:sz w:val="21"/>
         </w:rPr>
-        <w:t>[중-19] 그때 `Configuration Status`는?</w:t>
+        <w:t xml:space="preserve">[중-19] 그때 </w:t>
+      </w:r>
+      <w:r>
+        <w:rPr>
+          <w:rFonts w:ascii="Consolas" w:hAnsi="Consolas" w:eastAsia="맑은 고딕"/>
+          <w:sz w:val="21"/>
+        </w:rPr>
+        <w:t xml:space="preserve">Configuration Status</w:t>
+      </w:r>
+      <w:r>
+        <w:rPr>
+          <w:rFonts w:ascii="맑은 고딕" w:hAnsi="맑은 고딕" w:eastAsia="맑은 고딕"/>
+          <w:sz w:val="21"/>
+        </w:rPr>
+        <w:t xml:space="preserve">는?</w:t>
       </w:r>
     </w:p>
     <w:p>
@@ -2156,7 +2527,21 @@
           <w:rFonts w:ascii="맑은 고딕" w:hAnsi="맑은 고딕" w:eastAsia="맑은 고딕"/>
           <w:sz w:val="21"/>
         </w:rPr>
-        <w:t>[중-20] 옛 Primary가 내려간 채로 `REINSTATE`하면?</w:t>
+        <w:t xml:space="preserve">[중-20] 옛 Primary가 내려간 채로 </w:t>
+      </w:r>
+      <w:r>
+        <w:rPr>
+          <w:rFonts w:ascii="Consolas" w:hAnsi="Consolas" w:eastAsia="맑은 고딕"/>
+          <w:sz w:val="21"/>
+        </w:rPr>
+        <w:t xml:space="preserve">REINSTATE</w:t>
+      </w:r>
+      <w:r>
+        <w:rPr>
+          <w:rFonts w:ascii="맑은 고딕" w:hAnsi="맑은 고딕" w:eastAsia="맑은 고딕"/>
+          <w:sz w:val="21"/>
+        </w:rPr>
+        <w:t xml:space="preserve">하면?</w:t>
       </w:r>
     </w:p>
     <w:p>
@@ -2218,16 +2603,44 @@
           <w:rFonts w:ascii="맑은 고딕" w:hAnsi="맑은 고딕" w:eastAsia="맑은 고딕"/>
           <w:sz w:val="21"/>
         </w:rPr>
-        <w:t>[상-01] Reinstate 후 MRP0의 `SEQUENCE#`가 4였던 이유는?</w:t>
-      </w:r>
-    </w:p>
-    <w:p>
-      <w:r>
-        <w:rPr>
-          <w:rFonts w:ascii="맑은 고딕" w:hAnsi="맑은 고딕" w:eastAsia="맑은 고딕"/>
-          <w:sz w:val="21"/>
-        </w:rPr>
-        <w:t>① `OPEN RESETLOGS`로 새 인큐네이션이 시작돼 시퀀스가 다시 매겨졌다</w:t>
+        <w:t xml:space="preserve">[상-01] Reinstate 후 MRP0의 </w:t>
+      </w:r>
+      <w:r>
+        <w:rPr>
+          <w:rFonts w:ascii="Consolas" w:hAnsi="Consolas" w:eastAsia="맑은 고딕"/>
+          <w:sz w:val="21"/>
+        </w:rPr>
+        <w:t xml:space="preserve">SEQUENCE#</w:t>
+      </w:r>
+      <w:r>
+        <w:rPr>
+          <w:rFonts w:ascii="맑은 고딕" w:hAnsi="맑은 고딕" w:eastAsia="맑은 고딕"/>
+          <w:sz w:val="21"/>
+        </w:rPr>
+        <w:t xml:space="preserve">가 4였던 이유는?</w:t>
+      </w:r>
+    </w:p>
+    <w:p>
+      <w:r>
+        <w:rPr>
+          <w:rFonts w:ascii="맑은 고딕" w:hAnsi="맑은 고딕" w:eastAsia="맑은 고딕"/>
+          <w:sz w:val="21"/>
+        </w:rPr>
+        <w:t xml:space="preserve">① </w:t>
+      </w:r>
+      <w:r>
+        <w:rPr>
+          <w:rFonts w:ascii="Consolas" w:hAnsi="Consolas" w:eastAsia="맑은 고딕"/>
+          <w:sz w:val="21"/>
+        </w:rPr>
+        <w:t xml:space="preserve">OPEN RESETLOGS</w:t>
+      </w:r>
+      <w:r>
+        <w:rPr>
+          <w:rFonts w:ascii="맑은 고딕" w:hAnsi="맑은 고딕" w:eastAsia="맑은 고딕"/>
+          <w:sz w:val="21"/>
+        </w:rPr>
+        <w:t xml:space="preserve">로 새 인큐네이션이 시작돼 시퀀스가 다시 매겨졌다</w:t>
       </w:r>
     </w:p>
     <w:p>
@@ -2308,7 +2721,21 @@
           <w:rFonts w:ascii="맑은 고딕" w:hAnsi="맑은 고딕" w:eastAsia="맑은 고딕"/>
           <w:sz w:val="21"/>
         </w:rPr>
-        <w:t>④ 두 `SEQUENCE#` 비교의 기준선을 새로 잡아야 한다</w:t>
+        <w:t xml:space="preserve">④ 두 </w:t>
+      </w:r>
+      <w:r>
+        <w:rPr>
+          <w:rFonts w:ascii="Consolas" w:hAnsi="Consolas" w:eastAsia="맑은 고딕"/>
+          <w:sz w:val="21"/>
+        </w:rPr>
+        <w:t xml:space="preserve">SEQUENCE#</w:t>
+      </w:r>
+      <w:r>
+        <w:rPr>
+          <w:rFonts w:ascii="맑은 고딕" w:hAnsi="맑은 고딕" w:eastAsia="맑은 고딕"/>
+          <w:sz w:val="21"/>
+        </w:rPr>
+        <w:t xml:space="preserve"> 비교의 기준선을 새로 잡아야 한다</w:t>
       </w:r>
     </w:p>
     <w:p>
@@ -2326,7 +2753,21 @@
           <w:rFonts w:ascii="맑은 고딕" w:hAnsi="맑은 고딕" w:eastAsia="맑은 고딕"/>
           <w:sz w:val="21"/>
         </w:rPr>
-        <w:t>[상-03] `MaxPerformance`인데 Failover에서 손실이 없었던 이유는?</w:t>
+        <w:t xml:space="preserve">[상-03] </w:t>
+      </w:r>
+      <w:r>
+        <w:rPr>
+          <w:rFonts w:ascii="Consolas" w:hAnsi="Consolas" w:eastAsia="맑은 고딕"/>
+          <w:sz w:val="21"/>
+        </w:rPr>
+        <w:t xml:space="preserve">MaxPerformance</w:t>
+      </w:r>
+      <w:r>
+        <w:rPr>
+          <w:rFonts w:ascii="맑은 고딕" w:hAnsi="맑은 고딕" w:eastAsia="맑은 고딕"/>
+          <w:sz w:val="21"/>
+        </w:rPr>
+        <w:t xml:space="preserve">인데 Failover에서 손실이 없었던 이유는?</w:t>
       </w:r>
     </w:p>
     <w:p>
@@ -2434,7 +2875,21 @@
           <w:rFonts w:ascii="맑은 고딕" w:hAnsi="맑은 고딕" w:eastAsia="맑은 고딕"/>
           <w:sz w:val="21"/>
         </w:rPr>
-        <w:t>[상-05] 마운트한 옛 Primary가 자기를 `PRIMARY`라고 말하는 것은?</w:t>
+        <w:t xml:space="preserve">[상-05] 마운트한 옛 Primary가 자기를 </w:t>
+      </w:r>
+      <w:r>
+        <w:rPr>
+          <w:rFonts w:ascii="Consolas" w:hAnsi="Consolas" w:eastAsia="맑은 고딕"/>
+          <w:sz w:val="21"/>
+        </w:rPr>
+        <w:t xml:space="preserve">PRIMARY</w:t>
+      </w:r>
+      <w:r>
+        <w:rPr>
+          <w:rFonts w:ascii="맑은 고딕" w:hAnsi="맑은 고딕" w:eastAsia="맑은 고딕"/>
+          <w:sz w:val="21"/>
+        </w:rPr>
+        <w:t xml:space="preserve">라고 말하는 것은?</w:t>
       </w:r>
     </w:p>
     <w:p>
@@ -2596,7 +3051,21 @@
           <w:rFonts w:ascii="맑은 고딕" w:hAnsi="맑은 고딕" w:eastAsia="맑은 고딕"/>
           <w:sz w:val="21"/>
         </w:rPr>
-        <w:t>[상-08] 전환 직후의 `ORA-16786`을 어떻게 처리하는가?</w:t>
+        <w:t xml:space="preserve">[상-08] 전환 직후의 </w:t>
+      </w:r>
+      <w:r>
+        <w:rPr>
+          <w:rFonts w:ascii="Consolas" w:hAnsi="Consolas" w:eastAsia="맑은 고딕"/>
+          <w:sz w:val="21"/>
+        </w:rPr>
+        <w:t xml:space="preserve">ORA-16786</w:t>
+      </w:r>
+      <w:r>
+        <w:rPr>
+          <w:rFonts w:ascii="맑은 고딕" w:hAnsi="맑은 고딕" w:eastAsia="맑은 고딕"/>
+          <w:sz w:val="21"/>
+        </w:rPr>
+        <w:t xml:space="preserve">을 어떻게 처리하는가?</w:t>
       </w:r>
     </w:p>
     <w:p>
@@ -2744,6 +3213,8 @@
       </w:r>
     </w:p>
     <w:sectPr>
+      <w:headerReference w:type="default" r:id="rId9"/>
+      <w:footerReference w:type="default" r:id="rId10"/>
       <w:pgSz w:w="12240" w:h="15840"/>
       <w:pgMar w:top="1440" w:right="1800" w:bottom="1440" w:left="1800" w:header="720" w:footer="720" w:gutter="0"/>
       <w:cols w:space="720"/>
@@ -2751,6 +3222,26 @@
     </w:sectPr>
   </w:body>
 </w:document>
+</file>
+
+<file path=word/footer1.xml><?xml version="1.0" encoding="utf-8"?>
+<w:ftr xmlns:m="http://schemas.openxmlformats.org/officeDocument/2006/math" xmlns:mc="http://schemas.openxmlformats.org/markup-compatibility/2006" xmlns:mo="http://schemas.microsoft.com/office/mac/office/2008/main" xmlns:mv="urn:schemas-microsoft-com:mac:vml" xmlns:o="urn:schemas-microsoft-com:office:office" xmlns:r="http://schemas.openxmlformats.org/officeDocument/2006/relationships" xmlns:v="urn:schemas-microsoft-com:vml" xmlns:w10="urn:schemas-microsoft-com:office:word" xmlns:w14="http://schemas.microsoft.com/office/word/2010/wordml" xmlns:w="http://schemas.openxmlformats.org/wordprocessingml/2006/main" xmlns:wne="http://schemas.microsoft.com/office/word/2006/wordml" xmlns:wp14="http://schemas.microsoft.com/office/word/2010/wordprocessingDrawing" xmlns:wp="http://schemas.openxmlformats.org/drawingml/2006/wordprocessingDrawing" xmlns:wpc="http://schemas.microsoft.com/office/word/2010/wordprocessingCanvas" xmlns:wpg="http://schemas.microsoft.com/office/word/2010/wordprocessingGroup" xmlns:wpi="http://schemas.microsoft.com/office/word/2010/wordprocessingInk" xmlns:wps="http://schemas.microsoft.com/office/word/2010/wordprocessingShape" mc:Ignorable="w14 wp14">
+  <w:p>
+    <w:pPr>
+      <w:pStyle w:val="Footer"/>
+    </w:pPr>
+  </w:p>
+</w:ftr>
+</file>
+
+<file path=word/header1.xml><?xml version="1.0" encoding="utf-8"?>
+<w:hdr xmlns:m="http://schemas.openxmlformats.org/officeDocument/2006/math" xmlns:mc="http://schemas.openxmlformats.org/markup-compatibility/2006" xmlns:mo="http://schemas.microsoft.com/office/mac/office/2008/main" xmlns:mv="urn:schemas-microsoft-com:mac:vml" xmlns:o="urn:schemas-microsoft-com:office:office" xmlns:r="http://schemas.openxmlformats.org/officeDocument/2006/relationships" xmlns:v="urn:schemas-microsoft-com:vml" xmlns:w10="urn:schemas-microsoft-com:office:word" xmlns:w14="http://schemas.microsoft.com/office/word/2010/wordml" xmlns:w="http://schemas.openxmlformats.org/wordprocessingml/2006/main" xmlns:wne="http://schemas.microsoft.com/office/word/2006/wordml" xmlns:wp14="http://schemas.microsoft.com/office/word/2010/wordprocessingDrawing" xmlns:wp="http://schemas.openxmlformats.org/drawingml/2006/wordprocessingDrawing" xmlns:wpc="http://schemas.microsoft.com/office/word/2010/wordprocessingCanvas" xmlns:wpg="http://schemas.microsoft.com/office/word/2010/wordprocessingGroup" xmlns:wpi="http://schemas.microsoft.com/office/word/2010/wordprocessingInk" xmlns:wps="http://schemas.microsoft.com/office/word/2010/wordprocessingShape" mc:Ignorable="w14 wp14">
+  <w:p>
+    <w:pPr>
+      <w:pStyle w:val="Header"/>
+    </w:pPr>
+  </w:p>
+</w:hdr>
 </file>
 
 <file path=word/numbering.xml><?xml version="1.0" encoding="utf-8"?>

--- a/ADG/16장/16장_실습문제.docx
+++ b/ADG/16장/16장_실습문제.docx
@@ -16,7 +16,21 @@
           <w:rFonts w:ascii="맑은 고딕" w:hAnsi="맑은 고딕" w:eastAsia="맑은 고딕"/>
           <w:sz w:val="21"/>
         </w:rPr>
-        <w:t>총 50문항 (하 20 · 중 20 · 상 10). Oracle Database 19c EE 2노드 실습 환경(chicago-srv / boston-srv, Broker 구성 `dg_chicago`, MaxPerformance)을 기준으로 한다. 보기 중 가장 적절한 하나를 고른다.</w:t>
+        <w:t xml:space="preserve">총 50문항 (하 20 · 중 20 · 상 10). Oracle Database 19c EE 2노드 실습 환경(chicago-srv / boston-srv, Broker 구성 </w:t>
+      </w:r>
+      <w:r>
+        <w:rPr>
+          <w:rFonts w:ascii="Consolas" w:hAnsi="Consolas" w:eastAsia="맑은 고딕"/>
+          <w:sz w:val="21"/>
+        </w:rPr>
+        <w:t xml:space="preserve">dg_chicago</w:t>
+      </w:r>
+      <w:r>
+        <w:rPr>
+          <w:rFonts w:ascii="맑은 고딕" w:hAnsi="맑은 고딕" w:eastAsia="맑은 고딕"/>
+          <w:sz w:val="21"/>
+        </w:rPr>
+        <w:t xml:space="preserve">, MaxPerformance)을 기준으로 한다. 보기 중 가장 적절한 하나를 고른다.</w:t>
       </w:r>
     </w:p>
     <w:p>
@@ -51,7 +65,61 @@
           <w:rFonts w:ascii="맑은 고딕" w:hAnsi="맑은 고딕" w:eastAsia="맑은 고딕"/>
           <w:sz w:val="21"/>
         </w:rPr>
-        <w:t>① Switchover</w:t>
+        <w:t>① Snapshot Standby</w:t>
+      </w:r>
+    </w:p>
+    <w:p>
+      <w:r>
+        <w:rPr>
+          <w:rFonts w:ascii="맑은 고딕" w:hAnsi="맑은 고딕" w:eastAsia="맑은 고딕"/>
+          <w:sz w:val="21"/>
+        </w:rPr>
+        <w:t>② Switchover</w:t>
+      </w:r>
+    </w:p>
+    <w:p>
+      <w:r>
+        <w:rPr>
+          <w:rFonts w:ascii="맑은 고딕" w:hAnsi="맑은 고딕" w:eastAsia="맑은 고딕"/>
+          <w:sz w:val="21"/>
+        </w:rPr>
+        <w:t>③ Failover</w:t>
+      </w:r>
+    </w:p>
+    <w:p>
+      <w:r>
+        <w:rPr>
+          <w:rFonts w:ascii="맑은 고딕" w:hAnsi="맑은 고딕" w:eastAsia="맑은 고딕"/>
+          <w:sz w:val="21"/>
+        </w:rPr>
+        <w:t>④ Reinstate</w:t>
+      </w:r>
+    </w:p>
+    <w:p>
+      <w:r>
+        <w:rPr>
+          <w:rFonts w:ascii="맑은 고딕" w:hAnsi="맑은 고딕" w:eastAsia="맑은 고딕"/>
+          <w:sz w:val="21"/>
+        </w:rPr>
+        <w:t>하-02 · 객관식</w:t>
+      </w:r>
+    </w:p>
+    <w:p>
+      <w:r>
+        <w:rPr>
+          <w:rFonts w:ascii="맑은 고딕" w:hAnsi="맑은 고딕" w:eastAsia="맑은 고딕"/>
+          <w:sz w:val="21"/>
+        </w:rPr>
+        <w:t>[하-02] Primary를 쓸 수 없을 때 하는 전환은?</w:t>
+      </w:r>
+    </w:p>
+    <w:p>
+      <w:r>
+        <w:rPr>
+          <w:rFonts w:ascii="맑은 고딕" w:hAnsi="맑은 고딕" w:eastAsia="맑은 고딕"/>
+          <w:sz w:val="21"/>
+        </w:rPr>
+        <w:t>① Convert</w:t>
       </w:r>
     </w:p>
     <w:p>
@@ -69,70 +137,16 @@
           <w:rFonts w:ascii="맑은 고딕" w:hAnsi="맑은 고딕" w:eastAsia="맑은 고딕"/>
           <w:sz w:val="21"/>
         </w:rPr>
-        <w:t>③ Reinstate</w:t>
-      </w:r>
-    </w:p>
-    <w:p>
-      <w:r>
-        <w:rPr>
-          <w:rFonts w:ascii="맑은 고딕" w:hAnsi="맑은 고딕" w:eastAsia="맑은 고딕"/>
-          <w:sz w:val="21"/>
-        </w:rPr>
-        <w:t>④ Snapshot Standby</w:t>
-      </w:r>
-    </w:p>
-    <w:p>
-      <w:r>
-        <w:rPr>
-          <w:rFonts w:ascii="맑은 고딕" w:hAnsi="맑은 고딕" w:eastAsia="맑은 고딕"/>
-          <w:sz w:val="21"/>
-        </w:rPr>
-        <w:t>하-02 · 객관식</w:t>
-      </w:r>
-    </w:p>
-    <w:p>
-      <w:r>
-        <w:rPr>
-          <w:rFonts w:ascii="맑은 고딕" w:hAnsi="맑은 고딕" w:eastAsia="맑은 고딕"/>
-          <w:sz w:val="21"/>
-        </w:rPr>
-        <w:t>[하-02] Primary를 쓸 수 없을 때 하는 전환은?</w:t>
-      </w:r>
-    </w:p>
-    <w:p>
-      <w:r>
-        <w:rPr>
-          <w:rFonts w:ascii="맑은 고딕" w:hAnsi="맑은 고딕" w:eastAsia="맑은 고딕"/>
-          <w:sz w:val="21"/>
-        </w:rPr>
-        <w:t>① Failover</w:t>
-      </w:r>
-    </w:p>
-    <w:p>
-      <w:r>
-        <w:rPr>
-          <w:rFonts w:ascii="맑은 고딕" w:hAnsi="맑은 고딕" w:eastAsia="맑은 고딕"/>
-          <w:sz w:val="21"/>
-        </w:rPr>
-        <w:t>② Switchover</w:t>
-      </w:r>
-    </w:p>
-    <w:p>
-      <w:r>
-        <w:rPr>
-          <w:rFonts w:ascii="맑은 고딕" w:hAnsi="맑은 고딕" w:eastAsia="맑은 고딕"/>
-          <w:sz w:val="21"/>
-        </w:rPr>
-        <w:t>③ Reinstate</w:t>
-      </w:r>
-    </w:p>
-    <w:p>
-      <w:r>
-        <w:rPr>
-          <w:rFonts w:ascii="맑은 고딕" w:hAnsi="맑은 고딕" w:eastAsia="맑은 고딕"/>
-          <w:sz w:val="21"/>
-        </w:rPr>
-        <w:t>④ Convert</w:t>
+        <w:t>③ Switchover</w:t>
+      </w:r>
+    </w:p>
+    <w:p>
+      <w:r>
+        <w:rPr>
+          <w:rFonts w:ascii="맑은 고딕" w:hAnsi="맑은 고딕" w:eastAsia="맑은 고딕"/>
+          <w:sz w:val="21"/>
+        </w:rPr>
+        <w:t>④ Reinstate</w:t>
       </w:r>
     </w:p>
     <w:p>
@@ -150,7 +164,21 @@
           <w:rFonts w:ascii="맑은 고딕" w:hAnsi="맑은 고딕" w:eastAsia="맑은 고딕"/>
           <w:sz w:val="21"/>
         </w:rPr>
-        <w:t>[하-03] Primary의 `SWITCHOVER_STATUS` 정상값은?</w:t>
+        <w:t xml:space="preserve">[하-03] Primary의 </w:t>
+      </w:r>
+      <w:r>
+        <w:rPr>
+          <w:rFonts w:ascii="Consolas" w:hAnsi="Consolas" w:eastAsia="맑은 고딕"/>
+          <w:sz w:val="21"/>
+        </w:rPr>
+        <w:t xml:space="preserve">SWITCHOVER_STATUS</w:t>
+      </w:r>
+      <w:r>
+        <w:rPr>
+          <w:rFonts w:ascii="맑은 고딕" w:hAnsi="맑은 고딕" w:eastAsia="맑은 고딕"/>
+          <w:sz w:val="21"/>
+        </w:rPr>
+        <w:t xml:space="preserve"> 정상값은?</w:t>
       </w:r>
     </w:p>
     <w:p>
@@ -168,7 +196,7 @@
           <w:rFonts w:ascii="맑은 고딕" w:hAnsi="맑은 고딕" w:eastAsia="맑은 고딕"/>
           <w:sz w:val="21"/>
         </w:rPr>
-        <w:t>② NOT ALLOWED</w:t>
+        <w:t>② RECOVERY NEEDED</w:t>
       </w:r>
     </w:p>
     <w:p>
@@ -186,7 +214,7 @@
           <w:rFonts w:ascii="맑은 고딕" w:hAnsi="맑은 고딕" w:eastAsia="맑은 고딕"/>
           <w:sz w:val="21"/>
         </w:rPr>
-        <w:t>④ RECOVERY NEEDED</w:t>
+        <w:t>④ NOT ALLOWED</w:t>
       </w:r>
     </w:p>
     <w:p>
@@ -204,16 +232,44 @@
           <w:rFonts w:ascii="맑은 고딕" w:hAnsi="맑은 고딕" w:eastAsia="맑은 고딕"/>
           <w:sz w:val="21"/>
         </w:rPr>
-        <w:t>[하-04] Standby의 `SWITCHOVER_STATUS`가 `NOT ALLOWED`인 것은?</w:t>
-      </w:r>
-    </w:p>
-    <w:p>
-      <w:r>
-        <w:rPr>
-          <w:rFonts w:ascii="맑은 고딕" w:hAnsi="맑은 고딕" w:eastAsia="맑은 고딕"/>
-          <w:sz w:val="21"/>
-        </w:rPr>
-        <w:t>① 정상이다 — Standby에서 전환을 시작할 수 없다는 뜻</w:t>
+        <w:t xml:space="preserve">[하-04] Standby의 </w:t>
+      </w:r>
+      <w:r>
+        <w:rPr>
+          <w:rFonts w:ascii="Consolas" w:hAnsi="Consolas" w:eastAsia="맑은 고딕"/>
+          <w:sz w:val="21"/>
+        </w:rPr>
+        <w:t xml:space="preserve">SWITCHOVER_STATUS</w:t>
+      </w:r>
+      <w:r>
+        <w:rPr>
+          <w:rFonts w:ascii="맑은 고딕" w:hAnsi="맑은 고딕" w:eastAsia="맑은 고딕"/>
+          <w:sz w:val="21"/>
+        </w:rPr>
+        <w:t xml:space="preserve">가 </w:t>
+      </w:r>
+      <w:r>
+        <w:rPr>
+          <w:rFonts w:ascii="Consolas" w:hAnsi="Consolas" w:eastAsia="맑은 고딕"/>
+          <w:sz w:val="21"/>
+        </w:rPr>
+        <w:t xml:space="preserve">NOT ALLOWED</w:t>
+      </w:r>
+      <w:r>
+        <w:rPr>
+          <w:rFonts w:ascii="맑은 고딕" w:hAnsi="맑은 고딕" w:eastAsia="맑은 고딕"/>
+          <w:sz w:val="21"/>
+        </w:rPr>
+        <w:t xml:space="preserve">인 것은?</w:t>
+      </w:r>
+    </w:p>
+    <w:p>
+      <w:r>
+        <w:rPr>
+          <w:rFonts w:ascii="맑은 고딕" w:hAnsi="맑은 고딕" w:eastAsia="맑은 고딕"/>
+          <w:sz w:val="21"/>
+        </w:rPr>
+        <w:t>① 갭이 있다</w:t>
       </w:r>
     </w:p>
     <w:p>
@@ -231,7 +287,7 @@
           <w:rFonts w:ascii="맑은 고딕" w:hAnsi="맑은 고딕" w:eastAsia="맑은 고딕"/>
           <w:sz w:val="21"/>
         </w:rPr>
-        <w:t>③ 갭이 있다</w:t>
+        <w:t>③ 정상이다 — Standby에서 전환을 시작할 수 없다는 뜻</w:t>
       </w:r>
     </w:p>
     <w:p>
@@ -267,34 +323,34 @@
           <w:rFonts w:ascii="맑은 고딕" w:hAnsi="맑은 고딕" w:eastAsia="맑은 고딕"/>
           <w:sz w:val="21"/>
         </w:rPr>
-        <w:t>① SWITCHOVER TO '&lt;대상&gt;'</w:t>
-      </w:r>
-    </w:p>
-    <w:p>
-      <w:r>
-        <w:rPr>
-          <w:rFonts w:ascii="맑은 고딕" w:hAnsi="맑은 고딕" w:eastAsia="맑은 고딕"/>
-          <w:sz w:val="21"/>
-        </w:rPr>
-        <w:t>② ALTER DATABASE SWITCHOVER</w:t>
-      </w:r>
-    </w:p>
-    <w:p>
-      <w:r>
-        <w:rPr>
-          <w:rFonts w:ascii="맑은 고딕" w:hAnsi="맑은 고딕" w:eastAsia="맑은 고딕"/>
-          <w:sz w:val="21"/>
-        </w:rPr>
-        <w:t>③ CHANGE ROLE TO PRIMARY</w:t>
-      </w:r>
-    </w:p>
-    <w:p>
-      <w:r>
-        <w:rPr>
-          <w:rFonts w:ascii="맑은 고딕" w:hAnsi="맑은 고딕" w:eastAsia="맑은 고딕"/>
-          <w:sz w:val="21"/>
-        </w:rPr>
-        <w:t>④ PROMOTE DATABASE</w:t>
+        <w:t>① ALTER DATABASE SWITCHOVER</w:t>
+      </w:r>
+    </w:p>
+    <w:p>
+      <w:r>
+        <w:rPr>
+          <w:rFonts w:ascii="맑은 고딕" w:hAnsi="맑은 고딕" w:eastAsia="맑은 고딕"/>
+          <w:sz w:val="21"/>
+        </w:rPr>
+        <w:t>② SWITCHOVER TO '&lt;대상&gt;'</w:t>
+      </w:r>
+    </w:p>
+    <w:p>
+      <w:r>
+        <w:rPr>
+          <w:rFonts w:ascii="맑은 고딕" w:hAnsi="맑은 고딕" w:eastAsia="맑은 고딕"/>
+          <w:sz w:val="21"/>
+        </w:rPr>
+        <w:t>③ PROMOTE DATABASE</w:t>
+      </w:r>
+    </w:p>
+    <w:p>
+      <w:r>
+        <w:rPr>
+          <w:rFonts w:ascii="맑은 고딕" w:hAnsi="맑은 고딕" w:eastAsia="맑은 고딕"/>
+          <w:sz w:val="21"/>
+        </w:rPr>
+        <w:t>④ CHANGE ROLE TO PRIMARY</w:t>
       </w:r>
     </w:p>
     <w:p>
@@ -321,7 +377,7 @@
           <w:rFonts w:ascii="맑은 고딕" w:hAnsi="맑은 고딕" w:eastAsia="맑은 고딕"/>
           <w:sz w:val="21"/>
         </w:rPr>
-        <w:t>① 약 64초</w:t>
+        <w:t>① 약 5초</w:t>
       </w:r>
     </w:p>
     <w:p>
@@ -339,7 +395,7 @@
           <w:rFonts w:ascii="맑은 고딕" w:hAnsi="맑은 고딕" w:eastAsia="맑은 고딕"/>
           <w:sz w:val="21"/>
         </w:rPr>
-        <w:t>③ 약 5초</w:t>
+        <w:t>③ 약 64초</w:t>
       </w:r>
     </w:p>
     <w:p>
@@ -375,34 +431,34 @@
           <w:rFonts w:ascii="맑은 고딕" w:hAnsi="맑은 고딕" w:eastAsia="맑은 고딕"/>
           <w:sz w:val="21"/>
         </w:rPr>
-        <w:t>① 약 24초</w:t>
-      </w:r>
-    </w:p>
-    <w:p>
-      <w:r>
-        <w:rPr>
-          <w:rFonts w:ascii="맑은 고딕" w:hAnsi="맑은 고딕" w:eastAsia="맑은 고딕"/>
-          <w:sz w:val="21"/>
-        </w:rPr>
-        <w:t>② 약 64초</w:t>
-      </w:r>
-    </w:p>
-    <w:p>
-      <w:r>
-        <w:rPr>
-          <w:rFonts w:ascii="맑은 고딕" w:hAnsi="맑은 고딕" w:eastAsia="맑은 고딕"/>
-          <w:sz w:val="21"/>
-        </w:rPr>
-        <w:t>③ 약 51초</w:t>
-      </w:r>
-    </w:p>
-    <w:p>
-      <w:r>
-        <w:rPr>
-          <w:rFonts w:ascii="맑은 고딕" w:hAnsi="맑은 고딕" w:eastAsia="맑은 고딕"/>
-          <w:sz w:val="21"/>
-        </w:rPr>
-        <w:t>④ 약 5분</w:t>
+        <w:t>① 약 5분</w:t>
+      </w:r>
+    </w:p>
+    <w:p>
+      <w:r>
+        <w:rPr>
+          <w:rFonts w:ascii="맑은 고딕" w:hAnsi="맑은 고딕" w:eastAsia="맑은 고딕"/>
+          <w:sz w:val="21"/>
+        </w:rPr>
+        <w:t>② 약 51초</w:t>
+      </w:r>
+    </w:p>
+    <w:p>
+      <w:r>
+        <w:rPr>
+          <w:rFonts w:ascii="맑은 고딕" w:hAnsi="맑은 고딕" w:eastAsia="맑은 고딕"/>
+          <w:sz w:val="21"/>
+        </w:rPr>
+        <w:t>③ 약 24초</w:t>
+      </w:r>
+    </w:p>
+    <w:p>
+      <w:r>
+        <w:rPr>
+          <w:rFonts w:ascii="맑은 고딕" w:hAnsi="맑은 고딕" w:eastAsia="맑은 고딕"/>
+          <w:sz w:val="21"/>
+        </w:rPr>
+        <w:t>④ 약 64초</w:t>
       </w:r>
     </w:p>
     <w:p>
@@ -438,25 +494,25 @@
           <w:rFonts w:ascii="맑은 고딕" w:hAnsi="맑은 고딕" w:eastAsia="맑은 고딕"/>
           <w:sz w:val="21"/>
         </w:rPr>
-        <w:t>② 약 24초</w:t>
-      </w:r>
-    </w:p>
-    <w:p>
-      <w:r>
-        <w:rPr>
-          <w:rFonts w:ascii="맑은 고딕" w:hAnsi="맑은 고딕" w:eastAsia="맑은 고딕"/>
-          <w:sz w:val="21"/>
-        </w:rPr>
-        <w:t>③ 약 3초</w:t>
-      </w:r>
-    </w:p>
-    <w:p>
-      <w:r>
-        <w:rPr>
-          <w:rFonts w:ascii="맑은 고딕" w:hAnsi="맑은 고딕" w:eastAsia="맑은 고딕"/>
-          <w:sz w:val="21"/>
-        </w:rPr>
-        <w:t>④ 약 10분</w:t>
+        <w:t>② 약 3초</w:t>
+      </w:r>
+    </w:p>
+    <w:p>
+      <w:r>
+        <w:rPr>
+          <w:rFonts w:ascii="맑은 고딕" w:hAnsi="맑은 고딕" w:eastAsia="맑은 고딕"/>
+          <w:sz w:val="21"/>
+        </w:rPr>
+        <w:t>③ 약 10분</w:t>
+      </w:r>
+    </w:p>
+    <w:p>
+      <w:r>
+        <w:rPr>
+          <w:rFonts w:ascii="맑은 고딕" w:hAnsi="맑은 고딕" w:eastAsia="맑은 고딕"/>
+          <w:sz w:val="21"/>
+        </w:rPr>
+        <w:t>④ 약 24초</w:t>
       </w:r>
     </w:p>
     <w:p>
@@ -474,25 +530,39 @@
           <w:rFonts w:ascii="맑은 고딕" w:hAnsi="맑은 고딕" w:eastAsia="맑은 고딕"/>
           <w:sz w:val="21"/>
         </w:rPr>
-        <w:t>[하-09] 전환 출력의 `Connected to an idle instance.`가 뜻하는 것은?</w:t>
-      </w:r>
-    </w:p>
-    <w:p>
-      <w:r>
-        <w:rPr>
-          <w:rFonts w:ascii="맑은 고딕" w:hAnsi="맑은 고딕" w:eastAsia="맑은 고딕"/>
-          <w:sz w:val="21"/>
-        </w:rPr>
-        <w:t>① 옛 Primary가 그 시점에 내려가 있다</w:t>
-      </w:r>
-    </w:p>
-    <w:p>
-      <w:r>
-        <w:rPr>
-          <w:rFonts w:ascii="맑은 고딕" w:hAnsi="맑은 고딕" w:eastAsia="맑은 고딕"/>
-          <w:sz w:val="21"/>
-        </w:rPr>
-        <w:t>② 접속에 실패했다</w:t>
+        <w:t xml:space="preserve">[하-09] 전환 출력의 </w:t>
+      </w:r>
+      <w:r>
+        <w:rPr>
+          <w:rFonts w:ascii="Consolas" w:hAnsi="Consolas" w:eastAsia="맑은 고딕"/>
+          <w:sz w:val="21"/>
+        </w:rPr>
+        <w:t xml:space="preserve">Connected to an idle instance.</w:t>
+      </w:r>
+      <w:r>
+        <w:rPr>
+          <w:rFonts w:ascii="맑은 고딕" w:hAnsi="맑은 고딕" w:eastAsia="맑은 고딕"/>
+          <w:sz w:val="21"/>
+        </w:rPr>
+        <w:t xml:space="preserve">가 뜻하는 것은?</w:t>
+      </w:r>
+    </w:p>
+    <w:p>
+      <w:r>
+        <w:rPr>
+          <w:rFonts w:ascii="맑은 고딕" w:hAnsi="맑은 고딕" w:eastAsia="맑은 고딕"/>
+          <w:sz w:val="21"/>
+        </w:rPr>
+        <w:t>① 접속에 실패했다</w:t>
+      </w:r>
+    </w:p>
+    <w:p>
+      <w:r>
+        <w:rPr>
+          <w:rFonts w:ascii="맑은 고딕" w:hAnsi="맑은 고딕" w:eastAsia="맑은 고딕"/>
+          <w:sz w:val="21"/>
+        </w:rPr>
+        <w:t>② 리스너가 죽었다</w:t>
       </w:r>
     </w:p>
     <w:p>
@@ -510,7 +580,7 @@
           <w:rFonts w:ascii="맑은 고딕" w:hAnsi="맑은 고딕" w:eastAsia="맑은 고딕"/>
           <w:sz w:val="21"/>
         </w:rPr>
-        <w:t>④ 리스너가 죽었다</w:t>
+        <w:t>④ 옛 Primary가 그 시점에 내려가 있다</w:t>
       </w:r>
     </w:p>
     <w:p>
@@ -537,25 +607,39 @@
           <w:rFonts w:ascii="맑은 고딕" w:hAnsi="맑은 고딕" w:eastAsia="맑은 고딕"/>
           <w:sz w:val="21"/>
         </w:rPr>
-        <w:t>① 리스너의 정적 등록(`_DGMGRL`)</w:t>
-      </w:r>
-    </w:p>
-    <w:p>
-      <w:r>
-        <w:rPr>
-          <w:rFonts w:ascii="맑은 고딕" w:hAnsi="맑은 고딕" w:eastAsia="맑은 고딕"/>
-          <w:sz w:val="21"/>
-        </w:rPr>
-        <w:t>② 플래시백</w:t>
-      </w:r>
-    </w:p>
-    <w:p>
-      <w:r>
-        <w:rPr>
-          <w:rFonts w:ascii="맑은 고딕" w:hAnsi="맑은 고딕" w:eastAsia="맑은 고딕"/>
-          <w:sz w:val="21"/>
-        </w:rPr>
-        <w:t>③ Far Sync</w:t>
+        <w:t>① Far Sync</w:t>
+      </w:r>
+    </w:p>
+    <w:p>
+      <w:r>
+        <w:rPr>
+          <w:rFonts w:ascii="맑은 고딕" w:hAnsi="맑은 고딕" w:eastAsia="맑은 고딕"/>
+          <w:sz w:val="21"/>
+        </w:rPr>
+        <w:t xml:space="preserve">② 리스너의 정적 등록(</w:t>
+      </w:r>
+      <w:r>
+        <w:rPr>
+          <w:rFonts w:ascii="Consolas" w:hAnsi="Consolas" w:eastAsia="맑은 고딕"/>
+          <w:sz w:val="21"/>
+        </w:rPr>
+        <w:t xml:space="preserve">_DGMGRL</w:t>
+      </w:r>
+      <w:r>
+        <w:rPr>
+          <w:rFonts w:ascii="맑은 고딕" w:hAnsi="맑은 고딕" w:eastAsia="맑은 고딕"/>
+          <w:sz w:val="21"/>
+        </w:rPr>
+        <w:t xml:space="preserve">)</w:t>
+      </w:r>
+    </w:p>
+    <w:p>
+      <w:r>
+        <w:rPr>
+          <w:rFonts w:ascii="맑은 고딕" w:hAnsi="맑은 고딕" w:eastAsia="맑은 고딕"/>
+          <w:sz w:val="21"/>
+        </w:rPr>
+        <w:t>③ 플래시백</w:t>
       </w:r>
     </w:p>
     <w:p>
@@ -591,7 +675,7 @@
           <w:rFonts w:ascii="맑은 고딕" w:hAnsi="맑은 고딕" w:eastAsia="맑은 고딕"/>
           <w:sz w:val="21"/>
         </w:rPr>
-        <w:t>① Object "..." was not found (ORA- 번호 없음)</w:t>
+        <w:t>① ORA-16816</w:t>
       </w:r>
     </w:p>
     <w:p>
@@ -609,16 +693,16 @@
           <w:rFonts w:ascii="맑은 고딕" w:hAnsi="맑은 고딕" w:eastAsia="맑은 고딕"/>
           <w:sz w:val="21"/>
         </w:rPr>
-        <w:t>③ ORA-16653</w:t>
-      </w:r>
-    </w:p>
-    <w:p>
-      <w:r>
-        <w:rPr>
-          <w:rFonts w:ascii="맑은 고딕" w:hAnsi="맑은 고딕" w:eastAsia="맑은 고딕"/>
-          <w:sz w:val="21"/>
-        </w:rPr>
-        <w:t>④ ORA-16816</w:t>
+        <w:t>③ Object "..." was not found (ORA- 번호 없음)</w:t>
+      </w:r>
+    </w:p>
+    <w:p>
+      <w:r>
+        <w:rPr>
+          <w:rFonts w:ascii="맑은 고딕" w:hAnsi="맑은 고딕" w:eastAsia="맑은 고딕"/>
+          <w:sz w:val="21"/>
+        </w:rPr>
+        <w:t>④ ORA-16653</w:t>
       </w:r>
     </w:p>
     <w:p>
@@ -645,6 +729,276 @@
           <w:rFonts w:ascii="맑은 고딕" w:hAnsi="맑은 고딕" w:eastAsia="맑은 고딕"/>
           <w:sz w:val="21"/>
         </w:rPr>
+        <w:t>① ORA-16468</w:t>
+      </w:r>
+    </w:p>
+    <w:p>
+      <w:r>
+        <w:rPr>
+          <w:rFonts w:ascii="맑은 고딕" w:hAnsi="맑은 고딕" w:eastAsia="맑은 고딕"/>
+          <w:sz w:val="21"/>
+        </w:rPr>
+        <w:t>② ORA-16661</w:t>
+      </w:r>
+    </w:p>
+    <w:p>
+      <w:r>
+        <w:rPr>
+          <w:rFonts w:ascii="맑은 고딕" w:hAnsi="맑은 고딕" w:eastAsia="맑은 고딕"/>
+          <w:sz w:val="21"/>
+        </w:rPr>
+        <w:t>③ ORA-16786</w:t>
+      </w:r>
+    </w:p>
+    <w:p>
+      <w:r>
+        <w:rPr>
+          <w:rFonts w:ascii="맑은 고딕" w:hAnsi="맑은 고딕" w:eastAsia="맑은 고딕"/>
+          <w:sz w:val="21"/>
+        </w:rPr>
+        <w:t>④ ORA-16558</w:t>
+      </w:r>
+    </w:p>
+    <w:p>
+      <w:r>
+        <w:rPr>
+          <w:rFonts w:ascii="맑은 고딕" w:hAnsi="맑은 고딕" w:eastAsia="맑은 고딕"/>
+          <w:sz w:val="21"/>
+        </w:rPr>
+        <w:t>하-13 · 객관식</w:t>
+      </w:r>
+    </w:p>
+    <w:p>
+      <w:r>
+        <w:rPr>
+          <w:rFonts w:ascii="맑은 고딕" w:hAnsi="맑은 고딕" w:eastAsia="맑은 고딕"/>
+          <w:sz w:val="21"/>
+        </w:rPr>
+        <w:t>[하-13] Failover 후 옛 Primary를 되살리는 명령은?</w:t>
+      </w:r>
+    </w:p>
+    <w:p>
+      <w:r>
+        <w:rPr>
+          <w:rFonts w:ascii="맑은 고딕" w:hAnsi="맑은 고딕" w:eastAsia="맑은 고딕"/>
+          <w:sz w:val="21"/>
+        </w:rPr>
+        <w:t>① RESTORE DATABASE</w:t>
+      </w:r>
+    </w:p>
+    <w:p>
+      <w:r>
+        <w:rPr>
+          <w:rFonts w:ascii="맑은 고딕" w:hAnsi="맑은 고딕" w:eastAsia="맑은 고딕"/>
+          <w:sz w:val="21"/>
+        </w:rPr>
+        <w:t>② RECOVER DATABASE</w:t>
+      </w:r>
+    </w:p>
+    <w:p>
+      <w:r>
+        <w:rPr>
+          <w:rFonts w:ascii="맑은 고딕" w:hAnsi="맑은 고딕" w:eastAsia="맑은 고딕"/>
+          <w:sz w:val="21"/>
+        </w:rPr>
+        <w:t>③ ADD DATABASE</w:t>
+      </w:r>
+    </w:p>
+    <w:p>
+      <w:r>
+        <w:rPr>
+          <w:rFonts w:ascii="맑은 고딕" w:hAnsi="맑은 고딕" w:eastAsia="맑은 고딕"/>
+          <w:sz w:val="21"/>
+        </w:rPr>
+        <w:t>④ REINSTATE DATABASE '&lt;이름&gt;'</w:t>
+      </w:r>
+    </w:p>
+    <w:p>
+      <w:r>
+        <w:rPr>
+          <w:rFonts w:ascii="맑은 고딕" w:hAnsi="맑은 고딕" w:eastAsia="맑은 고딕"/>
+          <w:sz w:val="21"/>
+        </w:rPr>
+        <w:t>하-14 · 객관식</w:t>
+      </w:r>
+    </w:p>
+    <w:p>
+      <w:r>
+        <w:rPr>
+          <w:rFonts w:ascii="맑은 고딕" w:hAnsi="맑은 고딕" w:eastAsia="맑은 고딕"/>
+          <w:sz w:val="21"/>
+        </w:rPr>
+        <w:t>[하-14] Reinstate의 전제 조건은?</w:t>
+      </w:r>
+    </w:p>
+    <w:p>
+      <w:r>
+        <w:rPr>
+          <w:rFonts w:ascii="맑은 고딕" w:hAnsi="맑은 고딕" w:eastAsia="맑은 고딕"/>
+          <w:sz w:val="21"/>
+        </w:rPr>
+        <w:t>① 옛 Primary에 플래시백이 켜져 있어야 한다</w:t>
+      </w:r>
+    </w:p>
+    <w:p>
+      <w:r>
+        <w:rPr>
+          <w:rFonts w:ascii="맑은 고딕" w:hAnsi="맑은 고딕" w:eastAsia="맑은 고딕"/>
+          <w:sz w:val="21"/>
+        </w:rPr>
+        <w:t>② Far Sync가 있어야 한다</w:t>
+      </w:r>
+    </w:p>
+    <w:p>
+      <w:r>
+        <w:rPr>
+          <w:rFonts w:ascii="맑은 고딕" w:hAnsi="맑은 고딕" w:eastAsia="맑은 고딕"/>
+          <w:sz w:val="21"/>
+        </w:rPr>
+        <w:t>③ MaxProtection이어야 한다</w:t>
+      </w:r>
+    </w:p>
+    <w:p>
+      <w:r>
+        <w:rPr>
+          <w:rFonts w:ascii="맑은 고딕" w:hAnsi="맑은 고딕" w:eastAsia="맑은 고딕"/>
+          <w:sz w:val="21"/>
+        </w:rPr>
+        <w:t>④ 관측자가 떠 있어야 한다</w:t>
+      </w:r>
+    </w:p>
+    <w:p>
+      <w:r>
+        <w:rPr>
+          <w:rFonts w:ascii="맑은 고딕" w:hAnsi="맑은 고딕" w:eastAsia="맑은 고딕"/>
+          <w:sz w:val="21"/>
+        </w:rPr>
+        <w:t>하-15 · 객관식</w:t>
+      </w:r>
+    </w:p>
+    <w:p>
+      <w:r>
+        <w:rPr>
+          <w:rFonts w:ascii="맑은 고딕" w:hAnsi="맑은 고딕" w:eastAsia="맑은 고딕"/>
+          <w:sz w:val="21"/>
+        </w:rPr>
+        <w:t>[하-15] Reinstate 전에 옛 Primary는 어떤 상태여야 하는가?</w:t>
+      </w:r>
+    </w:p>
+    <w:p>
+      <w:r>
+        <w:rPr>
+          <w:rFonts w:ascii="맑은 고딕" w:hAnsi="맑은 고딕" w:eastAsia="맑은 고딕"/>
+          <w:sz w:val="21"/>
+        </w:rPr>
+        <w:t>① NOMOUNT</w:t>
+      </w:r>
+    </w:p>
+    <w:p>
+      <w:r>
+        <w:rPr>
+          <w:rFonts w:ascii="맑은 고딕" w:hAnsi="맑은 고딕" w:eastAsia="맑은 고딕"/>
+          <w:sz w:val="21"/>
+        </w:rPr>
+        <w:t>② OPEN READ WRITE</w:t>
+      </w:r>
+    </w:p>
+    <w:p>
+      <w:r>
+        <w:rPr>
+          <w:rFonts w:ascii="맑은 고딕" w:hAnsi="맑은 고딕" w:eastAsia="맑은 고딕"/>
+          <w:sz w:val="21"/>
+        </w:rPr>
+        <w:t>③ 내려가 있어야 한다</w:t>
+      </w:r>
+    </w:p>
+    <w:p>
+      <w:r>
+        <w:rPr>
+          <w:rFonts w:ascii="맑은 고딕" w:hAnsi="맑은 고딕" w:eastAsia="맑은 고딕"/>
+          <w:sz w:val="21"/>
+        </w:rPr>
+        <w:t>④ MOUNT</w:t>
+      </w:r>
+    </w:p>
+    <w:p>
+      <w:r>
+        <w:rPr>
+          <w:rFonts w:ascii="맑은 고딕" w:hAnsi="맑은 고딕" w:eastAsia="맑은 고딕"/>
+          <w:sz w:val="21"/>
+        </w:rPr>
+        <w:t>하-16 · 객관식</w:t>
+      </w:r>
+    </w:p>
+    <w:p>
+      <w:r>
+        <w:rPr>
+          <w:rFonts w:ascii="맑은 고딕" w:hAnsi="맑은 고딕" w:eastAsia="맑은 고딕"/>
+          <w:sz w:val="21"/>
+        </w:rPr>
+        <w:t>[하-16] 플래시백을 켜는 명령은?</w:t>
+      </w:r>
+    </w:p>
+    <w:p>
+      <w:r>
+        <w:rPr>
+          <w:rFonts w:ascii="맑은 고딕" w:hAnsi="맑은 고딕" w:eastAsia="맑은 고딕"/>
+          <w:sz w:val="21"/>
+        </w:rPr>
+        <w:t>① ENABLE FLASHBACK DATABASE</w:t>
+      </w:r>
+    </w:p>
+    <w:p>
+      <w:r>
+        <w:rPr>
+          <w:rFonts w:ascii="맑은 고딕" w:hAnsi="맑은 고딕" w:eastAsia="맑은 고딕"/>
+          <w:sz w:val="21"/>
+        </w:rPr>
+        <w:t>② ALTER SYSTEM SET FLASHBACK=TRUE</w:t>
+      </w:r>
+    </w:p>
+    <w:p>
+      <w:r>
+        <w:rPr>
+          <w:rFonts w:ascii="맑은 고딕" w:hAnsi="맑은 고딕" w:eastAsia="맑은 고딕"/>
+          <w:sz w:val="21"/>
+        </w:rPr>
+        <w:t>③ ALTER DATABASE ENABLE FLASHBACK</w:t>
+      </w:r>
+    </w:p>
+    <w:p>
+      <w:r>
+        <w:rPr>
+          <w:rFonts w:ascii="맑은 고딕" w:hAnsi="맑은 고딕" w:eastAsia="맑은 고딕"/>
+          <w:sz w:val="21"/>
+        </w:rPr>
+        <w:t>④ ALTER DATABASE FLASHBACK ON</w:t>
+      </w:r>
+    </w:p>
+    <w:p>
+      <w:r>
+        <w:rPr>
+          <w:rFonts w:ascii="맑은 고딕" w:hAnsi="맑은 고딕" w:eastAsia="맑은 고딕"/>
+          <w:sz w:val="21"/>
+        </w:rPr>
+        <w:t>하-17 · 객관식</w:t>
+      </w:r>
+    </w:p>
+    <w:p>
+      <w:r>
+        <w:rPr>
+          <w:rFonts w:ascii="맑은 고딕" w:hAnsi="맑은 고딕" w:eastAsia="맑은 고딕"/>
+          <w:sz w:val="21"/>
+        </w:rPr>
+        <w:t>[하-17] 이미 켜져 있는데 다시 켜면?</w:t>
+      </w:r>
+    </w:p>
+    <w:p>
+      <w:r>
+        <w:rPr>
+          <w:rFonts w:ascii="맑은 고딕" w:hAnsi="맑은 고딕" w:eastAsia="맑은 고딕"/>
+          <w:sz w:val="21"/>
+        </w:rPr>
         <w:t>① ORA-16558</w:t>
       </w:r>
     </w:p>
@@ -654,295 +1008,25 @@
           <w:rFonts w:ascii="맑은 고딕" w:hAnsi="맑은 고딕" w:eastAsia="맑은 고딕"/>
           <w:sz w:val="21"/>
         </w:rPr>
-        <w:t>② ORA-16468</w:t>
-      </w:r>
-    </w:p>
-    <w:p>
-      <w:r>
-        <w:rPr>
-          <w:rFonts w:ascii="맑은 고딕" w:hAnsi="맑은 고딕" w:eastAsia="맑은 고딕"/>
-          <w:sz w:val="21"/>
-        </w:rPr>
-        <w:t>③ ORA-16661</w:t>
-      </w:r>
-    </w:p>
-    <w:p>
-      <w:r>
-        <w:rPr>
-          <w:rFonts w:ascii="맑은 고딕" w:hAnsi="맑은 고딕" w:eastAsia="맑은 고딕"/>
-          <w:sz w:val="21"/>
-        </w:rPr>
-        <w:t>④ ORA-16786</w:t>
-      </w:r>
-    </w:p>
-    <w:p>
-      <w:r>
-        <w:rPr>
-          <w:rFonts w:ascii="맑은 고딕" w:hAnsi="맑은 고딕" w:eastAsia="맑은 고딕"/>
-          <w:sz w:val="21"/>
-        </w:rPr>
-        <w:t>하-13 · 객관식</w:t>
-      </w:r>
-    </w:p>
-    <w:p>
-      <w:r>
-        <w:rPr>
-          <w:rFonts w:ascii="맑은 고딕" w:hAnsi="맑은 고딕" w:eastAsia="맑은 고딕"/>
-          <w:sz w:val="21"/>
-        </w:rPr>
-        <w:t>[하-13] Failover 후 옛 Primary를 되살리는 명령은?</w:t>
-      </w:r>
-    </w:p>
-    <w:p>
-      <w:r>
-        <w:rPr>
-          <w:rFonts w:ascii="맑은 고딕" w:hAnsi="맑은 고딕" w:eastAsia="맑은 고딕"/>
-          <w:sz w:val="21"/>
-        </w:rPr>
-        <w:t>① REINSTATE DATABASE '&lt;이름&gt;'</w:t>
-      </w:r>
-    </w:p>
-    <w:p>
-      <w:r>
-        <w:rPr>
-          <w:rFonts w:ascii="맑은 고딕" w:hAnsi="맑은 고딕" w:eastAsia="맑은 고딕"/>
-          <w:sz w:val="21"/>
-        </w:rPr>
-        <w:t>② RECOVER DATABASE</w:t>
-      </w:r>
-    </w:p>
-    <w:p>
-      <w:r>
-        <w:rPr>
-          <w:rFonts w:ascii="맑은 고딕" w:hAnsi="맑은 고딕" w:eastAsia="맑은 고딕"/>
-          <w:sz w:val="21"/>
-        </w:rPr>
-        <w:t>③ RESTORE DATABASE</w:t>
-      </w:r>
-    </w:p>
-    <w:p>
-      <w:r>
-        <w:rPr>
-          <w:rFonts w:ascii="맑은 고딕" w:hAnsi="맑은 고딕" w:eastAsia="맑은 고딕"/>
-          <w:sz w:val="21"/>
-        </w:rPr>
-        <w:t>④ ADD DATABASE</w:t>
-      </w:r>
-    </w:p>
-    <w:p>
-      <w:r>
-        <w:rPr>
-          <w:rFonts w:ascii="맑은 고딕" w:hAnsi="맑은 고딕" w:eastAsia="맑은 고딕"/>
-          <w:sz w:val="21"/>
-        </w:rPr>
-        <w:t>하-14 · 객관식</w:t>
-      </w:r>
-    </w:p>
-    <w:p>
-      <w:r>
-        <w:rPr>
-          <w:rFonts w:ascii="맑은 고딕" w:hAnsi="맑은 고딕" w:eastAsia="맑은 고딕"/>
-          <w:sz w:val="21"/>
-        </w:rPr>
-        <w:t>[하-14] Reinstate의 전제 조건은?</w:t>
-      </w:r>
-    </w:p>
-    <w:p>
-      <w:r>
-        <w:rPr>
-          <w:rFonts w:ascii="맑은 고딕" w:hAnsi="맑은 고딕" w:eastAsia="맑은 고딕"/>
-          <w:sz w:val="21"/>
-        </w:rPr>
-        <w:t>① 옛 Primary에 플래시백이 켜져 있어야 한다</w:t>
-      </w:r>
-    </w:p>
-    <w:p>
-      <w:r>
-        <w:rPr>
-          <w:rFonts w:ascii="맑은 고딕" w:hAnsi="맑은 고딕" w:eastAsia="맑은 고딕"/>
-          <w:sz w:val="21"/>
-        </w:rPr>
-        <w:t>② Far Sync가 있어야 한다</w:t>
-      </w:r>
-    </w:p>
-    <w:p>
-      <w:r>
-        <w:rPr>
-          <w:rFonts w:ascii="맑은 고딕" w:hAnsi="맑은 고딕" w:eastAsia="맑은 고딕"/>
-          <w:sz w:val="21"/>
-        </w:rPr>
-        <w:t>③ 관측자가 떠 있어야 한다</w:t>
-      </w:r>
-    </w:p>
-    <w:p>
-      <w:r>
-        <w:rPr>
-          <w:rFonts w:ascii="맑은 고딕" w:hAnsi="맑은 고딕" w:eastAsia="맑은 고딕"/>
-          <w:sz w:val="21"/>
-        </w:rPr>
-        <w:t>④ MaxProtection이어야 한다</w:t>
-      </w:r>
-    </w:p>
-    <w:p>
-      <w:r>
-        <w:rPr>
-          <w:rFonts w:ascii="맑은 고딕" w:hAnsi="맑은 고딕" w:eastAsia="맑은 고딕"/>
-          <w:sz w:val="21"/>
-        </w:rPr>
-        <w:t>하-15 · 객관식</w:t>
-      </w:r>
-    </w:p>
-    <w:p>
-      <w:r>
-        <w:rPr>
-          <w:rFonts w:ascii="맑은 고딕" w:hAnsi="맑은 고딕" w:eastAsia="맑은 고딕"/>
-          <w:sz w:val="21"/>
-        </w:rPr>
-        <w:t>[하-15] Reinstate 전에 옛 Primary는 어떤 상태여야 하는가?</w:t>
-      </w:r>
-    </w:p>
-    <w:p>
-      <w:r>
-        <w:rPr>
-          <w:rFonts w:ascii="맑은 고딕" w:hAnsi="맑은 고딕" w:eastAsia="맑은 고딕"/>
-          <w:sz w:val="21"/>
-        </w:rPr>
-        <w:t>① MOUNT</w:t>
-      </w:r>
-    </w:p>
-    <w:p>
-      <w:r>
-        <w:rPr>
-          <w:rFonts w:ascii="맑은 고딕" w:hAnsi="맑은 고딕" w:eastAsia="맑은 고딕"/>
-          <w:sz w:val="21"/>
-        </w:rPr>
-        <w:t>② OPEN READ WRITE</w:t>
-      </w:r>
-    </w:p>
-    <w:p>
-      <w:r>
-        <w:rPr>
-          <w:rFonts w:ascii="맑은 고딕" w:hAnsi="맑은 고딕" w:eastAsia="맑은 고딕"/>
-          <w:sz w:val="21"/>
-        </w:rPr>
-        <w:t>③ NOMOUNT</w:t>
-      </w:r>
-    </w:p>
-    <w:p>
-      <w:r>
-        <w:rPr>
-          <w:rFonts w:ascii="맑은 고딕" w:hAnsi="맑은 고딕" w:eastAsia="맑은 고딕"/>
-          <w:sz w:val="21"/>
-        </w:rPr>
-        <w:t>④ 내려가 있어야 한다</w:t>
-      </w:r>
-    </w:p>
-    <w:p>
-      <w:r>
-        <w:rPr>
-          <w:rFonts w:ascii="맑은 고딕" w:hAnsi="맑은 고딕" w:eastAsia="맑은 고딕"/>
-          <w:sz w:val="21"/>
-        </w:rPr>
-        <w:t>하-16 · 객관식</w:t>
-      </w:r>
-    </w:p>
-    <w:p>
-      <w:r>
-        <w:rPr>
-          <w:rFonts w:ascii="맑은 고딕" w:hAnsi="맑은 고딕" w:eastAsia="맑은 고딕"/>
-          <w:sz w:val="21"/>
-        </w:rPr>
-        <w:t>[하-16] 플래시백을 켜는 명령은?</w:t>
-      </w:r>
-    </w:p>
-    <w:p>
-      <w:r>
-        <w:rPr>
-          <w:rFonts w:ascii="맑은 고딕" w:hAnsi="맑은 고딕" w:eastAsia="맑은 고딕"/>
-          <w:sz w:val="21"/>
-        </w:rPr>
-        <w:t>① ALTER DATABASE FLASHBACK ON</w:t>
-      </w:r>
-    </w:p>
-    <w:p>
-      <w:r>
-        <w:rPr>
-          <w:rFonts w:ascii="맑은 고딕" w:hAnsi="맑은 고딕" w:eastAsia="맑은 고딕"/>
-          <w:sz w:val="21"/>
-        </w:rPr>
-        <w:t>② ALTER SYSTEM SET FLASHBACK=TRUE</w:t>
-      </w:r>
-    </w:p>
-    <w:p>
-      <w:r>
-        <w:rPr>
-          <w:rFonts w:ascii="맑은 고딕" w:hAnsi="맑은 고딕" w:eastAsia="맑은 고딕"/>
-          <w:sz w:val="21"/>
-        </w:rPr>
-        <w:t>③ ENABLE FLASHBACK DATABASE</w:t>
-      </w:r>
-    </w:p>
-    <w:p>
-      <w:r>
-        <w:rPr>
-          <w:rFonts w:ascii="맑은 고딕" w:hAnsi="맑은 고딕" w:eastAsia="맑은 고딕"/>
-          <w:sz w:val="21"/>
-        </w:rPr>
-        <w:t>④ ALTER DATABASE ENABLE FLASHBACK</w:t>
-      </w:r>
-    </w:p>
-    <w:p>
-      <w:r>
-        <w:rPr>
-          <w:rFonts w:ascii="맑은 고딕" w:hAnsi="맑은 고딕" w:eastAsia="맑은 고딕"/>
-          <w:sz w:val="21"/>
-        </w:rPr>
-        <w:t>하-17 · 객관식</w:t>
-      </w:r>
-    </w:p>
-    <w:p>
-      <w:r>
-        <w:rPr>
-          <w:rFonts w:ascii="맑은 고딕" w:hAnsi="맑은 고딕" w:eastAsia="맑은 고딕"/>
-          <w:sz w:val="21"/>
-        </w:rPr>
-        <w:t>[하-17] 이미 켜져 있는데 다시 켜면?</w:t>
-      </w:r>
-    </w:p>
-    <w:p>
-      <w:r>
-        <w:rPr>
-          <w:rFonts w:ascii="맑은 고딕" w:hAnsi="맑은 고딕" w:eastAsia="맑은 고딕"/>
-          <w:sz w:val="21"/>
-        </w:rPr>
-        <w:t>① ORA-38706 + ORA-38713</w:t>
-      </w:r>
-    </w:p>
-    <w:p>
-      <w:r>
-        <w:rPr>
-          <w:rFonts w:ascii="맑은 고딕" w:hAnsi="맑은 고딕" w:eastAsia="맑은 고딕"/>
-          <w:sz w:val="21"/>
-        </w:rPr>
-        <w:t>② ORA-16558</w:t>
-      </w:r>
-    </w:p>
-    <w:p>
-      <w:r>
-        <w:rPr>
-          <w:rFonts w:ascii="맑은 고딕" w:hAnsi="맑은 고딕" w:eastAsia="맑은 고딕"/>
-          <w:sz w:val="21"/>
-        </w:rPr>
-        <w:t>③ 아무 일도 없다</w:t>
-      </w:r>
-    </w:p>
-    <w:p>
-      <w:r>
-        <w:rPr>
-          <w:rFonts w:ascii="맑은 고딕" w:hAnsi="맑은 고딕" w:eastAsia="맑은 고딕"/>
-          <w:sz w:val="21"/>
-        </w:rPr>
-        <w:t>④ ORA-01034</w:t>
+        <w:t>② ORA-38706 + ORA-38713</w:t>
+      </w:r>
+    </w:p>
+    <w:p>
+      <w:r>
+        <w:rPr>
+          <w:rFonts w:ascii="맑은 고딕" w:hAnsi="맑은 고딕" w:eastAsia="맑은 고딕"/>
+          <w:sz w:val="21"/>
+        </w:rPr>
+        <w:t>③ ORA-01034</w:t>
+      </w:r>
+    </w:p>
+    <w:p>
+      <w:r>
+        <w:rPr>
+          <w:rFonts w:ascii="맑은 고딕" w:hAnsi="맑은 고딕" w:eastAsia="맑은 고딕"/>
+          <w:sz w:val="21"/>
+        </w:rPr>
+        <w:t>④ 아무 일도 없다</w:t>
       </w:r>
     </w:p>
     <w:p>
@@ -969,34 +1053,34 @@
           <w:rFonts w:ascii="맑은 고딕" w:hAnsi="맑은 고딕" w:eastAsia="맑은 고딕"/>
           <w:sz w:val="21"/>
         </w:rPr>
-        <w:t>① .flb</w:t>
-      </w:r>
-    </w:p>
-    <w:p>
-      <w:r>
-        <w:rPr>
-          <w:rFonts w:ascii="맑은 고딕" w:hAnsi="맑은 고딕" w:eastAsia="맑은 고딕"/>
-          <w:sz w:val="21"/>
-        </w:rPr>
-        <w:t>② .arc</w:t>
-      </w:r>
-    </w:p>
-    <w:p>
-      <w:r>
-        <w:rPr>
-          <w:rFonts w:ascii="맑은 고딕" w:hAnsi="맑은 고딕" w:eastAsia="맑은 고딕"/>
-          <w:sz w:val="21"/>
-        </w:rPr>
-        <w:t>③ .log</w:t>
-      </w:r>
-    </w:p>
-    <w:p>
-      <w:r>
-        <w:rPr>
-          <w:rFonts w:ascii="맑은 고딕" w:hAnsi="맑은 고딕" w:eastAsia="맑은 고딕"/>
-          <w:sz w:val="21"/>
-        </w:rPr>
-        <w:t>④ .dbf</w:t>
+        <w:t>① .log</w:t>
+      </w:r>
+    </w:p>
+    <w:p>
+      <w:r>
+        <w:rPr>
+          <w:rFonts w:ascii="맑은 고딕" w:hAnsi="맑은 고딕" w:eastAsia="맑은 고딕"/>
+          <w:sz w:val="21"/>
+        </w:rPr>
+        <w:t>② .dbf</w:t>
+      </w:r>
+    </w:p>
+    <w:p>
+      <w:r>
+        <w:rPr>
+          <w:rFonts w:ascii="맑은 고딕" w:hAnsi="맑은 고딕" w:eastAsia="맑은 고딕"/>
+          <w:sz w:val="21"/>
+        </w:rPr>
+        <w:t>③ .flb</w:t>
+      </w:r>
+    </w:p>
+    <w:p>
+      <w:r>
+        <w:rPr>
+          <w:rFonts w:ascii="맑은 고딕" w:hAnsi="맑은 고딕" w:eastAsia="맑은 고딕"/>
+          <w:sz w:val="21"/>
+        </w:rPr>
+        <w:t>④ .arc</w:t>
       </w:r>
     </w:p>
     <w:p>
@@ -1014,16 +1098,37 @@
           <w:rFonts w:ascii="맑은 고딕" w:hAnsi="맑은 고딕" w:eastAsia="맑은 고딕"/>
           <w:sz w:val="21"/>
         </w:rPr>
-        <w:t>[하-19] 양쪽 데이터베이스의 `DB_NAME`은?</w:t>
-      </w:r>
-    </w:p>
-    <w:p>
-      <w:r>
-        <w:rPr>
-          <w:rFonts w:ascii="맑은 고딕" w:hAnsi="맑은 고딕" w:eastAsia="맑은 고딕"/>
-          <w:sz w:val="21"/>
-        </w:rPr>
-        <w:t>① 둘 다 CHICAGO — 구별은 `DB_UNIQUE_NAME`</w:t>
+        <w:t xml:space="preserve">[하-19] 양쪽 데이터베이스의 </w:t>
+      </w:r>
+      <w:r>
+        <w:rPr>
+          <w:rFonts w:ascii="Consolas" w:hAnsi="Consolas" w:eastAsia="맑은 고딕"/>
+          <w:sz w:val="21"/>
+        </w:rPr>
+        <w:t xml:space="preserve">DB_NAME</w:t>
+      </w:r>
+      <w:r>
+        <w:rPr>
+          <w:rFonts w:ascii="맑은 고딕" w:hAnsi="맑은 고딕" w:eastAsia="맑은 고딕"/>
+          <w:sz w:val="21"/>
+        </w:rPr>
+        <w:t xml:space="preserve">은?</w:t>
+      </w:r>
+    </w:p>
+    <w:p>
+      <w:r>
+        <w:rPr>
+          <w:rFonts w:ascii="맑은 고딕" w:hAnsi="맑은 고딕" w:eastAsia="맑은 고딕"/>
+          <w:sz w:val="21"/>
+        </w:rPr>
+        <w:t xml:space="preserve">① 둘 다 CHICAGO — 구별은 </w:t>
+      </w:r>
+      <w:r>
+        <w:rPr>
+          <w:rFonts w:ascii="Consolas" w:hAnsi="Consolas" w:eastAsia="맑은 고딕"/>
+          <w:sz w:val="21"/>
+        </w:rPr>
+        <w:t xml:space="preserve">DB_UNIQUE_NAME</w:t>
       </w:r>
     </w:p>
     <w:p>
@@ -1077,7 +1182,7 @@
           <w:rFonts w:ascii="맑은 고딕" w:hAnsi="맑은 고딕" w:eastAsia="맑은 고딕"/>
           <w:sz w:val="21"/>
         </w:rPr>
-        <w:t>① OPEN RESETLOGS</w:t>
+        <w:t>① 리스너 재기동</w:t>
       </w:r>
     </w:p>
     <w:p>
@@ -1095,16 +1200,16 @@
           <w:rFonts w:ascii="맑은 고딕" w:hAnsi="맑은 고딕" w:eastAsia="맑은 고딕"/>
           <w:sz w:val="21"/>
         </w:rPr>
-        <w:t>③ 컨트롤 파일 재생성</w:t>
-      </w:r>
-    </w:p>
-    <w:p>
-      <w:r>
-        <w:rPr>
-          <w:rFonts w:ascii="맑은 고딕" w:hAnsi="맑은 고딕" w:eastAsia="맑은 고딕"/>
-          <w:sz w:val="21"/>
-        </w:rPr>
-        <w:t>④ 리스너 재기동</w:t>
+        <w:t>③ OPEN RESETLOGS</w:t>
+      </w:r>
+    </w:p>
+    <w:p>
+      <w:r>
+        <w:rPr>
+          <w:rFonts w:ascii="맑은 고딕" w:hAnsi="맑은 고딕" w:eastAsia="맑은 고딕"/>
+          <w:sz w:val="21"/>
+        </w:rPr>
+        <w:t>④ 컨트롤 파일 재생성</w:t>
       </w:r>
     </w:p>
     <w:p>
@@ -1130,7 +1235,21 @@
           <w:rFonts w:ascii="맑은 고딕" w:hAnsi="맑은 고딕" w:eastAsia="맑은 고딕"/>
           <w:sz w:val="21"/>
         </w:rPr>
-        <w:t>[중-01] Switchover 후 새 Standby의 `OPEN_MODE` 실측값은?</w:t>
+        <w:t xml:space="preserve">[중-01] Switchover 후 새 Standby의 </w:t>
+      </w:r>
+      <w:r>
+        <w:rPr>
+          <w:rFonts w:ascii="Consolas" w:hAnsi="Consolas" w:eastAsia="맑은 고딕"/>
+          <w:sz w:val="21"/>
+        </w:rPr>
+        <w:t xml:space="preserve">OPEN_MODE</w:t>
+      </w:r>
+      <w:r>
+        <w:rPr>
+          <w:rFonts w:ascii="맑은 고딕" w:hAnsi="맑은 고딕" w:eastAsia="맑은 고딕"/>
+          <w:sz w:val="21"/>
+        </w:rPr>
+        <w:t xml:space="preserve"> 실측값은?</w:t>
       </w:r>
     </w:p>
     <w:p>
@@ -1148,6 +1267,442 @@
           <w:rFonts w:ascii="맑은 고딕" w:hAnsi="맑은 고딕" w:eastAsia="맑은 고딕"/>
           <w:sz w:val="21"/>
         </w:rPr>
+        <w:t>② READ ONLY</w:t>
+      </w:r>
+    </w:p>
+    <w:p>
+      <w:r>
+        <w:rPr>
+          <w:rFonts w:ascii="맑은 고딕" w:hAnsi="맑은 고딕" w:eastAsia="맑은 고딕"/>
+          <w:sz w:val="21"/>
+        </w:rPr>
+        <w:t>③ READ WRITE</w:t>
+      </w:r>
+    </w:p>
+    <w:p>
+      <w:r>
+        <w:rPr>
+          <w:rFonts w:ascii="맑은 고딕" w:hAnsi="맑은 고딕" w:eastAsia="맑은 고딕"/>
+          <w:sz w:val="21"/>
+        </w:rPr>
+        <w:t>④ MOUNTED</w:t>
+      </w:r>
+    </w:p>
+    <w:p>
+      <w:r>
+        <w:rPr>
+          <w:rFonts w:ascii="맑은 고딕" w:hAnsi="맑은 고딕" w:eastAsia="맑은 고딕"/>
+          <w:sz w:val="21"/>
+        </w:rPr>
+        <w:t>중-02 · 객관식</w:t>
+      </w:r>
+    </w:p>
+    <w:p>
+      <w:r>
+        <w:rPr>
+          <w:rFonts w:ascii="맑은 고딕" w:hAnsi="맑은 고딕" w:eastAsia="맑은 고딕"/>
+          <w:sz w:val="21"/>
+        </w:rPr>
+        <w:t>[중-02] 전환 후 새 Standby에 MRP0가 자동으로 뜬 이유는?</w:t>
+      </w:r>
+    </w:p>
+    <w:p>
+      <w:r>
+        <w:rPr>
+          <w:rFonts w:ascii="맑은 고딕" w:hAnsi="맑은 고딕" w:eastAsia="맑은 고딕"/>
+          <w:sz w:val="21"/>
+        </w:rPr>
+        <w:t>① 파라미터에 설정되어 있어서</w:t>
+      </w:r>
+    </w:p>
+    <w:p>
+      <w:r>
+        <w:rPr>
+          <w:rFonts w:ascii="맑은 고딕" w:hAnsi="맑은 고딕" w:eastAsia="맑은 고딕"/>
+          <w:sz w:val="21"/>
+        </w:rPr>
+        <w:t>② SQL을 실행했기 때문</w:t>
+      </w:r>
+    </w:p>
+    <w:p>
+      <w:r>
+        <w:rPr>
+          <w:rFonts w:ascii="맑은 고딕" w:hAnsi="맑은 고딕" w:eastAsia="맑은 고딕"/>
+          <w:sz w:val="21"/>
+        </w:rPr>
+        <w:t xml:space="preserve">③ Broker의 </w:t>
+      </w:r>
+      <w:r>
+        <w:rPr>
+          <w:rFonts w:ascii="Consolas" w:hAnsi="Consolas" w:eastAsia="맑은 고딕"/>
+          <w:sz w:val="21"/>
+        </w:rPr>
+        <w:t xml:space="preserve">Intended State</w:t>
+      </w:r>
+      <w:r>
+        <w:rPr>
+          <w:rFonts w:ascii="맑은 고딕" w:hAnsi="맑은 고딕" w:eastAsia="맑은 고딕"/>
+          <w:sz w:val="21"/>
+        </w:rPr>
+        <w:t xml:space="preserve">가 역할과 함께 옮겨 갔다</w:t>
+      </w:r>
+    </w:p>
+    <w:p>
+      <w:r>
+        <w:rPr>
+          <w:rFonts w:ascii="맑은 고딕" w:hAnsi="맑은 고딕" w:eastAsia="맑은 고딕"/>
+          <w:sz w:val="21"/>
+        </w:rPr>
+        <w:t>④ 관측자가 시작했기 때문</w:t>
+      </w:r>
+    </w:p>
+    <w:p>
+      <w:r>
+        <w:rPr>
+          <w:rFonts w:ascii="맑은 고딕" w:hAnsi="맑은 고딕" w:eastAsia="맑은 고딕"/>
+          <w:sz w:val="21"/>
+        </w:rPr>
+        <w:t>중-03 · 객관식</w:t>
+      </w:r>
+    </w:p>
+    <w:p>
+      <w:r>
+        <w:rPr>
+          <w:rFonts w:ascii="맑은 고딕" w:hAnsi="맑은 고딕" w:eastAsia="맑은 고딕"/>
+          <w:sz w:val="21"/>
+        </w:rPr>
+        <w:t xml:space="preserve">[중-03] 전환 후 새 Primary의 </w:t>
+      </w:r>
+      <w:r>
+        <w:rPr>
+          <w:rFonts w:ascii="Consolas" w:hAnsi="Consolas" w:eastAsia="맑은 고딕"/>
+          <w:sz w:val="21"/>
+        </w:rPr>
+        <w:t xml:space="preserve">LOG_ARCHIVE_DEST_2</w:t>
+      </w:r>
+      <w:r>
+        <w:rPr>
+          <w:rFonts w:ascii="맑은 고딕" w:hAnsi="맑은 고딕" w:eastAsia="맑은 고딕"/>
+          <w:sz w:val="21"/>
+        </w:rPr>
+        <w:t xml:space="preserve">는?</w:t>
+      </w:r>
+    </w:p>
+    <w:p>
+      <w:r>
+        <w:rPr>
+          <w:rFonts w:ascii="맑은 고딕" w:hAnsi="맑은 고딕" w:eastAsia="맑은 고딕"/>
+          <w:sz w:val="21"/>
+        </w:rPr>
+        <w:t>① DEFER 상태다</w:t>
+      </w:r>
+    </w:p>
+    <w:p>
+      <w:r>
+        <w:rPr>
+          <w:rFonts w:ascii="맑은 고딕" w:hAnsi="맑은 고딕" w:eastAsia="맑은 고딕"/>
+          <w:sz w:val="21"/>
+        </w:rPr>
+        <w:t>② 전환 전 값 그대로다</w:t>
+      </w:r>
+    </w:p>
+    <w:p>
+      <w:r>
+        <w:rPr>
+          <w:rFonts w:ascii="맑은 고딕" w:hAnsi="맑은 고딕" w:eastAsia="맑은 고딕"/>
+          <w:sz w:val="21"/>
+        </w:rPr>
+        <w:t>③ 비어 있다</w:t>
+      </w:r>
+    </w:p>
+    <w:p>
+      <w:r>
+        <w:rPr>
+          <w:rFonts w:ascii="맑은 고딕" w:hAnsi="맑은 고딕" w:eastAsia="맑은 고딕"/>
+          <w:sz w:val="21"/>
+        </w:rPr>
+        <w:t xml:space="preserve">④ Broker가 반대 방향으로 다시 썼다 (</w:t>
+      </w:r>
+      <w:r>
+        <w:rPr>
+          <w:rFonts w:ascii="Consolas" w:hAnsi="Consolas" w:eastAsia="맑은 고딕"/>
+          <w:sz w:val="21"/>
+        </w:rPr>
+        <w:t xml:space="preserve">service="chicago"</w:t>
+      </w:r>
+      <w:r>
+        <w:rPr>
+          <w:rFonts w:ascii="맑은 고딕" w:hAnsi="맑은 고딕" w:eastAsia="맑은 고딕"/>
+          <w:sz w:val="21"/>
+        </w:rPr>
+        <w:t xml:space="preserve">)</w:t>
+      </w:r>
+    </w:p>
+    <w:p>
+      <w:r>
+        <w:rPr>
+          <w:rFonts w:ascii="맑은 고딕" w:hAnsi="맑은 고딕" w:eastAsia="맑은 고딕"/>
+          <w:sz w:val="21"/>
+        </w:rPr>
+        <w:t>중-04 · 객관식</w:t>
+      </w:r>
+    </w:p>
+    <w:p>
+      <w:r>
+        <w:rPr>
+          <w:rFonts w:ascii="맑은 고딕" w:hAnsi="맑은 고딕" w:eastAsia="맑은 고딕"/>
+          <w:sz w:val="21"/>
+        </w:rPr>
+        <w:t xml:space="preserve">[중-04] 전환 후 </w:t>
+      </w:r>
+      <w:r>
+        <w:rPr>
+          <w:rFonts w:ascii="Consolas" w:hAnsi="Consolas" w:eastAsia="맑은 고딕"/>
+          <w:sz w:val="21"/>
+        </w:rPr>
+        <w:t xml:space="preserve">FAL_SERVER</w:t>
+      </w:r>
+      <w:r>
+        <w:rPr>
+          <w:rFonts w:ascii="맑은 고딕" w:hAnsi="맑은 고딕" w:eastAsia="맑은 고딕"/>
+          <w:sz w:val="21"/>
+        </w:rPr>
+        <w:t xml:space="preserve">의 실측값은?</w:t>
+      </w:r>
+    </w:p>
+    <w:p>
+      <w:r>
+        <w:rPr>
+          <w:rFonts w:ascii="맑은 고딕" w:hAnsi="맑은 고딕" w:eastAsia="맑은 고딕"/>
+          <w:sz w:val="21"/>
+        </w:rPr>
+        <w:t>① 자기 이름이 들어 있다</w:t>
+      </w:r>
+    </w:p>
+    <w:p>
+      <w:r>
+        <w:rPr>
+          <w:rFonts w:ascii="맑은 고딕" w:hAnsi="맑은 고딕" w:eastAsia="맑은 고딕"/>
+          <w:sz w:val="21"/>
+        </w:rPr>
+        <w:t>② 비어 있다 — Broker는 구성 정보를 쓴다</w:t>
+      </w:r>
+    </w:p>
+    <w:p>
+      <w:r>
+        <w:rPr>
+          <w:rFonts w:ascii="맑은 고딕" w:hAnsi="맑은 고딕" w:eastAsia="맑은 고딕"/>
+          <w:sz w:val="21"/>
+        </w:rPr>
+        <w:t>③ NULL 오류가 난다</w:t>
+      </w:r>
+    </w:p>
+    <w:p>
+      <w:r>
+        <w:rPr>
+          <w:rFonts w:ascii="맑은 고딕" w:hAnsi="맑은 고딕" w:eastAsia="맑은 고딕"/>
+          <w:sz w:val="21"/>
+        </w:rPr>
+        <w:t>④ 상대 이름이 들어 있다</w:t>
+      </w:r>
+    </w:p>
+    <w:p>
+      <w:r>
+        <w:rPr>
+          <w:rFonts w:ascii="맑은 고딕" w:hAnsi="맑은 고딕" w:eastAsia="맑은 고딕"/>
+          <w:sz w:val="21"/>
+        </w:rPr>
+        <w:t>중-05 · 객관식</w:t>
+      </w:r>
+    </w:p>
+    <w:p>
+      <w:r>
+        <w:rPr>
+          <w:rFonts w:ascii="맑은 고딕" w:hAnsi="맑은 고딕" w:eastAsia="맑은 고딕"/>
+          <w:sz w:val="21"/>
+        </w:rPr>
+        <w:t xml:space="preserve">[중-05] </w:t>
+      </w:r>
+      <w:r>
+        <w:rPr>
+          <w:rFonts w:ascii="Consolas" w:hAnsi="Consolas" w:eastAsia="맑은 고딕"/>
+          <w:sz w:val="21"/>
+        </w:rPr>
+        <w:t xml:space="preserve">LOG_ARCHIVE_CONFIG</w:t>
+      </w:r>
+      <w:r>
+        <w:rPr>
+          <w:rFonts w:ascii="맑은 고딕" w:hAnsi="맑은 고딕" w:eastAsia="맑은 고딕"/>
+          <w:sz w:val="21"/>
+        </w:rPr>
+        <w:t xml:space="preserve">에 </w:t>
+      </w:r>
+      <w:r>
+        <w:rPr>
+          <w:rFonts w:ascii="Consolas" w:hAnsi="Consolas" w:eastAsia="맑은 고딕"/>
+          <w:sz w:val="21"/>
+        </w:rPr>
+        <w:t xml:space="preserve">farsync</w:t>
+      </w:r>
+      <w:r>
+        <w:rPr>
+          <w:rFonts w:ascii="맑은 고딕" w:hAnsi="맑은 고딕" w:eastAsia="맑은 고딕"/>
+          <w:sz w:val="21"/>
+        </w:rPr>
+        <w:t xml:space="preserve">가 남아 있는 이유는?</w:t>
+      </w:r>
+    </w:p>
+    <w:p>
+      <w:r>
+        <w:rPr>
+          <w:rFonts w:ascii="맑은 고딕" w:hAnsi="맑은 고딕" w:eastAsia="맑은 고딕"/>
+          <w:sz w:val="21"/>
+        </w:rPr>
+        <w:t>① 10장 Far Sync 구성의 잔여물이다</w:t>
+      </w:r>
+    </w:p>
+    <w:p>
+      <w:r>
+        <w:rPr>
+          <w:rFonts w:ascii="맑은 고딕" w:hAnsi="맑은 고딕" w:eastAsia="맑은 고딕"/>
+          <w:sz w:val="21"/>
+        </w:rPr>
+        <w:t>② 오류다</w:t>
+      </w:r>
+    </w:p>
+    <w:p>
+      <w:r>
+        <w:rPr>
+          <w:rFonts w:ascii="맑은 고딕" w:hAnsi="맑은 고딕" w:eastAsia="맑은 고딕"/>
+          <w:sz w:val="21"/>
+        </w:rPr>
+        <w:t>③ 전환에 필요하다</w:t>
+      </w:r>
+    </w:p>
+    <w:p>
+      <w:r>
+        <w:rPr>
+          <w:rFonts w:ascii="맑은 고딕" w:hAnsi="맑은 고딕" w:eastAsia="맑은 고딕"/>
+          <w:sz w:val="21"/>
+        </w:rPr>
+        <w:t>④ Broker가 자동으로 넣었다</w:t>
+      </w:r>
+    </w:p>
+    <w:p>
+      <w:r>
+        <w:rPr>
+          <w:rFonts w:ascii="맑은 고딕" w:hAnsi="맑은 고딕" w:eastAsia="맑은 고딕"/>
+          <w:sz w:val="21"/>
+        </w:rPr>
+        <w:t>중-06 · 객관식</w:t>
+      </w:r>
+    </w:p>
+    <w:p>
+      <w:r>
+        <w:rPr>
+          <w:rFonts w:ascii="맑은 고딕" w:hAnsi="맑은 고딕" w:eastAsia="맑은 고딕"/>
+          <w:sz w:val="21"/>
+        </w:rPr>
+        <w:t xml:space="preserve">[중-06] </w:t>
+      </w:r>
+      <w:r>
+        <w:rPr>
+          <w:rFonts w:ascii="Consolas" w:hAnsi="Consolas" w:eastAsia="맑은 고딕"/>
+          <w:sz w:val="21"/>
+        </w:rPr>
+        <w:t xml:space="preserve">ALTER DATABASE SWITCHOVER TO boston</w:t>
+      </w:r>
+      <w:r>
+        <w:rPr>
+          <w:rFonts w:ascii="맑은 고딕" w:hAnsi="맑은 고딕" w:eastAsia="맑은 고딕"/>
+          <w:sz w:val="21"/>
+        </w:rPr>
+        <w:t xml:space="preserve">을 Broker 환경에서 실행하면?</w:t>
+      </w:r>
+    </w:p>
+    <w:p>
+      <w:r>
+        <w:rPr>
+          <w:rFonts w:ascii="맑은 고딕" w:hAnsi="맑은 고딕" w:eastAsia="맑은 고딕"/>
+          <w:sz w:val="21"/>
+        </w:rPr>
+        <w:t>① ORA-16627로 거부된다</w:t>
+      </w:r>
+    </w:p>
+    <w:p>
+      <w:r>
+        <w:rPr>
+          <w:rFonts w:ascii="맑은 고딕" w:hAnsi="맑은 고딕" w:eastAsia="맑은 고딕"/>
+          <w:sz w:val="21"/>
+        </w:rPr>
+        <w:t xml:space="preserve">② 거부되지 않고 </w:t>
+      </w:r>
+      <w:r>
+        <w:rPr>
+          <w:rFonts w:ascii="Consolas" w:hAnsi="Consolas" w:eastAsia="맑은 고딕"/>
+          <w:sz w:val="21"/>
+        </w:rPr>
+        <w:t xml:space="preserve">Database altered.</w:t>
+      </w:r>
+      <w:r>
+        <w:rPr>
+          <w:rFonts w:ascii="맑은 고딕" w:hAnsi="맑은 고딕" w:eastAsia="맑은 고딕"/>
+          <w:sz w:val="21"/>
+        </w:rPr>
+        <w:t xml:space="preserve">가 나온다</w:t>
+      </w:r>
+    </w:p>
+    <w:p>
+      <w:r>
+        <w:rPr>
+          <w:rFonts w:ascii="맑은 고딕" w:hAnsi="맑은 고딕" w:eastAsia="맑은 고딕"/>
+          <w:sz w:val="21"/>
+        </w:rPr>
+        <w:t>③ ORA-16816으로 거부된다</w:t>
+      </w:r>
+    </w:p>
+    <w:p>
+      <w:r>
+        <w:rPr>
+          <w:rFonts w:ascii="맑은 고딕" w:hAnsi="맑은 고딕" w:eastAsia="맑은 고딕"/>
+          <w:sz w:val="21"/>
+        </w:rPr>
+        <w:t>④ 경고 후 진행된다</w:t>
+      </w:r>
+    </w:p>
+    <w:p>
+      <w:r>
+        <w:rPr>
+          <w:rFonts w:ascii="맑은 고딕" w:hAnsi="맑은 고딕" w:eastAsia="맑은 고딕"/>
+          <w:sz w:val="21"/>
+        </w:rPr>
+        <w:t>중-07 · 객관식</w:t>
+      </w:r>
+    </w:p>
+    <w:p>
+      <w:r>
+        <w:rPr>
+          <w:rFonts w:ascii="맑은 고딕" w:hAnsi="맑은 고딕" w:eastAsia="맑은 고딕"/>
+          <w:sz w:val="21"/>
+        </w:rPr>
+        <w:t>[중-07] 그 직후 옛 Primary의 상태는?</w:t>
+      </w:r>
+    </w:p>
+    <w:p>
+      <w:r>
+        <w:rPr>
+          <w:rFonts w:ascii="맑은 고딕" w:hAnsi="맑은 고딕" w:eastAsia="맑은 고딕"/>
+          <w:sz w:val="21"/>
+        </w:rPr>
+        <w:t>① READ WRITE 그대로</w:t>
+      </w:r>
+    </w:p>
+    <w:p>
+      <w:r>
+        <w:rPr>
+          <w:rFonts w:ascii="맑은 고딕" w:hAnsi="맑은 고딕" w:eastAsia="맑은 고딕"/>
+          <w:sz w:val="21"/>
+        </w:rPr>
         <w:t>② MOUNTED</w:t>
       </w:r>
     </w:p>
@@ -1157,7 +1712,75 @@
           <w:rFonts w:ascii="맑은 고딕" w:hAnsi="맑은 고딕" w:eastAsia="맑은 고딕"/>
           <w:sz w:val="21"/>
         </w:rPr>
-        <w:t>③ READ WRITE</w:t>
+        <w:t>③ 인스턴스가 내려가 조회 시 ORA-01034</w:t>
+      </w:r>
+    </w:p>
+    <w:p>
+      <w:r>
+        <w:rPr>
+          <w:rFonts w:ascii="맑은 고딕" w:hAnsi="맑은 고딕" w:eastAsia="맑은 고딕"/>
+          <w:sz w:val="21"/>
+        </w:rPr>
+        <w:t>④ READ ONLY WITH APPLY</w:t>
+      </w:r>
+    </w:p>
+    <w:p>
+      <w:r>
+        <w:rPr>
+          <w:rFonts w:ascii="맑은 고딕" w:hAnsi="맑은 고딕" w:eastAsia="맑은 고딕"/>
+          <w:sz w:val="21"/>
+        </w:rPr>
+        <w:t>중-08 · 객관식</w:t>
+      </w:r>
+    </w:p>
+    <w:p>
+      <w:r>
+        <w:rPr>
+          <w:rFonts w:ascii="맑은 고딕" w:hAnsi="맑은 고딕" w:eastAsia="맑은 고딕"/>
+          <w:sz w:val="21"/>
+        </w:rPr>
+        <w:t xml:space="preserve">[중-08] 그 직후 새 Primary의 </w:t>
+      </w:r>
+      <w:r>
+        <w:rPr>
+          <w:rFonts w:ascii="Consolas" w:hAnsi="Consolas" w:eastAsia="맑은 고딕"/>
+          <w:sz w:val="21"/>
+        </w:rPr>
+        <w:t xml:space="preserve">OPEN_MODE</w:t>
+      </w:r>
+      <w:r>
+        <w:rPr>
+          <w:rFonts w:ascii="맑은 고딕" w:hAnsi="맑은 고딕" w:eastAsia="맑은 고딕"/>
+          <w:sz w:val="21"/>
+        </w:rPr>
+        <w:t xml:space="preserve">는?</w:t>
+      </w:r>
+    </w:p>
+    <w:p>
+      <w:r>
+        <w:rPr>
+          <w:rFonts w:ascii="맑은 고딕" w:hAnsi="맑은 고딕" w:eastAsia="맑은 고딕"/>
+          <w:sz w:val="21"/>
+        </w:rPr>
+        <w:t>① MOUNTED — 열리지 않는다</w:t>
+      </w:r>
+    </w:p>
+    <w:p>
+      <w:r>
+        <w:rPr>
+          <w:rFonts w:ascii="맑은 고딕" w:hAnsi="맑은 고딕" w:eastAsia="맑은 고딕"/>
+          <w:sz w:val="21"/>
+        </w:rPr>
+        <w:t>② READ WRITE</w:t>
+      </w:r>
+    </w:p>
+    <w:p>
+      <w:r>
+        <w:rPr>
+          <w:rFonts w:ascii="맑은 고딕" w:hAnsi="맑은 고딕" w:eastAsia="맑은 고딕"/>
+          <w:sz w:val="21"/>
+        </w:rPr>
+        <w:t>③ NOMOUNT</w:t>
       </w:r>
     </w:p>
     <w:p>
@@ -1175,384 +1798,6 @@
           <w:rFonts w:ascii="맑은 고딕" w:hAnsi="맑은 고딕" w:eastAsia="맑은 고딕"/>
           <w:sz w:val="21"/>
         </w:rPr>
-        <w:t>중-02 · 객관식</w:t>
-      </w:r>
-    </w:p>
-    <w:p>
-      <w:r>
-        <w:rPr>
-          <w:rFonts w:ascii="맑은 고딕" w:hAnsi="맑은 고딕" w:eastAsia="맑은 고딕"/>
-          <w:sz w:val="21"/>
-        </w:rPr>
-        <w:t>[중-02] 전환 후 새 Standby에 MRP0가 자동으로 뜬 이유는?</w:t>
-      </w:r>
-    </w:p>
-    <w:p>
-      <w:r>
-        <w:rPr>
-          <w:rFonts w:ascii="맑은 고딕" w:hAnsi="맑은 고딕" w:eastAsia="맑은 고딕"/>
-          <w:sz w:val="21"/>
-        </w:rPr>
-        <w:t>① Broker의 `Intended State`가 역할과 함께 옮겨 갔다</w:t>
-      </w:r>
-    </w:p>
-    <w:p>
-      <w:r>
-        <w:rPr>
-          <w:rFonts w:ascii="맑은 고딕" w:hAnsi="맑은 고딕" w:eastAsia="맑은 고딕"/>
-          <w:sz w:val="21"/>
-        </w:rPr>
-        <w:t>② SQL을 실행했기 때문</w:t>
-      </w:r>
-    </w:p>
-    <w:p>
-      <w:r>
-        <w:rPr>
-          <w:rFonts w:ascii="맑은 고딕" w:hAnsi="맑은 고딕" w:eastAsia="맑은 고딕"/>
-          <w:sz w:val="21"/>
-        </w:rPr>
-        <w:t>③ 파라미터에 설정되어 있어서</w:t>
-      </w:r>
-    </w:p>
-    <w:p>
-      <w:r>
-        <w:rPr>
-          <w:rFonts w:ascii="맑은 고딕" w:hAnsi="맑은 고딕" w:eastAsia="맑은 고딕"/>
-          <w:sz w:val="21"/>
-        </w:rPr>
-        <w:t>④ 관측자가 시작했기 때문</w:t>
-      </w:r>
-    </w:p>
-    <w:p>
-      <w:r>
-        <w:rPr>
-          <w:rFonts w:ascii="맑은 고딕" w:hAnsi="맑은 고딕" w:eastAsia="맑은 고딕"/>
-          <w:sz w:val="21"/>
-        </w:rPr>
-        <w:t>중-03 · 객관식</w:t>
-      </w:r>
-    </w:p>
-    <w:p>
-      <w:r>
-        <w:rPr>
-          <w:rFonts w:ascii="맑은 고딕" w:hAnsi="맑은 고딕" w:eastAsia="맑은 고딕"/>
-          <w:sz w:val="21"/>
-        </w:rPr>
-        <w:t>[중-03] 전환 후 새 Primary의 `LOG_ARCHIVE_DEST_2`는?</w:t>
-      </w:r>
-    </w:p>
-    <w:p>
-      <w:r>
-        <w:rPr>
-          <w:rFonts w:ascii="맑은 고딕" w:hAnsi="맑은 고딕" w:eastAsia="맑은 고딕"/>
-          <w:sz w:val="21"/>
-        </w:rPr>
-        <w:t>① Broker가 반대 방향으로 다시 썼다 (`service="chicago"`)</w:t>
-      </w:r>
-    </w:p>
-    <w:p>
-      <w:r>
-        <w:rPr>
-          <w:rFonts w:ascii="맑은 고딕" w:hAnsi="맑은 고딕" w:eastAsia="맑은 고딕"/>
-          <w:sz w:val="21"/>
-        </w:rPr>
-        <w:t>② 비어 있다</w:t>
-      </w:r>
-    </w:p>
-    <w:p>
-      <w:r>
-        <w:rPr>
-          <w:rFonts w:ascii="맑은 고딕" w:hAnsi="맑은 고딕" w:eastAsia="맑은 고딕"/>
-          <w:sz w:val="21"/>
-        </w:rPr>
-        <w:t>③ 전환 전 값 그대로다</w:t>
-      </w:r>
-    </w:p>
-    <w:p>
-      <w:r>
-        <w:rPr>
-          <w:rFonts w:ascii="맑은 고딕" w:hAnsi="맑은 고딕" w:eastAsia="맑은 고딕"/>
-          <w:sz w:val="21"/>
-        </w:rPr>
-        <w:t>④ DEFER 상태다</w:t>
-      </w:r>
-    </w:p>
-    <w:p>
-      <w:r>
-        <w:rPr>
-          <w:rFonts w:ascii="맑은 고딕" w:hAnsi="맑은 고딕" w:eastAsia="맑은 고딕"/>
-          <w:sz w:val="21"/>
-        </w:rPr>
-        <w:t>중-04 · 객관식</w:t>
-      </w:r>
-    </w:p>
-    <w:p>
-      <w:r>
-        <w:rPr>
-          <w:rFonts w:ascii="맑은 고딕" w:hAnsi="맑은 고딕" w:eastAsia="맑은 고딕"/>
-          <w:sz w:val="21"/>
-        </w:rPr>
-        <w:t>[중-04] 전환 후 `FAL_SERVER`의 실측값은?</w:t>
-      </w:r>
-    </w:p>
-    <w:p>
-      <w:r>
-        <w:rPr>
-          <w:rFonts w:ascii="맑은 고딕" w:hAnsi="맑은 고딕" w:eastAsia="맑은 고딕"/>
-          <w:sz w:val="21"/>
-        </w:rPr>
-        <w:t>① 비어 있다 — Broker는 구성 정보를 쓴다</w:t>
-      </w:r>
-    </w:p>
-    <w:p>
-      <w:r>
-        <w:rPr>
-          <w:rFonts w:ascii="맑은 고딕" w:hAnsi="맑은 고딕" w:eastAsia="맑은 고딕"/>
-          <w:sz w:val="21"/>
-        </w:rPr>
-        <w:t>② 상대 이름이 들어 있다</w:t>
-      </w:r>
-    </w:p>
-    <w:p>
-      <w:r>
-        <w:rPr>
-          <w:rFonts w:ascii="맑은 고딕" w:hAnsi="맑은 고딕" w:eastAsia="맑은 고딕"/>
-          <w:sz w:val="21"/>
-        </w:rPr>
-        <w:t>③ 자기 이름이 들어 있다</w:t>
-      </w:r>
-    </w:p>
-    <w:p>
-      <w:r>
-        <w:rPr>
-          <w:rFonts w:ascii="맑은 고딕" w:hAnsi="맑은 고딕" w:eastAsia="맑은 고딕"/>
-          <w:sz w:val="21"/>
-        </w:rPr>
-        <w:t>④ NULL 오류가 난다</w:t>
-      </w:r>
-    </w:p>
-    <w:p>
-      <w:r>
-        <w:rPr>
-          <w:rFonts w:ascii="맑은 고딕" w:hAnsi="맑은 고딕" w:eastAsia="맑은 고딕"/>
-          <w:sz w:val="21"/>
-        </w:rPr>
-        <w:t>중-05 · 객관식</w:t>
-      </w:r>
-    </w:p>
-    <w:p>
-      <w:r>
-        <w:rPr>
-          <w:rFonts w:ascii="맑은 고딕" w:hAnsi="맑은 고딕" w:eastAsia="맑은 고딕"/>
-          <w:sz w:val="21"/>
-        </w:rPr>
-        <w:t>[중-05] `LOG_ARCHIVE_CONFIG`에 `farsync`가 남아 있는 이유는?</w:t>
-      </w:r>
-    </w:p>
-    <w:p>
-      <w:r>
-        <w:rPr>
-          <w:rFonts w:ascii="맑은 고딕" w:hAnsi="맑은 고딕" w:eastAsia="맑은 고딕"/>
-          <w:sz w:val="21"/>
-        </w:rPr>
-        <w:t>① 10장 Far Sync 구성의 잔여물이다</w:t>
-      </w:r>
-    </w:p>
-    <w:p>
-      <w:r>
-        <w:rPr>
-          <w:rFonts w:ascii="맑은 고딕" w:hAnsi="맑은 고딕" w:eastAsia="맑은 고딕"/>
-          <w:sz w:val="21"/>
-        </w:rPr>
-        <w:t>② Broker가 자동으로 넣었다</w:t>
-      </w:r>
-    </w:p>
-    <w:p>
-      <w:r>
-        <w:rPr>
-          <w:rFonts w:ascii="맑은 고딕" w:hAnsi="맑은 고딕" w:eastAsia="맑은 고딕"/>
-          <w:sz w:val="21"/>
-        </w:rPr>
-        <w:t>③ 전환에 필요하다</w:t>
-      </w:r>
-    </w:p>
-    <w:p>
-      <w:r>
-        <w:rPr>
-          <w:rFonts w:ascii="맑은 고딕" w:hAnsi="맑은 고딕" w:eastAsia="맑은 고딕"/>
-          <w:sz w:val="21"/>
-        </w:rPr>
-        <w:t>④ 오류다</w:t>
-      </w:r>
-    </w:p>
-    <w:p>
-      <w:r>
-        <w:rPr>
-          <w:rFonts w:ascii="맑은 고딕" w:hAnsi="맑은 고딕" w:eastAsia="맑은 고딕"/>
-          <w:sz w:val="21"/>
-        </w:rPr>
-        <w:t>중-06 · 객관식</w:t>
-      </w:r>
-    </w:p>
-    <w:p>
-      <w:r>
-        <w:rPr>
-          <w:rFonts w:ascii="맑은 고딕" w:hAnsi="맑은 고딕" w:eastAsia="맑은 고딕"/>
-          <w:sz w:val="21"/>
-        </w:rPr>
-        <w:t>[중-06] `ALTER DATABASE SWITCHOVER TO boston`을 Broker 환경에서 실행하면?</w:t>
-      </w:r>
-    </w:p>
-    <w:p>
-      <w:r>
-        <w:rPr>
-          <w:rFonts w:ascii="맑은 고딕" w:hAnsi="맑은 고딕" w:eastAsia="맑은 고딕"/>
-          <w:sz w:val="21"/>
-        </w:rPr>
-        <w:t>① 거부되지 않고 `Database altered.`가 나온다</w:t>
-      </w:r>
-    </w:p>
-    <w:p>
-      <w:r>
-        <w:rPr>
-          <w:rFonts w:ascii="맑은 고딕" w:hAnsi="맑은 고딕" w:eastAsia="맑은 고딕"/>
-          <w:sz w:val="21"/>
-        </w:rPr>
-        <w:t>② ORA-16816으로 거부된다</w:t>
-      </w:r>
-    </w:p>
-    <w:p>
-      <w:r>
-        <w:rPr>
-          <w:rFonts w:ascii="맑은 고딕" w:hAnsi="맑은 고딕" w:eastAsia="맑은 고딕"/>
-          <w:sz w:val="21"/>
-        </w:rPr>
-        <w:t>③ 경고 후 진행된다</w:t>
-      </w:r>
-    </w:p>
-    <w:p>
-      <w:r>
-        <w:rPr>
-          <w:rFonts w:ascii="맑은 고딕" w:hAnsi="맑은 고딕" w:eastAsia="맑은 고딕"/>
-          <w:sz w:val="21"/>
-        </w:rPr>
-        <w:t>④ ORA-16627로 거부된다</w:t>
-      </w:r>
-    </w:p>
-    <w:p>
-      <w:r>
-        <w:rPr>
-          <w:rFonts w:ascii="맑은 고딕" w:hAnsi="맑은 고딕" w:eastAsia="맑은 고딕"/>
-          <w:sz w:val="21"/>
-        </w:rPr>
-        <w:t>중-07 · 객관식</w:t>
-      </w:r>
-    </w:p>
-    <w:p>
-      <w:r>
-        <w:rPr>
-          <w:rFonts w:ascii="맑은 고딕" w:hAnsi="맑은 고딕" w:eastAsia="맑은 고딕"/>
-          <w:sz w:val="21"/>
-        </w:rPr>
-        <w:t>[중-07] 그 직후 옛 Primary의 상태는?</w:t>
-      </w:r>
-    </w:p>
-    <w:p>
-      <w:r>
-        <w:rPr>
-          <w:rFonts w:ascii="맑은 고딕" w:hAnsi="맑은 고딕" w:eastAsia="맑은 고딕"/>
-          <w:sz w:val="21"/>
-        </w:rPr>
-        <w:t>① 인스턴스가 내려가 조회 시 ORA-01034</w:t>
-      </w:r>
-    </w:p>
-    <w:p>
-      <w:r>
-        <w:rPr>
-          <w:rFonts w:ascii="맑은 고딕" w:hAnsi="맑은 고딕" w:eastAsia="맑은 고딕"/>
-          <w:sz w:val="21"/>
-        </w:rPr>
-        <w:t>② READ ONLY WITH APPLY</w:t>
-      </w:r>
-    </w:p>
-    <w:p>
-      <w:r>
-        <w:rPr>
-          <w:rFonts w:ascii="맑은 고딕" w:hAnsi="맑은 고딕" w:eastAsia="맑은 고딕"/>
-          <w:sz w:val="21"/>
-        </w:rPr>
-        <w:t>③ MOUNTED</w:t>
-      </w:r>
-    </w:p>
-    <w:p>
-      <w:r>
-        <w:rPr>
-          <w:rFonts w:ascii="맑은 고딕" w:hAnsi="맑은 고딕" w:eastAsia="맑은 고딕"/>
-          <w:sz w:val="21"/>
-        </w:rPr>
-        <w:t>④ READ WRITE 그대로</w:t>
-      </w:r>
-    </w:p>
-    <w:p>
-      <w:r>
-        <w:rPr>
-          <w:rFonts w:ascii="맑은 고딕" w:hAnsi="맑은 고딕" w:eastAsia="맑은 고딕"/>
-          <w:sz w:val="21"/>
-        </w:rPr>
-        <w:t>중-08 · 객관식</w:t>
-      </w:r>
-    </w:p>
-    <w:p>
-      <w:r>
-        <w:rPr>
-          <w:rFonts w:ascii="맑은 고딕" w:hAnsi="맑은 고딕" w:eastAsia="맑은 고딕"/>
-          <w:sz w:val="21"/>
-        </w:rPr>
-        <w:t>[중-08] 그 직후 새 Primary의 `OPEN_MODE`는?</w:t>
-      </w:r>
-    </w:p>
-    <w:p>
-      <w:r>
-        <w:rPr>
-          <w:rFonts w:ascii="맑은 고딕" w:hAnsi="맑은 고딕" w:eastAsia="맑은 고딕"/>
-          <w:sz w:val="21"/>
-        </w:rPr>
-        <w:t>① MOUNTED — 열리지 않는다</w:t>
-      </w:r>
-    </w:p>
-    <w:p>
-      <w:r>
-        <w:rPr>
-          <w:rFonts w:ascii="맑은 고딕" w:hAnsi="맑은 고딕" w:eastAsia="맑은 고딕"/>
-          <w:sz w:val="21"/>
-        </w:rPr>
-        <w:t>② READ WRITE</w:t>
-      </w:r>
-    </w:p>
-    <w:p>
-      <w:r>
-        <w:rPr>
-          <w:rFonts w:ascii="맑은 고딕" w:hAnsi="맑은 고딕" w:eastAsia="맑은 고딕"/>
-          <w:sz w:val="21"/>
-        </w:rPr>
-        <w:t>③ READ ONLY</w:t>
-      </w:r>
-    </w:p>
-    <w:p>
-      <w:r>
-        <w:rPr>
-          <w:rFonts w:ascii="맑은 고딕" w:hAnsi="맑은 고딕" w:eastAsia="맑은 고딕"/>
-          <w:sz w:val="21"/>
-        </w:rPr>
-        <w:t>④ NOMOUNT</w:t>
-      </w:r>
-    </w:p>
-    <w:p>
-      <w:r>
-        <w:rPr>
-          <w:rFonts w:ascii="맑은 고딕" w:hAnsi="맑은 고딕" w:eastAsia="맑은 고딕"/>
-          <w:sz w:val="21"/>
-        </w:rPr>
         <w:t>중-09 · 객관식</w:t>
       </w:r>
     </w:p>
@@ -1571,16 +1816,16 @@
           <w:rFonts w:ascii="맑은 고딕" w:hAnsi="맑은 고딕" w:eastAsia="맑은 고딕"/>
           <w:sz w:val="21"/>
         </w:rPr>
-        <w:t>① ORA-16816: incorrect database role</w:t>
-      </w:r>
-    </w:p>
-    <w:p>
-      <w:r>
-        <w:rPr>
-          <w:rFonts w:ascii="맑은 고딕" w:hAnsi="맑은 고딕" w:eastAsia="맑은 고딕"/>
-          <w:sz w:val="21"/>
-        </w:rPr>
-        <w:t>② ORA-16558</w:t>
+        <w:t>① ORA-16786</w:t>
+      </w:r>
+    </w:p>
+    <w:p>
+      <w:r>
+        <w:rPr>
+          <w:rFonts w:ascii="맑은 고딕" w:hAnsi="맑은 고딕" w:eastAsia="맑은 고딕"/>
+          <w:sz w:val="21"/>
+        </w:rPr>
+        <w:t>② ORA-16816: incorrect database role</w:t>
       </w:r>
     </w:p>
     <w:p>
@@ -1598,7 +1843,7 @@
           <w:rFonts w:ascii="맑은 고딕" w:hAnsi="맑은 고딕" w:eastAsia="맑은 고딕"/>
           <w:sz w:val="21"/>
         </w:rPr>
-        <w:t>④ ORA-16786</w:t>
+        <w:t>④ ORA-16558</w:t>
       </w:r>
     </w:p>
     <w:p>
@@ -1625,16 +1870,628 @@
           <w:rFonts w:ascii="맑은 고딕" w:hAnsi="맑은 고딕" w:eastAsia="맑은 고딕"/>
           <w:sz w:val="21"/>
         </w:rPr>
-        <w:t>① `DESTINATION`이 비어 있고 `INACTIVE` — 전송이 없다</w:t>
-      </w:r>
-    </w:p>
-    <w:p>
-      <w:r>
-        <w:rPr>
-          <w:rFonts w:ascii="맑은 고딕" w:hAnsi="맑은 고딕" w:eastAsia="맑은 고딕"/>
-          <w:sz w:val="21"/>
-        </w:rPr>
-        <w:t>② VALID</w:t>
+        <w:t>① VALID</w:t>
+      </w:r>
+    </w:p>
+    <w:p>
+      <w:r>
+        <w:rPr>
+          <w:rFonts w:ascii="맑은 고딕" w:hAnsi="맑은 고딕" w:eastAsia="맑은 고딕"/>
+          <w:sz w:val="21"/>
+        </w:rPr>
+        <w:t xml:space="preserve">② </w:t>
+      </w:r>
+      <w:r>
+        <w:rPr>
+          <w:rFonts w:ascii="Consolas" w:hAnsi="Consolas" w:eastAsia="맑은 고딕"/>
+          <w:sz w:val="21"/>
+        </w:rPr>
+        <w:t xml:space="preserve">DESTINATION</w:t>
+      </w:r>
+      <w:r>
+        <w:rPr>
+          <w:rFonts w:ascii="맑은 고딕" w:hAnsi="맑은 고딕" w:eastAsia="맑은 고딕"/>
+          <w:sz w:val="21"/>
+        </w:rPr>
+        <w:t xml:space="preserve">이 비어 있고 </w:t>
+      </w:r>
+      <w:r>
+        <w:rPr>
+          <w:rFonts w:ascii="Consolas" w:hAnsi="Consolas" w:eastAsia="맑은 고딕"/>
+          <w:sz w:val="21"/>
+        </w:rPr>
+        <w:t xml:space="preserve">INACTIVE</w:t>
+      </w:r>
+      <w:r>
+        <w:rPr>
+          <w:rFonts w:ascii="맑은 고딕" w:hAnsi="맑은 고딕" w:eastAsia="맑은 고딕"/>
+          <w:sz w:val="21"/>
+        </w:rPr>
+        <w:t xml:space="preserve"> — 전송이 없다</w:t>
+      </w:r>
+    </w:p>
+    <w:p>
+      <w:r>
+        <w:rPr>
+          <w:rFonts w:ascii="맑은 고딕" w:hAnsi="맑은 고딕" w:eastAsia="맑은 고딕"/>
+          <w:sz w:val="21"/>
+        </w:rPr>
+        <w:t>③ DEFERRED</w:t>
+      </w:r>
+    </w:p>
+    <w:p>
+      <w:r>
+        <w:rPr>
+          <w:rFonts w:ascii="맑은 고딕" w:hAnsi="맑은 고딕" w:eastAsia="맑은 고딕"/>
+          <w:sz w:val="21"/>
+        </w:rPr>
+        <w:t>④ ERROR</w:t>
+      </w:r>
+    </w:p>
+    <w:p>
+      <w:r>
+        <w:rPr>
+          <w:rFonts w:ascii="맑은 고딕" w:hAnsi="맑은 고딕" w:eastAsia="맑은 고딕"/>
+          <w:sz w:val="21"/>
+        </w:rPr>
+        <w:t>중-11 · 객관식</w:t>
+      </w:r>
+    </w:p>
+    <w:p>
+      <w:r>
+        <w:rPr>
+          <w:rFonts w:ascii="맑은 고딕" w:hAnsi="맑은 고딕" w:eastAsia="맑은 고딕"/>
+          <w:sz w:val="21"/>
+        </w:rPr>
+        <w:t>[중-11] 그 상태에서 SQL로 되돌리려 하면?</w:t>
+      </w:r>
+    </w:p>
+    <w:p>
+      <w:r>
+        <w:rPr>
+          <w:rFonts w:ascii="맑은 고딕" w:hAnsi="맑은 고딕" w:eastAsia="맑은 고딕"/>
+          <w:sz w:val="21"/>
+        </w:rPr>
+        <w:t>① ORA-16468: error connecting to switchover target</w:t>
+      </w:r>
+    </w:p>
+    <w:p>
+      <w:r>
+        <w:rPr>
+          <w:rFonts w:ascii="맑은 고딕" w:hAnsi="맑은 고딕" w:eastAsia="맑은 고딕"/>
+          <w:sz w:val="21"/>
+        </w:rPr>
+        <w:t>② 성공한다</w:t>
+      </w:r>
+    </w:p>
+    <w:p>
+      <w:r>
+        <w:rPr>
+          <w:rFonts w:ascii="맑은 고딕" w:hAnsi="맑은 고딕" w:eastAsia="맑은 고딕"/>
+          <w:sz w:val="21"/>
+        </w:rPr>
+        <w:t>③ ORA-16816</w:t>
+      </w:r>
+    </w:p>
+    <w:p>
+      <w:r>
+        <w:rPr>
+          <w:rFonts w:ascii="맑은 고딕" w:hAnsi="맑은 고딕" w:eastAsia="맑은 고딕"/>
+          <w:sz w:val="21"/>
+        </w:rPr>
+        <w:t>④ ORA-16558</w:t>
+      </w:r>
+    </w:p>
+    <w:p>
+      <w:r>
+        <w:rPr>
+          <w:rFonts w:ascii="맑은 고딕" w:hAnsi="맑은 고딕" w:eastAsia="맑은 고딕"/>
+          <w:sz w:val="21"/>
+        </w:rPr>
+        <w:t>중-12 · 객관식</w:t>
+      </w:r>
+    </w:p>
+    <w:p>
+      <w:r>
+        <w:rPr>
+          <w:rFonts w:ascii="맑은 고딕" w:hAnsi="맑은 고딕" w:eastAsia="맑은 고딕"/>
+          <w:sz w:val="21"/>
+        </w:rPr>
+        <w:t>[중-12] 어긋난 구성을 복구하는 올바른 순서는?</w:t>
+      </w:r>
+    </w:p>
+    <w:p>
+      <w:r>
+        <w:rPr>
+          <w:rFonts w:ascii="맑은 고딕" w:hAnsi="맑은 고딕" w:eastAsia="맑은 고딕"/>
+          <w:sz w:val="21"/>
+        </w:rPr>
+        <w:t>① IMPORT CONFIGURATION</w:t>
+      </w:r>
+    </w:p>
+    <w:p>
+      <w:r>
+        <w:rPr>
+          <w:rFonts w:ascii="맑은 고딕" w:hAnsi="맑은 고딕" w:eastAsia="맑은 고딕"/>
+          <w:sz w:val="21"/>
+        </w:rPr>
+        <w:t>② 데이터베이스를 재구축한다</w:t>
+      </w:r>
+    </w:p>
+    <w:p>
+      <w:r>
+        <w:rPr>
+          <w:rFonts w:ascii="맑은 고딕" w:hAnsi="맑은 고딕" w:eastAsia="맑은 고딕"/>
+          <w:sz w:val="21"/>
+        </w:rPr>
+        <w:t>③ REMOVE → CREATE → ADD → ENABLE → SWITCHOVER</w:t>
+      </w:r>
+    </w:p>
+    <w:p>
+      <w:r>
+        <w:rPr>
+          <w:rFonts w:ascii="맑은 고딕" w:hAnsi="맑은 고딕" w:eastAsia="맑은 고딕"/>
+          <w:sz w:val="21"/>
+        </w:rPr>
+        <w:t>④ ENABLE → SWITCHOVER</w:t>
+      </w:r>
+    </w:p>
+    <w:p>
+      <w:r>
+        <w:rPr>
+          <w:rFonts w:ascii="맑은 고딕" w:hAnsi="맑은 고딕" w:eastAsia="맑은 고딕"/>
+          <w:sz w:val="21"/>
+        </w:rPr>
+        <w:t>중-13 · 객관식</w:t>
+      </w:r>
+    </w:p>
+    <w:p>
+      <w:r>
+        <w:rPr>
+          <w:rFonts w:ascii="맑은 고딕" w:hAnsi="맑은 고딕" w:eastAsia="맑은 고딕"/>
+          <w:sz w:val="21"/>
+        </w:rPr>
+        <w:t xml:space="preserve">[중-13] </w:t>
+      </w:r>
+      <w:r>
+        <w:rPr>
+          <w:rFonts w:ascii="Consolas" w:hAnsi="Consolas" w:eastAsia="맑은 고딕"/>
+          <w:sz w:val="21"/>
+        </w:rPr>
+        <w:t xml:space="preserve">REMOVE CONFIGURATION</w:t>
+      </w:r>
+      <w:r>
+        <w:rPr>
+          <w:rFonts w:ascii="맑은 고딕" w:hAnsi="맑은 고딕" w:eastAsia="맑은 고딕"/>
+          <w:sz w:val="21"/>
+        </w:rPr>
+        <w:t xml:space="preserve">이 안전한 이유는?</w:t>
+      </w:r>
+    </w:p>
+    <w:p>
+      <w:r>
+        <w:rPr>
+          <w:rFonts w:ascii="맑은 고딕" w:hAnsi="맑은 고딕" w:eastAsia="맑은 고딕"/>
+          <w:sz w:val="21"/>
+        </w:rPr>
+        <w:t>① 되돌릴 수 있다</w:t>
+      </w:r>
+    </w:p>
+    <w:p>
+      <w:r>
+        <w:rPr>
+          <w:rFonts w:ascii="맑은 고딕" w:hAnsi="맑은 고딕" w:eastAsia="맑은 고딕"/>
+          <w:sz w:val="21"/>
+        </w:rPr>
+        <w:t>② Primary에서만 실행되기 때문</w:t>
+      </w:r>
+    </w:p>
+    <w:p>
+      <w:r>
+        <w:rPr>
+          <w:rFonts w:ascii="맑은 고딕" w:hAnsi="맑은 고딕" w:eastAsia="맑은 고딕"/>
+          <w:sz w:val="21"/>
+        </w:rPr>
+        <w:t>③ 백업을 자동으로 남긴다</w:t>
+      </w:r>
+    </w:p>
+    <w:p>
+      <w:r>
+        <w:rPr>
+          <w:rFonts w:ascii="맑은 고딕" w:hAnsi="맑은 고딕" w:eastAsia="맑은 고딕"/>
+          <w:sz w:val="21"/>
+        </w:rPr>
+        <w:t>④ 구성 메타데이터만 지우고 데이터베이스를 건드리지 않는다</w:t>
+      </w:r>
+    </w:p>
+    <w:p>
+      <w:r>
+        <w:rPr>
+          <w:rFonts w:ascii="맑은 고딕" w:hAnsi="맑은 고딕" w:eastAsia="맑은 고딕"/>
+          <w:sz w:val="21"/>
+        </w:rPr>
+        <w:t>중-14 · 객관식</w:t>
+      </w:r>
+    </w:p>
+    <w:p>
+      <w:r>
+        <w:rPr>
+          <w:rFonts w:ascii="맑은 고딕" w:hAnsi="맑은 고딕" w:eastAsia="맑은 고딕"/>
+          <w:sz w:val="21"/>
+        </w:rPr>
+        <w:t xml:space="preserve">[중-14] Primary가 죽었을 때 Standby의 </w:t>
+      </w:r>
+      <w:r>
+        <w:rPr>
+          <w:rFonts w:ascii="Consolas" w:hAnsi="Consolas" w:eastAsia="맑은 고딕"/>
+          <w:sz w:val="21"/>
+        </w:rPr>
+        <w:t xml:space="preserve">V$DATAGUARD_STATUS</w:t>
+      </w:r>
+      <w:r>
+        <w:rPr>
+          <w:rFonts w:ascii="맑은 고딕" w:hAnsi="맑은 고딕" w:eastAsia="맑은 고딕"/>
+          <w:sz w:val="21"/>
+        </w:rPr>
+        <w:t xml:space="preserve"> 메시지는?</w:t>
+      </w:r>
+    </w:p>
+    <w:p>
+      <w:r>
+        <w:rPr>
+          <w:rFonts w:ascii="맑은 고딕" w:hAnsi="맑은 고딕" w:eastAsia="맑은 고딕"/>
+          <w:sz w:val="21"/>
+        </w:rPr>
+        <w:t>① Primary database is down</w:t>
+      </w:r>
+    </w:p>
+    <w:p>
+      <w:r>
+        <w:rPr>
+          <w:rFonts w:ascii="맑은 고딕" w:hAnsi="맑은 고딕" w:eastAsia="맑은 고딕"/>
+          <w:sz w:val="21"/>
+        </w:rPr>
+        <w:t>② ORA-01034 received</w:t>
+      </w:r>
+    </w:p>
+    <w:p>
+      <w:r>
+        <w:rPr>
+          <w:rFonts w:ascii="맑은 고딕" w:hAnsi="맑은 고딕" w:eastAsia="맑은 고딕"/>
+          <w:sz w:val="21"/>
+        </w:rPr>
+        <w:t>③ Failover required</w:t>
+      </w:r>
+    </w:p>
+    <w:p>
+      <w:r>
+        <w:rPr>
+          <w:rFonts w:ascii="맑은 고딕" w:hAnsi="맑은 고딕" w:eastAsia="맑은 고딕"/>
+          <w:sz w:val="21"/>
+        </w:rPr>
+        <w:t>④ Possible network disconnect with primary database</w:t>
+      </w:r>
+    </w:p>
+    <w:p>
+      <w:r>
+        <w:rPr>
+          <w:rFonts w:ascii="맑은 고딕" w:hAnsi="맑은 고딕" w:eastAsia="맑은 고딕"/>
+          <w:sz w:val="21"/>
+        </w:rPr>
+        <w:t>중-15 · 객관식</w:t>
+      </w:r>
+    </w:p>
+    <w:p>
+      <w:r>
+        <w:rPr>
+          <w:rFonts w:ascii="맑은 고딕" w:hAnsi="맑은 고딕" w:eastAsia="맑은 고딕"/>
+          <w:sz w:val="21"/>
+        </w:rPr>
+        <w:t xml:space="preserve">[중-15] 그 메시지의 </w:t>
+      </w:r>
+      <w:r>
+        <w:rPr>
+          <w:rFonts w:ascii="Consolas" w:hAnsi="Consolas" w:eastAsia="맑은 고딕"/>
+          <w:sz w:val="21"/>
+        </w:rPr>
+        <w:t xml:space="preserve">ERROR_CODE</w:t>
+      </w:r>
+      <w:r>
+        <w:rPr>
+          <w:rFonts w:ascii="맑은 고딕" w:hAnsi="맑은 고딕" w:eastAsia="맑은 고딕"/>
+          <w:sz w:val="21"/>
+        </w:rPr>
+        <w:t xml:space="preserve">는?</w:t>
+      </w:r>
+    </w:p>
+    <w:p>
+      <w:r>
+        <w:rPr>
+          <w:rFonts w:ascii="맑은 고딕" w:hAnsi="맑은 고딕" w:eastAsia="맑은 고딕"/>
+          <w:sz w:val="21"/>
+        </w:rPr>
+        <w:t>① 12541</w:t>
+      </w:r>
+    </w:p>
+    <w:p>
+      <w:r>
+        <w:rPr>
+          <w:rFonts w:ascii="맑은 고딕" w:hAnsi="맑은 고딕" w:eastAsia="맑은 고딕"/>
+          <w:sz w:val="21"/>
+        </w:rPr>
+        <w:t>② 0 — 15장의 필터로는 걸러진다</w:t>
+      </w:r>
+    </w:p>
+    <w:p>
+      <w:r>
+        <w:rPr>
+          <w:rFonts w:ascii="맑은 고딕" w:hAnsi="맑은 고딕" w:eastAsia="맑은 고딕"/>
+          <w:sz w:val="21"/>
+        </w:rPr>
+        <w:t>③ 16661</w:t>
+      </w:r>
+    </w:p>
+    <w:p>
+      <w:r>
+        <w:rPr>
+          <w:rFonts w:ascii="맑은 고딕" w:hAnsi="맑은 고딕" w:eastAsia="맑은 고딕"/>
+          <w:sz w:val="21"/>
+        </w:rPr>
+        <w:t>④ 1034</w:t>
+      </w:r>
+    </w:p>
+    <w:p>
+      <w:r>
+        <w:rPr>
+          <w:rFonts w:ascii="맑은 고딕" w:hAnsi="맑은 고딕" w:eastAsia="맑은 고딕"/>
+          <w:sz w:val="21"/>
+        </w:rPr>
+        <w:t>중-16 · 객관식</w:t>
+      </w:r>
+    </w:p>
+    <w:p>
+      <w:r>
+        <w:rPr>
+          <w:rFonts w:ascii="맑은 고딕" w:hAnsi="맑은 고딕" w:eastAsia="맑은 고딕"/>
+          <w:sz w:val="21"/>
+        </w:rPr>
+        <w:t xml:space="preserve">[중-16] Broker가 표기한 </w:t>
+      </w:r>
+      <w:r>
+        <w:rPr>
+          <w:rFonts w:ascii="Consolas" w:hAnsi="Consolas" w:eastAsia="맑은 고딕"/>
+          <w:sz w:val="21"/>
+        </w:rPr>
+        <w:t xml:space="preserve">ORA-1034</w:t>
+      </w:r>
+      <w:r>
+        <w:rPr>
+          <w:rFonts w:ascii="맑은 고딕" w:hAnsi="맑은 고딕" w:eastAsia="맑은 고딕"/>
+          <w:sz w:val="21"/>
+        </w:rPr>
+        <w:t xml:space="preserve">가 SQL*Plus의 표기와 다른 점은?</w:t>
+      </w:r>
+    </w:p>
+    <w:p>
+      <w:r>
+        <w:rPr>
+          <w:rFonts w:ascii="맑은 고딕" w:hAnsi="맑은 고딕" w:eastAsia="맑은 고딕"/>
+          <w:sz w:val="21"/>
+        </w:rPr>
+        <w:t>① 같은 표기다</w:t>
+      </w:r>
+    </w:p>
+    <w:p>
+      <w:r>
+        <w:rPr>
+          <w:rFonts w:ascii="맑은 고딕" w:hAnsi="맑은 고딕" w:eastAsia="맑은 고딕"/>
+          <w:sz w:val="21"/>
+        </w:rPr>
+        <w:t>② 앞의 0을 생략해 자릿수가 다르다</w:t>
+      </w:r>
+    </w:p>
+    <w:p>
+      <w:r>
+        <w:rPr>
+          <w:rFonts w:ascii="맑은 고딕" w:hAnsi="맑은 고딕" w:eastAsia="맑은 고딕"/>
+          <w:sz w:val="21"/>
+        </w:rPr>
+        <w:t>③ 접두어가 다르다</w:t>
+      </w:r>
+    </w:p>
+    <w:p>
+      <w:r>
+        <w:rPr>
+          <w:rFonts w:ascii="맑은 고딕" w:hAnsi="맑은 고딕" w:eastAsia="맑은 고딕"/>
+          <w:sz w:val="21"/>
+        </w:rPr>
+        <w:t>④ 대소문자가 다르다</w:t>
+      </w:r>
+    </w:p>
+    <w:p>
+      <w:r>
+        <w:rPr>
+          <w:rFonts w:ascii="맑은 고딕" w:hAnsi="맑은 고딕" w:eastAsia="맑은 고딕"/>
+          <w:sz w:val="21"/>
+        </w:rPr>
+        <w:t>중-17 · 객관식</w:t>
+      </w:r>
+    </w:p>
+    <w:p>
+      <w:r>
+        <w:rPr>
+          <w:rFonts w:ascii="맑은 고딕" w:hAnsi="맑은 고딕" w:eastAsia="맑은 고딕"/>
+          <w:sz w:val="21"/>
+        </w:rPr>
+        <w:t xml:space="preserve">[중-17] Primary가 죽은 뒤 </w:t>
+      </w:r>
+      <w:r>
+        <w:rPr>
+          <w:rFonts w:ascii="Consolas" w:hAnsi="Consolas" w:eastAsia="맑은 고딕"/>
+          <w:sz w:val="21"/>
+        </w:rPr>
+        <w:t xml:space="preserve">VALIDATE</w:t>
+      </w:r>
+      <w:r>
+        <w:rPr>
+          <w:rFonts w:ascii="맑은 고딕" w:hAnsi="맑은 고딕" w:eastAsia="맑은 고딕"/>
+          <w:sz w:val="21"/>
+        </w:rPr>
+        <w:t xml:space="preserve">의 </w:t>
+      </w:r>
+      <w:r>
+        <w:rPr>
+          <w:rFonts w:ascii="Consolas" w:hAnsi="Consolas" w:eastAsia="맑은 고딕"/>
+          <w:sz w:val="21"/>
+        </w:rPr>
+        <w:t xml:space="preserve">Ready for Failover</w:t>
+      </w:r>
+      <w:r>
+        <w:rPr>
+          <w:rFonts w:ascii="맑은 고딕" w:hAnsi="맑은 고딕" w:eastAsia="맑은 고딕"/>
+          <w:sz w:val="21"/>
+        </w:rPr>
+        <w:t xml:space="preserve"> 값은?</w:t>
+      </w:r>
+    </w:p>
+    <w:p>
+      <w:r>
+        <w:rPr>
+          <w:rFonts w:ascii="맑은 고딕" w:hAnsi="맑은 고딕" w:eastAsia="맑은 고딕"/>
+          <w:sz w:val="21"/>
+        </w:rPr>
+        <w:t>① No</w:t>
+      </w:r>
+    </w:p>
+    <w:p>
+      <w:r>
+        <w:rPr>
+          <w:rFonts w:ascii="맑은 고딕" w:hAnsi="맑은 고딕" w:eastAsia="맑은 고딕"/>
+          <w:sz w:val="21"/>
+        </w:rPr>
+        <w:t>② Yes (Primary Not Running)</w:t>
+      </w:r>
+    </w:p>
+    <w:p>
+      <w:r>
+        <w:rPr>
+          <w:rFonts w:ascii="맑은 고딕" w:hAnsi="맑은 고딕" w:eastAsia="맑은 고딕"/>
+          <w:sz w:val="21"/>
+        </w:rPr>
+        <w:t>③ Yes (Primary Running)</w:t>
+      </w:r>
+    </w:p>
+    <w:p>
+      <w:r>
+        <w:rPr>
+          <w:rFonts w:ascii="맑은 고딕" w:hAnsi="맑은 고딕" w:eastAsia="맑은 고딕"/>
+          <w:sz w:val="21"/>
+        </w:rPr>
+        <w:t>④ Unknown</w:t>
+      </w:r>
+    </w:p>
+    <w:p>
+      <w:r>
+        <w:rPr>
+          <w:rFonts w:ascii="맑은 고딕" w:hAnsi="맑은 고딕" w:eastAsia="맑은 고딕"/>
+          <w:sz w:val="21"/>
+        </w:rPr>
+        <w:t>중-18 · 객관식</w:t>
+      </w:r>
+    </w:p>
+    <w:p>
+      <w:r>
+        <w:rPr>
+          <w:rFonts w:ascii="맑은 고딕" w:hAnsi="맑은 고딕" w:eastAsia="맑은 고딕"/>
+          <w:sz w:val="21"/>
+        </w:rPr>
+        <w:t>[중-18] Failover 직후 구성에서 옛 Primary는 어떻게 표시되는가?</w:t>
+      </w:r>
+    </w:p>
+    <w:p>
+      <w:r>
+        <w:rPr>
+          <w:rFonts w:ascii="맑은 고딕" w:hAnsi="맑은 고딕" w:eastAsia="맑은 고딕"/>
+          <w:sz w:val="21"/>
+        </w:rPr>
+        <w:t>① Snapshot standby</w:t>
+      </w:r>
+    </w:p>
+    <w:p>
+      <w:r>
+        <w:rPr>
+          <w:rFonts w:ascii="맑은 고딕" w:hAnsi="맑은 고딕" w:eastAsia="맑은 고딕"/>
+          <w:sz w:val="21"/>
+        </w:rPr>
+        <w:t>② 목록에서 사라진다</w:t>
+      </w:r>
+    </w:p>
+    <w:p>
+      <w:r>
+        <w:rPr>
+          <w:rFonts w:ascii="맑은 고딕" w:hAnsi="맑은 고딕" w:eastAsia="맑은 고딕"/>
+          <w:sz w:val="21"/>
+        </w:rPr>
+        <w:t>③ Physical standby database (disabled) + ORA-16661</w:t>
+      </w:r>
+    </w:p>
+    <w:p>
+      <w:r>
+        <w:rPr>
+          <w:rFonts w:ascii="맑은 고딕" w:hAnsi="맑은 고딕" w:eastAsia="맑은 고딕"/>
+          <w:sz w:val="21"/>
+        </w:rPr>
+        <w:t>④ Primary database (error)</w:t>
+      </w:r>
+    </w:p>
+    <w:p>
+      <w:r>
+        <w:rPr>
+          <w:rFonts w:ascii="맑은 고딕" w:hAnsi="맑은 고딕" w:eastAsia="맑은 고딕"/>
+          <w:sz w:val="21"/>
+        </w:rPr>
+        <w:t>중-19 · 객관식</w:t>
+      </w:r>
+    </w:p>
+    <w:p>
+      <w:r>
+        <w:rPr>
+          <w:rFonts w:ascii="맑은 고딕" w:hAnsi="맑은 고딕" w:eastAsia="맑은 고딕"/>
+          <w:sz w:val="21"/>
+        </w:rPr>
+        <w:t xml:space="preserve">[중-19] 그때 </w:t>
+      </w:r>
+      <w:r>
+        <w:rPr>
+          <w:rFonts w:ascii="Consolas" w:hAnsi="Consolas" w:eastAsia="맑은 고딕"/>
+          <w:sz w:val="21"/>
+        </w:rPr>
+        <w:t xml:space="preserve">Configuration Status</w:t>
+      </w:r>
+      <w:r>
+        <w:rPr>
+          <w:rFonts w:ascii="맑은 고딕" w:hAnsi="맑은 고딕" w:eastAsia="맑은 고딕"/>
+          <w:sz w:val="21"/>
+        </w:rPr>
+        <w:t xml:space="preserve">는?</w:t>
+      </w:r>
+    </w:p>
+    <w:p>
+      <w:r>
+        <w:rPr>
+          <w:rFonts w:ascii="맑은 고딕" w:hAnsi="맑은 고딕" w:eastAsia="맑은 고딕"/>
+          <w:sz w:val="21"/>
+        </w:rPr>
+        <w:t>① DISABLED</w:t>
+      </w:r>
+    </w:p>
+    <w:p>
+      <w:r>
+        <w:rPr>
+          <w:rFonts w:ascii="맑은 고딕" w:hAnsi="맑은 고딕" w:eastAsia="맑은 고딕"/>
+          <w:sz w:val="21"/>
+        </w:rPr>
+        <w:t>② SUCCESS — 비활성 멤버는 판정에서 제외된다</w:t>
       </w:r>
     </w:p>
     <w:p>
@@ -1652,493 +2509,7 @@
           <w:rFonts w:ascii="맑은 고딕" w:hAnsi="맑은 고딕" w:eastAsia="맑은 고딕"/>
           <w:sz w:val="21"/>
         </w:rPr>
-        <w:t>④ DEFERRED</w:t>
-      </w:r>
-    </w:p>
-    <w:p>
-      <w:r>
-        <w:rPr>
-          <w:rFonts w:ascii="맑은 고딕" w:hAnsi="맑은 고딕" w:eastAsia="맑은 고딕"/>
-          <w:sz w:val="21"/>
-        </w:rPr>
-        <w:t>중-11 · 객관식</w:t>
-      </w:r>
-    </w:p>
-    <w:p>
-      <w:r>
-        <w:rPr>
-          <w:rFonts w:ascii="맑은 고딕" w:hAnsi="맑은 고딕" w:eastAsia="맑은 고딕"/>
-          <w:sz w:val="21"/>
-        </w:rPr>
-        <w:t>[중-11] 그 상태에서 SQL로 되돌리려 하면?</w:t>
-      </w:r>
-    </w:p>
-    <w:p>
-      <w:r>
-        <w:rPr>
-          <w:rFonts w:ascii="맑은 고딕" w:hAnsi="맑은 고딕" w:eastAsia="맑은 고딕"/>
-          <w:sz w:val="21"/>
-        </w:rPr>
-        <w:t>① ORA-16468: error connecting to switchover target</w:t>
-      </w:r>
-    </w:p>
-    <w:p>
-      <w:r>
-        <w:rPr>
-          <w:rFonts w:ascii="맑은 고딕" w:hAnsi="맑은 고딕" w:eastAsia="맑은 고딕"/>
-          <w:sz w:val="21"/>
-        </w:rPr>
-        <w:t>② 성공한다</w:t>
-      </w:r>
-    </w:p>
-    <w:p>
-      <w:r>
-        <w:rPr>
-          <w:rFonts w:ascii="맑은 고딕" w:hAnsi="맑은 고딕" w:eastAsia="맑은 고딕"/>
-          <w:sz w:val="21"/>
-        </w:rPr>
-        <w:t>③ ORA-16558</w:t>
-      </w:r>
-    </w:p>
-    <w:p>
-      <w:r>
-        <w:rPr>
-          <w:rFonts w:ascii="맑은 고딕" w:hAnsi="맑은 고딕" w:eastAsia="맑은 고딕"/>
-          <w:sz w:val="21"/>
-        </w:rPr>
-        <w:t>④ ORA-16816</w:t>
-      </w:r>
-    </w:p>
-    <w:p>
-      <w:r>
-        <w:rPr>
-          <w:rFonts w:ascii="맑은 고딕" w:hAnsi="맑은 고딕" w:eastAsia="맑은 고딕"/>
-          <w:sz w:val="21"/>
-        </w:rPr>
-        <w:t>중-12 · 객관식</w:t>
-      </w:r>
-    </w:p>
-    <w:p>
-      <w:r>
-        <w:rPr>
-          <w:rFonts w:ascii="맑은 고딕" w:hAnsi="맑은 고딕" w:eastAsia="맑은 고딕"/>
-          <w:sz w:val="21"/>
-        </w:rPr>
-        <w:t>[중-12] 어긋난 구성을 복구하는 올바른 순서는?</w:t>
-      </w:r>
-    </w:p>
-    <w:p>
-      <w:r>
-        <w:rPr>
-          <w:rFonts w:ascii="맑은 고딕" w:hAnsi="맑은 고딕" w:eastAsia="맑은 고딕"/>
-          <w:sz w:val="21"/>
-        </w:rPr>
-        <w:t>① REMOVE → CREATE → ADD → ENABLE → SWITCHOVER</w:t>
-      </w:r>
-    </w:p>
-    <w:p>
-      <w:r>
-        <w:rPr>
-          <w:rFonts w:ascii="맑은 고딕" w:hAnsi="맑은 고딕" w:eastAsia="맑은 고딕"/>
-          <w:sz w:val="21"/>
-        </w:rPr>
-        <w:t>② ENABLE → SWITCHOVER</w:t>
-      </w:r>
-    </w:p>
-    <w:p>
-      <w:r>
-        <w:rPr>
-          <w:rFonts w:ascii="맑은 고딕" w:hAnsi="맑은 고딕" w:eastAsia="맑은 고딕"/>
-          <w:sz w:val="21"/>
-        </w:rPr>
-        <w:t>③ 데이터베이스를 재구축한다</w:t>
-      </w:r>
-    </w:p>
-    <w:p>
-      <w:r>
-        <w:rPr>
-          <w:rFonts w:ascii="맑은 고딕" w:hAnsi="맑은 고딕" w:eastAsia="맑은 고딕"/>
-          <w:sz w:val="21"/>
-        </w:rPr>
-        <w:t>④ IMPORT CONFIGURATION</w:t>
-      </w:r>
-    </w:p>
-    <w:p>
-      <w:r>
-        <w:rPr>
-          <w:rFonts w:ascii="맑은 고딕" w:hAnsi="맑은 고딕" w:eastAsia="맑은 고딕"/>
-          <w:sz w:val="21"/>
-        </w:rPr>
-        <w:t>중-13 · 객관식</w:t>
-      </w:r>
-    </w:p>
-    <w:p>
-      <w:r>
-        <w:rPr>
-          <w:rFonts w:ascii="맑은 고딕" w:hAnsi="맑은 고딕" w:eastAsia="맑은 고딕"/>
-          <w:sz w:val="21"/>
-        </w:rPr>
-        <w:t>[중-13] `REMOVE CONFIGURATION`이 안전한 이유는?</w:t>
-      </w:r>
-    </w:p>
-    <w:p>
-      <w:r>
-        <w:rPr>
-          <w:rFonts w:ascii="맑은 고딕" w:hAnsi="맑은 고딕" w:eastAsia="맑은 고딕"/>
-          <w:sz w:val="21"/>
-        </w:rPr>
-        <w:t>① 구성 메타데이터만 지우고 데이터베이스를 건드리지 않는다</w:t>
-      </w:r>
-    </w:p>
-    <w:p>
-      <w:r>
-        <w:rPr>
-          <w:rFonts w:ascii="맑은 고딕" w:hAnsi="맑은 고딕" w:eastAsia="맑은 고딕"/>
-          <w:sz w:val="21"/>
-        </w:rPr>
-        <w:t>② 백업을 자동으로 남긴다</w:t>
-      </w:r>
-    </w:p>
-    <w:p>
-      <w:r>
-        <w:rPr>
-          <w:rFonts w:ascii="맑은 고딕" w:hAnsi="맑은 고딕" w:eastAsia="맑은 고딕"/>
-          <w:sz w:val="21"/>
-        </w:rPr>
-        <w:t>③ 되돌릴 수 있다</w:t>
-      </w:r>
-    </w:p>
-    <w:p>
-      <w:r>
-        <w:rPr>
-          <w:rFonts w:ascii="맑은 고딕" w:hAnsi="맑은 고딕" w:eastAsia="맑은 고딕"/>
-          <w:sz w:val="21"/>
-        </w:rPr>
-        <w:t>④ Primary에서만 실행되기 때문</w:t>
-      </w:r>
-    </w:p>
-    <w:p>
-      <w:r>
-        <w:rPr>
-          <w:rFonts w:ascii="맑은 고딕" w:hAnsi="맑은 고딕" w:eastAsia="맑은 고딕"/>
-          <w:sz w:val="21"/>
-        </w:rPr>
-        <w:t>중-14 · 객관식</w:t>
-      </w:r>
-    </w:p>
-    <w:p>
-      <w:r>
-        <w:rPr>
-          <w:rFonts w:ascii="맑은 고딕" w:hAnsi="맑은 고딕" w:eastAsia="맑은 고딕"/>
-          <w:sz w:val="21"/>
-        </w:rPr>
-        <w:t>[중-14] Primary가 죽었을 때 Standby의 `V$DATAGUARD_STATUS` 메시지는?</w:t>
-      </w:r>
-    </w:p>
-    <w:p>
-      <w:r>
-        <w:rPr>
-          <w:rFonts w:ascii="맑은 고딕" w:hAnsi="맑은 고딕" w:eastAsia="맑은 고딕"/>
-          <w:sz w:val="21"/>
-        </w:rPr>
-        <w:t>① Possible network disconnect with primary database</w:t>
-      </w:r>
-    </w:p>
-    <w:p>
-      <w:r>
-        <w:rPr>
-          <w:rFonts w:ascii="맑은 고딕" w:hAnsi="맑은 고딕" w:eastAsia="맑은 고딕"/>
-          <w:sz w:val="21"/>
-        </w:rPr>
-        <w:t>② Primary database is down</w:t>
-      </w:r>
-    </w:p>
-    <w:p>
-      <w:r>
-        <w:rPr>
-          <w:rFonts w:ascii="맑은 고딕" w:hAnsi="맑은 고딕" w:eastAsia="맑은 고딕"/>
-          <w:sz w:val="21"/>
-        </w:rPr>
-        <w:t>③ ORA-01034 received</w:t>
-      </w:r>
-    </w:p>
-    <w:p>
-      <w:r>
-        <w:rPr>
-          <w:rFonts w:ascii="맑은 고딕" w:hAnsi="맑은 고딕" w:eastAsia="맑은 고딕"/>
-          <w:sz w:val="21"/>
-        </w:rPr>
-        <w:t>④ Failover required</w:t>
-      </w:r>
-    </w:p>
-    <w:p>
-      <w:r>
-        <w:rPr>
-          <w:rFonts w:ascii="맑은 고딕" w:hAnsi="맑은 고딕" w:eastAsia="맑은 고딕"/>
-          <w:sz w:val="21"/>
-        </w:rPr>
-        <w:t>중-15 · 객관식</w:t>
-      </w:r>
-    </w:p>
-    <w:p>
-      <w:r>
-        <w:rPr>
-          <w:rFonts w:ascii="맑은 고딕" w:hAnsi="맑은 고딕" w:eastAsia="맑은 고딕"/>
-          <w:sz w:val="21"/>
-        </w:rPr>
-        <w:t>[중-15] 그 메시지의 `ERROR_CODE`는?</w:t>
-      </w:r>
-    </w:p>
-    <w:p>
-      <w:r>
-        <w:rPr>
-          <w:rFonts w:ascii="맑은 고딕" w:hAnsi="맑은 고딕" w:eastAsia="맑은 고딕"/>
-          <w:sz w:val="21"/>
-        </w:rPr>
-        <w:t>① 0 — 15장의 필터로는 걸러진다</w:t>
-      </w:r>
-    </w:p>
-    <w:p>
-      <w:r>
-        <w:rPr>
-          <w:rFonts w:ascii="맑은 고딕" w:hAnsi="맑은 고딕" w:eastAsia="맑은 고딕"/>
-          <w:sz w:val="21"/>
-        </w:rPr>
-        <w:t>② 1034</w:t>
-      </w:r>
-    </w:p>
-    <w:p>
-      <w:r>
-        <w:rPr>
-          <w:rFonts w:ascii="맑은 고딕" w:hAnsi="맑은 고딕" w:eastAsia="맑은 고딕"/>
-          <w:sz w:val="21"/>
-        </w:rPr>
-        <w:t>③ 16661</w:t>
-      </w:r>
-    </w:p>
-    <w:p>
-      <w:r>
-        <w:rPr>
-          <w:rFonts w:ascii="맑은 고딕" w:hAnsi="맑은 고딕" w:eastAsia="맑은 고딕"/>
-          <w:sz w:val="21"/>
-        </w:rPr>
-        <w:t>④ 12541</w:t>
-      </w:r>
-    </w:p>
-    <w:p>
-      <w:r>
-        <w:rPr>
-          <w:rFonts w:ascii="맑은 고딕" w:hAnsi="맑은 고딕" w:eastAsia="맑은 고딕"/>
-          <w:sz w:val="21"/>
-        </w:rPr>
-        <w:t>중-16 · 객관식</w:t>
-      </w:r>
-    </w:p>
-    <w:p>
-      <w:r>
-        <w:rPr>
-          <w:rFonts w:ascii="맑은 고딕" w:hAnsi="맑은 고딕" w:eastAsia="맑은 고딕"/>
-          <w:sz w:val="21"/>
-        </w:rPr>
-        <w:t>[중-16] Broker가 표기한 `ORA-1034`가 SQL*Plus의 표기와 다른 점은?</w:t>
-      </w:r>
-    </w:p>
-    <w:p>
-      <w:r>
-        <w:rPr>
-          <w:rFonts w:ascii="맑은 고딕" w:hAnsi="맑은 고딕" w:eastAsia="맑은 고딕"/>
-          <w:sz w:val="21"/>
-        </w:rPr>
-        <w:t>① 앞의 0을 생략해 자릿수가 다르다</w:t>
-      </w:r>
-    </w:p>
-    <w:p>
-      <w:r>
-        <w:rPr>
-          <w:rFonts w:ascii="맑은 고딕" w:hAnsi="맑은 고딕" w:eastAsia="맑은 고딕"/>
-          <w:sz w:val="21"/>
-        </w:rPr>
-        <w:t>② 대소문자가 다르다</w:t>
-      </w:r>
-    </w:p>
-    <w:p>
-      <w:r>
-        <w:rPr>
-          <w:rFonts w:ascii="맑은 고딕" w:hAnsi="맑은 고딕" w:eastAsia="맑은 고딕"/>
-          <w:sz w:val="21"/>
-        </w:rPr>
-        <w:t>③ 접두어가 다르다</w:t>
-      </w:r>
-    </w:p>
-    <w:p>
-      <w:r>
-        <w:rPr>
-          <w:rFonts w:ascii="맑은 고딕" w:hAnsi="맑은 고딕" w:eastAsia="맑은 고딕"/>
-          <w:sz w:val="21"/>
-        </w:rPr>
-        <w:t>④ 같은 표기다</w:t>
-      </w:r>
-    </w:p>
-    <w:p>
-      <w:r>
-        <w:rPr>
-          <w:rFonts w:ascii="맑은 고딕" w:hAnsi="맑은 고딕" w:eastAsia="맑은 고딕"/>
-          <w:sz w:val="21"/>
-        </w:rPr>
-        <w:t>중-17 · 객관식</w:t>
-      </w:r>
-    </w:p>
-    <w:p>
-      <w:r>
-        <w:rPr>
-          <w:rFonts w:ascii="맑은 고딕" w:hAnsi="맑은 고딕" w:eastAsia="맑은 고딕"/>
-          <w:sz w:val="21"/>
-        </w:rPr>
-        <w:t>[중-17] Primary가 죽은 뒤 `VALIDATE`의 `Ready for Failover` 값은?</w:t>
-      </w:r>
-    </w:p>
-    <w:p>
-      <w:r>
-        <w:rPr>
-          <w:rFonts w:ascii="맑은 고딕" w:hAnsi="맑은 고딕" w:eastAsia="맑은 고딕"/>
-          <w:sz w:val="21"/>
-        </w:rPr>
-        <w:t>① Yes (Primary Not Running)</w:t>
-      </w:r>
-    </w:p>
-    <w:p>
-      <w:r>
-        <w:rPr>
-          <w:rFonts w:ascii="맑은 고딕" w:hAnsi="맑은 고딕" w:eastAsia="맑은 고딕"/>
-          <w:sz w:val="21"/>
-        </w:rPr>
-        <w:t>② Yes (Primary Running)</w:t>
-      </w:r>
-    </w:p>
-    <w:p>
-      <w:r>
-        <w:rPr>
-          <w:rFonts w:ascii="맑은 고딕" w:hAnsi="맑은 고딕" w:eastAsia="맑은 고딕"/>
-          <w:sz w:val="21"/>
-        </w:rPr>
-        <w:t>③ No</w:t>
-      </w:r>
-    </w:p>
-    <w:p>
-      <w:r>
-        <w:rPr>
-          <w:rFonts w:ascii="맑은 고딕" w:hAnsi="맑은 고딕" w:eastAsia="맑은 고딕"/>
-          <w:sz w:val="21"/>
-        </w:rPr>
-        <w:t>④ Unknown</w:t>
-      </w:r>
-    </w:p>
-    <w:p>
-      <w:r>
-        <w:rPr>
-          <w:rFonts w:ascii="맑은 고딕" w:hAnsi="맑은 고딕" w:eastAsia="맑은 고딕"/>
-          <w:sz w:val="21"/>
-        </w:rPr>
-        <w:t>중-18 · 객관식</w:t>
-      </w:r>
-    </w:p>
-    <w:p>
-      <w:r>
-        <w:rPr>
-          <w:rFonts w:ascii="맑은 고딕" w:hAnsi="맑은 고딕" w:eastAsia="맑은 고딕"/>
-          <w:sz w:val="21"/>
-        </w:rPr>
-        <w:t>[중-18] Failover 직후 구성에서 옛 Primary는 어떻게 표시되는가?</w:t>
-      </w:r>
-    </w:p>
-    <w:p>
-      <w:r>
-        <w:rPr>
-          <w:rFonts w:ascii="맑은 고딕" w:hAnsi="맑은 고딕" w:eastAsia="맑은 고딕"/>
-          <w:sz w:val="21"/>
-        </w:rPr>
-        <w:t>① Physical standby database (disabled) + ORA-16661</w:t>
-      </w:r>
-    </w:p>
-    <w:p>
-      <w:r>
-        <w:rPr>
-          <w:rFonts w:ascii="맑은 고딕" w:hAnsi="맑은 고딕" w:eastAsia="맑은 고딕"/>
-          <w:sz w:val="21"/>
-        </w:rPr>
-        <w:t>② 목록에서 사라진다</w:t>
-      </w:r>
-    </w:p>
-    <w:p>
-      <w:r>
-        <w:rPr>
-          <w:rFonts w:ascii="맑은 고딕" w:hAnsi="맑은 고딕" w:eastAsia="맑은 고딕"/>
-          <w:sz w:val="21"/>
-        </w:rPr>
-        <w:t>③ Primary database (error)</w:t>
-      </w:r>
-    </w:p>
-    <w:p>
-      <w:r>
-        <w:rPr>
-          <w:rFonts w:ascii="맑은 고딕" w:hAnsi="맑은 고딕" w:eastAsia="맑은 고딕"/>
-          <w:sz w:val="21"/>
-        </w:rPr>
-        <w:t>④ Snapshot standby</w:t>
-      </w:r>
-    </w:p>
-    <w:p>
-      <w:r>
-        <w:rPr>
-          <w:rFonts w:ascii="맑은 고딕" w:hAnsi="맑은 고딕" w:eastAsia="맑은 고딕"/>
-          <w:sz w:val="21"/>
-        </w:rPr>
-        <w:t>중-19 · 객관식</w:t>
-      </w:r>
-    </w:p>
-    <w:p>
-      <w:r>
-        <w:rPr>
-          <w:rFonts w:ascii="맑은 고딕" w:hAnsi="맑은 고딕" w:eastAsia="맑은 고딕"/>
-          <w:sz w:val="21"/>
-        </w:rPr>
-        <w:t>[중-19] 그때 `Configuration Status`는?</w:t>
-      </w:r>
-    </w:p>
-    <w:p>
-      <w:r>
-        <w:rPr>
-          <w:rFonts w:ascii="맑은 고딕" w:hAnsi="맑은 고딕" w:eastAsia="맑은 고딕"/>
-          <w:sz w:val="21"/>
-        </w:rPr>
-        <w:t>① SUCCESS — 비활성 멤버는 판정에서 제외된다</w:t>
-      </w:r>
-    </w:p>
-    <w:p>
-      <w:r>
-        <w:rPr>
-          <w:rFonts w:ascii="맑은 고딕" w:hAnsi="맑은 고딕" w:eastAsia="맑은 고딕"/>
-          <w:sz w:val="21"/>
-        </w:rPr>
-        <w:t>② ERROR</w:t>
-      </w:r>
-    </w:p>
-    <w:p>
-      <w:r>
-        <w:rPr>
-          <w:rFonts w:ascii="맑은 고딕" w:hAnsi="맑은 고딕" w:eastAsia="맑은 고딕"/>
-          <w:sz w:val="21"/>
-        </w:rPr>
-        <w:t>③ WARNING</w:t>
-      </w:r>
-    </w:p>
-    <w:p>
-      <w:r>
-        <w:rPr>
-          <w:rFonts w:ascii="맑은 고딕" w:hAnsi="맑은 고딕" w:eastAsia="맑은 고딕"/>
-          <w:sz w:val="21"/>
-        </w:rPr>
-        <w:t>④ DISABLED</w:t>
+        <w:t>④ WARNING</w:t>
       </w:r>
     </w:p>
     <w:p>
@@ -2156,43 +2527,57 @@
           <w:rFonts w:ascii="맑은 고딕" w:hAnsi="맑은 고딕" w:eastAsia="맑은 고딕"/>
           <w:sz w:val="21"/>
         </w:rPr>
-        <w:t>[중-20] 옛 Primary가 내려간 채로 `REINSTATE`하면?</w:t>
-      </w:r>
-    </w:p>
-    <w:p>
-      <w:r>
-        <w:rPr>
-          <w:rFonts w:ascii="맑은 고딕" w:hAnsi="맑은 고딕" w:eastAsia="맑은 고딕"/>
-          <w:sz w:val="21"/>
-        </w:rPr>
-        <w:t>① ORA-16653: failed to reinstate database</w:t>
-      </w:r>
-    </w:p>
-    <w:p>
-      <w:r>
-        <w:rPr>
-          <w:rFonts w:ascii="맑은 고딕" w:hAnsi="맑은 고딕" w:eastAsia="맑은 고딕"/>
-          <w:sz w:val="21"/>
-        </w:rPr>
-        <w:t>② ORA-16661</w:t>
-      </w:r>
-    </w:p>
-    <w:p>
-      <w:r>
-        <w:rPr>
-          <w:rFonts w:ascii="맑은 고딕" w:hAnsi="맑은 고딕" w:eastAsia="맑은 고딕"/>
-          <w:sz w:val="21"/>
-        </w:rPr>
-        <w:t>③ 성공한다</w:t>
-      </w:r>
-    </w:p>
-    <w:p>
-      <w:r>
-        <w:rPr>
-          <w:rFonts w:ascii="맑은 고딕" w:hAnsi="맑은 고딕" w:eastAsia="맑은 고딕"/>
-          <w:sz w:val="21"/>
-        </w:rPr>
-        <w:t>④ ORA-16468</w:t>
+        <w:t xml:space="preserve">[중-20] 옛 Primary가 내려간 채로 </w:t>
+      </w:r>
+      <w:r>
+        <w:rPr>
+          <w:rFonts w:ascii="Consolas" w:hAnsi="Consolas" w:eastAsia="맑은 고딕"/>
+          <w:sz w:val="21"/>
+        </w:rPr>
+        <w:t xml:space="preserve">REINSTATE</w:t>
+      </w:r>
+      <w:r>
+        <w:rPr>
+          <w:rFonts w:ascii="맑은 고딕" w:hAnsi="맑은 고딕" w:eastAsia="맑은 고딕"/>
+          <w:sz w:val="21"/>
+        </w:rPr>
+        <w:t xml:space="preserve">하면?</w:t>
+      </w:r>
+    </w:p>
+    <w:p>
+      <w:r>
+        <w:rPr>
+          <w:rFonts w:ascii="맑은 고딕" w:hAnsi="맑은 고딕" w:eastAsia="맑은 고딕"/>
+          <w:sz w:val="21"/>
+        </w:rPr>
+        <w:t>① 성공한다</w:t>
+      </w:r>
+    </w:p>
+    <w:p>
+      <w:r>
+        <w:rPr>
+          <w:rFonts w:ascii="맑은 고딕" w:hAnsi="맑은 고딕" w:eastAsia="맑은 고딕"/>
+          <w:sz w:val="21"/>
+        </w:rPr>
+        <w:t>② ORA-16468</w:t>
+      </w:r>
+    </w:p>
+    <w:p>
+      <w:r>
+        <w:rPr>
+          <w:rFonts w:ascii="맑은 고딕" w:hAnsi="맑은 고딕" w:eastAsia="맑은 고딕"/>
+          <w:sz w:val="21"/>
+        </w:rPr>
+        <w:t>③ ORA-16653: failed to reinstate database</w:t>
+      </w:r>
+    </w:p>
+    <w:p>
+      <w:r>
+        <w:rPr>
+          <w:rFonts w:ascii="맑은 고딕" w:hAnsi="맑은 고딕" w:eastAsia="맑은 고딕"/>
+          <w:sz w:val="21"/>
+        </w:rPr>
+        <w:t>④ ORA-16661</w:t>
       </w:r>
     </w:p>
     <w:p>
@@ -2218,43 +2603,71 @@
           <w:rFonts w:ascii="맑은 고딕" w:hAnsi="맑은 고딕" w:eastAsia="맑은 고딕"/>
           <w:sz w:val="21"/>
         </w:rPr>
-        <w:t>[상-01] Reinstate 후 MRP0의 `SEQUENCE#`가 4였던 이유는?</w:t>
-      </w:r>
-    </w:p>
-    <w:p>
-      <w:r>
-        <w:rPr>
-          <w:rFonts w:ascii="맑은 고딕" w:hAnsi="맑은 고딕" w:eastAsia="맑은 고딕"/>
-          <w:sz w:val="21"/>
-        </w:rPr>
-        <w:t>① `OPEN RESETLOGS`로 새 인큐네이션이 시작돼 시퀀스가 다시 매겨졌다</w:t>
-      </w:r>
-    </w:p>
-    <w:p>
-      <w:r>
-        <w:rPr>
-          <w:rFonts w:ascii="맑은 고딕" w:hAnsi="맑은 고딕" w:eastAsia="맑은 고딕"/>
-          <w:sz w:val="21"/>
-        </w:rPr>
-        <w:t>② 적용이 밀렸다</w:t>
-      </w:r>
-    </w:p>
-    <w:p>
-      <w:r>
-        <w:rPr>
-          <w:rFonts w:ascii="맑은 고딕" w:hAnsi="맑은 고딕" w:eastAsia="맑은 고딕"/>
-          <w:sz w:val="21"/>
-        </w:rPr>
-        <w:t>③ 갭이 있다</w:t>
-      </w:r>
-    </w:p>
-    <w:p>
-      <w:r>
-        <w:rPr>
-          <w:rFonts w:ascii="맑은 고딕" w:hAnsi="맑은 고딕" w:eastAsia="맑은 고딕"/>
-          <w:sz w:val="21"/>
-        </w:rPr>
-        <w:t>④ 뷰가 갱신되지 않았다</w:t>
+        <w:t xml:space="preserve">[상-01] Reinstate 후 MRP0의 </w:t>
+      </w:r>
+      <w:r>
+        <w:rPr>
+          <w:rFonts w:ascii="Consolas" w:hAnsi="Consolas" w:eastAsia="맑은 고딕"/>
+          <w:sz w:val="21"/>
+        </w:rPr>
+        <w:t xml:space="preserve">SEQUENCE#</w:t>
+      </w:r>
+      <w:r>
+        <w:rPr>
+          <w:rFonts w:ascii="맑은 고딕" w:hAnsi="맑은 고딕" w:eastAsia="맑은 고딕"/>
+          <w:sz w:val="21"/>
+        </w:rPr>
+        <w:t xml:space="preserve">가 4였던 이유는?</w:t>
+      </w:r>
+    </w:p>
+    <w:p>
+      <w:r>
+        <w:rPr>
+          <w:rFonts w:ascii="맑은 고딕" w:hAnsi="맑은 고딕" w:eastAsia="맑은 고딕"/>
+          <w:sz w:val="21"/>
+        </w:rPr>
+        <w:t xml:space="preserve">① </w:t>
+      </w:r>
+      <w:r>
+        <w:rPr>
+          <w:rFonts w:ascii="Consolas" w:hAnsi="Consolas" w:eastAsia="맑은 고딕"/>
+          <w:sz w:val="21"/>
+        </w:rPr>
+        <w:t xml:space="preserve">OPEN RESETLOGS</w:t>
+      </w:r>
+      <w:r>
+        <w:rPr>
+          <w:rFonts w:ascii="맑은 고딕" w:hAnsi="맑은 고딕" w:eastAsia="맑은 고딕"/>
+          <w:sz w:val="21"/>
+        </w:rPr>
+        <w:t xml:space="preserve">로 새 인큐네이션이 시작돼 시퀀스가 다시 매겨졌다</w:t>
+      </w:r>
+    </w:p>
+    <w:p>
+      <w:r>
+        <w:rPr>
+          <w:rFonts w:ascii="맑은 고딕" w:hAnsi="맑은 고딕" w:eastAsia="맑은 고딕"/>
+          <w:sz w:val="21"/>
+        </w:rPr>
+        <w:t>② 갭이 있다</w:t>
+      </w:r>
+    </w:p>
+    <w:p>
+      <w:r>
+        <w:rPr>
+          <w:rFonts w:ascii="맑은 고딕" w:hAnsi="맑은 고딕" w:eastAsia="맑은 고딕"/>
+          <w:sz w:val="21"/>
+        </w:rPr>
+        <w:t>③ 뷰가 갱신되지 않았다</w:t>
+      </w:r>
+    </w:p>
+    <w:p>
+      <w:r>
+        <w:rPr>
+          <w:rFonts w:ascii="맑은 고딕" w:hAnsi="맑은 고딕" w:eastAsia="맑은 고딕"/>
+          <w:sz w:val="21"/>
+        </w:rPr>
+        <w:t>④ 적용이 밀렸다</w:t>
       </w:r>
     </w:p>
     <w:p>
@@ -2281,34 +2694,48 @@
           <w:rFonts w:ascii="맑은 고딕" w:hAnsi="맑은 고딕" w:eastAsia="맑은 고딕"/>
           <w:sz w:val="21"/>
         </w:rPr>
-        <w:t>① 두 `SEQUENCE#` 비교의 기준선을 새로 잡아야 한다</w:t>
-      </w:r>
-    </w:p>
-    <w:p>
-      <w:r>
-        <w:rPr>
-          <w:rFonts w:ascii="맑은 고딕" w:hAnsi="맑은 고딕" w:eastAsia="맑은 고딕"/>
-          <w:sz w:val="21"/>
-        </w:rPr>
-        <w:t>② 시퀀스 비교를 하면 안 된다</w:t>
-      </w:r>
-    </w:p>
-    <w:p>
-      <w:r>
-        <w:rPr>
-          <w:rFonts w:ascii="맑은 고딕" w:hAnsi="맑은 고딕" w:eastAsia="맑은 고딕"/>
-          <w:sz w:val="21"/>
-        </w:rPr>
-        <w:t>③ 지연만 보면 된다</w:t>
-      </w:r>
-    </w:p>
-    <w:p>
-      <w:r>
-        <w:rPr>
-          <w:rFonts w:ascii="맑은 고딕" w:hAnsi="맑은 고딕" w:eastAsia="맑은 고딕"/>
-          <w:sz w:val="21"/>
-        </w:rPr>
-        <w:t>④ 아무 영향이 없다</w:t>
+        <w:t>① 아무 영향이 없다</w:t>
+      </w:r>
+    </w:p>
+    <w:p>
+      <w:r>
+        <w:rPr>
+          <w:rFonts w:ascii="맑은 고딕" w:hAnsi="맑은 고딕" w:eastAsia="맑은 고딕"/>
+          <w:sz w:val="21"/>
+        </w:rPr>
+        <w:t>② 지연만 보면 된다</w:t>
+      </w:r>
+    </w:p>
+    <w:p>
+      <w:r>
+        <w:rPr>
+          <w:rFonts w:ascii="맑은 고딕" w:hAnsi="맑은 고딕" w:eastAsia="맑은 고딕"/>
+          <w:sz w:val="21"/>
+        </w:rPr>
+        <w:t>③ 시퀀스 비교를 하면 안 된다</w:t>
+      </w:r>
+    </w:p>
+    <w:p>
+      <w:r>
+        <w:rPr>
+          <w:rFonts w:ascii="맑은 고딕" w:hAnsi="맑은 고딕" w:eastAsia="맑은 고딕"/>
+          <w:sz w:val="21"/>
+        </w:rPr>
+        <w:t xml:space="preserve">④ 두 </w:t>
+      </w:r>
+      <w:r>
+        <w:rPr>
+          <w:rFonts w:ascii="Consolas" w:hAnsi="Consolas" w:eastAsia="맑은 고딕"/>
+          <w:sz w:val="21"/>
+        </w:rPr>
+        <w:t xml:space="preserve">SEQUENCE#</w:t>
+      </w:r>
+      <w:r>
+        <w:rPr>
+          <w:rFonts w:ascii="맑은 고딕" w:hAnsi="맑은 고딕" w:eastAsia="맑은 고딕"/>
+          <w:sz w:val="21"/>
+        </w:rPr>
+        <w:t xml:space="preserve"> 비교의 기준선을 새로 잡아야 한다</w:t>
       </w:r>
     </w:p>
     <w:p>
@@ -2326,7 +2753,21 @@
           <w:rFonts w:ascii="맑은 고딕" w:hAnsi="맑은 고딕" w:eastAsia="맑은 고딕"/>
           <w:sz w:val="21"/>
         </w:rPr>
-        <w:t>[상-03] `MaxPerformance`인데 Failover에서 손실이 없었던 이유는?</w:t>
+        <w:t xml:space="preserve">[상-03] </w:t>
+      </w:r>
+      <w:r>
+        <w:rPr>
+          <w:rFonts w:ascii="Consolas" w:hAnsi="Consolas" w:eastAsia="맑은 고딕"/>
+          <w:sz w:val="21"/>
+        </w:rPr>
+        <w:t xml:space="preserve">MaxPerformance</w:t>
+      </w:r>
+      <w:r>
+        <w:rPr>
+          <w:rFonts w:ascii="맑은 고딕" w:hAnsi="맑은 고딕" w:eastAsia="맑은 고딕"/>
+          <w:sz w:val="21"/>
+        </w:rPr>
+        <w:t xml:space="preserve">인데 Failover에서 손실이 없었던 이유는?</w:t>
       </w:r>
     </w:p>
     <w:p>
@@ -2389,7 +2830,7 @@
           <w:rFonts w:ascii="맑은 고딕" w:hAnsi="맑은 고딕" w:eastAsia="맑은 고딕"/>
           <w:sz w:val="21"/>
         </w:rPr>
-        <w:t>① MaxAvailability 이상의 보호 모드</w:t>
+        <w:t>① Far Sync</w:t>
       </w:r>
     </w:p>
     <w:p>
@@ -2407,16 +2848,16 @@
           <w:rFonts w:ascii="맑은 고딕" w:hAnsi="맑은 고딕" w:eastAsia="맑은 고딕"/>
           <w:sz w:val="21"/>
         </w:rPr>
-        <w:t>③ Far Sync</w:t>
-      </w:r>
-    </w:p>
-    <w:p>
-      <w:r>
-        <w:rPr>
-          <w:rFonts w:ascii="맑은 고딕" w:hAnsi="맑은 고딕" w:eastAsia="맑은 고딕"/>
-          <w:sz w:val="21"/>
-        </w:rPr>
-        <w:t>④ 관측자</w:t>
+        <w:t>③ 관측자</w:t>
+      </w:r>
+    </w:p>
+    <w:p>
+      <w:r>
+        <w:rPr>
+          <w:rFonts w:ascii="맑은 고딕" w:hAnsi="맑은 고딕" w:eastAsia="맑은 고딕"/>
+          <w:sz w:val="21"/>
+        </w:rPr>
+        <w:t>④ MaxAvailability 이상의 보호 모드</w:t>
       </w:r>
     </w:p>
     <w:p>
@@ -2434,43 +2875,57 @@
           <w:rFonts w:ascii="맑은 고딕" w:hAnsi="맑은 고딕" w:eastAsia="맑은 고딕"/>
           <w:sz w:val="21"/>
         </w:rPr>
-        <w:t>[상-05] 마운트한 옛 Primary가 자기를 `PRIMARY`라고 말하는 것은?</w:t>
-      </w:r>
-    </w:p>
-    <w:p>
-      <w:r>
-        <w:rPr>
-          <w:rFonts w:ascii="맑은 고딕" w:hAnsi="맑은 고딕" w:eastAsia="맑은 고딕"/>
-          <w:sz w:val="21"/>
-        </w:rPr>
-        <w:t>① 정상이다 — 강등된 것을 아직 모른다</w:t>
-      </w:r>
-    </w:p>
-    <w:p>
-      <w:r>
-        <w:rPr>
-          <w:rFonts w:ascii="맑은 고딕" w:hAnsi="맑은 고딕" w:eastAsia="맑은 고딕"/>
-          <w:sz w:val="21"/>
-        </w:rPr>
-        <w:t>② 구성이 깨졌다</w:t>
-      </w:r>
-    </w:p>
-    <w:p>
-      <w:r>
-        <w:rPr>
-          <w:rFonts w:ascii="맑은 고딕" w:hAnsi="맑은 고딕" w:eastAsia="맑은 고딕"/>
-          <w:sz w:val="21"/>
-        </w:rPr>
-        <w:t>③ Reinstate가 실패했다</w:t>
-      </w:r>
-    </w:p>
-    <w:p>
-      <w:r>
-        <w:rPr>
-          <w:rFonts w:ascii="맑은 고딕" w:hAnsi="맑은 고딕" w:eastAsia="맑은 고딕"/>
-          <w:sz w:val="21"/>
-        </w:rPr>
-        <w:t>④ 두 Primary가 생긴 것이다</w:t>
+        <w:t xml:space="preserve">[상-05] 마운트한 옛 Primary가 자기를 </w:t>
+      </w:r>
+      <w:r>
+        <w:rPr>
+          <w:rFonts w:ascii="Consolas" w:hAnsi="Consolas" w:eastAsia="맑은 고딕"/>
+          <w:sz w:val="21"/>
+        </w:rPr>
+        <w:t xml:space="preserve">PRIMARY</w:t>
+      </w:r>
+      <w:r>
+        <w:rPr>
+          <w:rFonts w:ascii="맑은 고딕" w:hAnsi="맑은 고딕" w:eastAsia="맑은 고딕"/>
+          <w:sz w:val="21"/>
+        </w:rPr>
+        <w:t xml:space="preserve">라고 말하는 것은?</w:t>
+      </w:r>
+    </w:p>
+    <w:p>
+      <w:r>
+        <w:rPr>
+          <w:rFonts w:ascii="맑은 고딕" w:hAnsi="맑은 고딕" w:eastAsia="맑은 고딕"/>
+          <w:sz w:val="21"/>
+        </w:rPr>
+        <w:t>① Reinstate가 실패했다</w:t>
+      </w:r>
+    </w:p>
+    <w:p>
+      <w:r>
+        <w:rPr>
+          <w:rFonts w:ascii="맑은 고딕" w:hAnsi="맑은 고딕" w:eastAsia="맑은 고딕"/>
+          <w:sz w:val="21"/>
+        </w:rPr>
+        <w:t>② 두 Primary가 생긴 것이다</w:t>
+      </w:r>
+    </w:p>
+    <w:p>
+      <w:r>
+        <w:rPr>
+          <w:rFonts w:ascii="맑은 고딕" w:hAnsi="맑은 고딕" w:eastAsia="맑은 고딕"/>
+          <w:sz w:val="21"/>
+        </w:rPr>
+        <w:t>③ 정상이다 — 강등된 것을 아직 모른다</w:t>
+      </w:r>
+    </w:p>
+    <w:p>
+      <w:r>
+        <w:rPr>
+          <w:rFonts w:ascii="맑은 고딕" w:hAnsi="맑은 고딕" w:eastAsia="맑은 고딕"/>
+          <w:sz w:val="21"/>
+        </w:rPr>
+        <w:t>④ 구성이 깨졌다</w:t>
       </w:r>
     </w:p>
     <w:p>
@@ -2497,7 +2952,7 @@
           <w:rFonts w:ascii="맑은 고딕" w:hAnsi="맑은 고딕" w:eastAsia="맑은 고딕"/>
           <w:sz w:val="21"/>
         </w:rPr>
-        <w:t>① 옛 인큐네이션으로 열려 되감을 수 없게 된다</w:t>
+        <w:t>① 열어도 무방하다</w:t>
       </w:r>
     </w:p>
     <w:p>
@@ -2524,7 +2979,7 @@
           <w:rFonts w:ascii="맑은 고딕" w:hAnsi="맑은 고딕" w:eastAsia="맑은 고딕"/>
           <w:sz w:val="21"/>
         </w:rPr>
-        <w:t>④ 열어도 무방하다</w:t>
+        <w:t>④ 옛 인큐네이션으로 열려 되감을 수 없게 된다</w:t>
       </w:r>
     </w:p>
     <w:p>
@@ -2551,7 +3006,7 @@
           <w:rFonts w:ascii="맑은 고딕" w:hAnsi="맑은 고딕" w:eastAsia="맑은 고딕"/>
           <w:sz w:val="21"/>
         </w:rPr>
-        <w:t>① 남은 리두 전송과 옛 Primary 재기동 단계가 있다</w:t>
+        <w:t>① 백업을 받는다</w:t>
       </w:r>
     </w:p>
     <w:p>
@@ -2578,7 +3033,7 @@
           <w:rFonts w:ascii="맑은 고딕" w:hAnsi="맑은 고딕" w:eastAsia="맑은 고딕"/>
           <w:sz w:val="21"/>
         </w:rPr>
-        <w:t>④ 백업을 받는다</w:t>
+        <w:t>④ 남은 리두 전송과 옛 Primary 재기동 단계가 있다</w:t>
       </w:r>
     </w:p>
     <w:p>
@@ -2596,43 +3051,57 @@
           <w:rFonts w:ascii="맑은 고딕" w:hAnsi="맑은 고딕" w:eastAsia="맑은 고딕"/>
           <w:sz w:val="21"/>
         </w:rPr>
-        <w:t>[상-08] 전환 직후의 `ORA-16786`을 어떻게 처리하는가?</w:t>
-      </w:r>
-    </w:p>
-    <w:p>
-      <w:r>
-        <w:rPr>
-          <w:rFonts w:ascii="맑은 고딕" w:hAnsi="맑은 고딕" w:eastAsia="맑은 고딕"/>
-          <w:sz w:val="21"/>
-        </w:rPr>
-        <w:t>① 판정 시차이므로 한 주기 뒤 다시 본다</w:t>
-      </w:r>
-    </w:p>
-    <w:p>
-      <w:r>
-        <w:rPr>
-          <w:rFonts w:ascii="맑은 고딕" w:hAnsi="맑은 고딕" w:eastAsia="맑은 고딕"/>
-          <w:sz w:val="21"/>
-        </w:rPr>
-        <w:t>② 즉시 구성을 재생성한다</w:t>
-      </w:r>
-    </w:p>
-    <w:p>
-      <w:r>
-        <w:rPr>
-          <w:rFonts w:ascii="맑은 고딕" w:hAnsi="맑은 고딕" w:eastAsia="맑은 고딕"/>
-          <w:sz w:val="21"/>
-        </w:rPr>
-        <w:t>③ 인스턴스를 재기동한다</w:t>
-      </w:r>
-    </w:p>
-    <w:p>
-      <w:r>
-        <w:rPr>
-          <w:rFonts w:ascii="맑은 고딕" w:hAnsi="맑은 고딕" w:eastAsia="맑은 고딕"/>
-          <w:sz w:val="21"/>
-        </w:rPr>
-        <w:t>④ 구성 파일을 복사한다</w:t>
+        <w:t xml:space="preserve">[상-08] 전환 직후의 </w:t>
+      </w:r>
+      <w:r>
+        <w:rPr>
+          <w:rFonts w:ascii="Consolas" w:hAnsi="Consolas" w:eastAsia="맑은 고딕"/>
+          <w:sz w:val="21"/>
+        </w:rPr>
+        <w:t xml:space="preserve">ORA-16786</w:t>
+      </w:r>
+      <w:r>
+        <w:rPr>
+          <w:rFonts w:ascii="맑은 고딕" w:hAnsi="맑은 고딕" w:eastAsia="맑은 고딕"/>
+          <w:sz w:val="21"/>
+        </w:rPr>
+        <w:t xml:space="preserve">을 어떻게 처리하는가?</w:t>
+      </w:r>
+    </w:p>
+    <w:p>
+      <w:r>
+        <w:rPr>
+          <w:rFonts w:ascii="맑은 고딕" w:hAnsi="맑은 고딕" w:eastAsia="맑은 고딕"/>
+          <w:sz w:val="21"/>
+        </w:rPr>
+        <w:t>① 구성 파일을 복사한다</w:t>
+      </w:r>
+    </w:p>
+    <w:p>
+      <w:r>
+        <w:rPr>
+          <w:rFonts w:ascii="맑은 고딕" w:hAnsi="맑은 고딕" w:eastAsia="맑은 고딕"/>
+          <w:sz w:val="21"/>
+        </w:rPr>
+        <w:t>② 인스턴스를 재기동한다</w:t>
+      </w:r>
+    </w:p>
+    <w:p>
+      <w:r>
+        <w:rPr>
+          <w:rFonts w:ascii="맑은 고딕" w:hAnsi="맑은 고딕" w:eastAsia="맑은 고딕"/>
+          <w:sz w:val="21"/>
+        </w:rPr>
+        <w:t>③ 즉시 구성을 재생성한다</w:t>
+      </w:r>
+    </w:p>
+    <w:p>
+      <w:r>
+        <w:rPr>
+          <w:rFonts w:ascii="맑은 고딕" w:hAnsi="맑은 고딕" w:eastAsia="맑은 고딕"/>
+          <w:sz w:val="21"/>
+        </w:rPr>
+        <w:t>④ 판정 시차이므로 한 주기 뒤 다시 본다</w:t>
       </w:r>
     </w:p>
     <w:p>
@@ -2744,6 +3213,8 @@
       </w:r>
     </w:p>
     <w:sectPr>
+      <w:headerReference w:type="default" r:id="rId9"/>
+      <w:footerReference w:type="default" r:id="rId10"/>
       <w:pgSz w:w="12240" w:h="15840"/>
       <w:pgMar w:top="1440" w:right="1800" w:bottom="1440" w:left="1800" w:header="720" w:footer="720" w:gutter="0"/>
       <w:cols w:space="720"/>
@@ -2751,6 +3222,26 @@
     </w:sectPr>
   </w:body>
 </w:document>
+</file>
+
+<file path=word/footer1.xml><?xml version="1.0" encoding="utf-8"?>
+<w:ftr xmlns:m="http://schemas.openxmlformats.org/officeDocument/2006/math" xmlns:mc="http://schemas.openxmlformats.org/markup-compatibility/2006" xmlns:mo="http://schemas.microsoft.com/office/mac/office/2008/main" xmlns:mv="urn:schemas-microsoft-com:mac:vml" xmlns:o="urn:schemas-microsoft-com:office:office" xmlns:r="http://schemas.openxmlformats.org/officeDocument/2006/relationships" xmlns:v="urn:schemas-microsoft-com:vml" xmlns:w10="urn:schemas-microsoft-com:office:word" xmlns:w14="http://schemas.microsoft.com/office/word/2010/wordml" xmlns:w="http://schemas.openxmlformats.org/wordprocessingml/2006/main" xmlns:wne="http://schemas.microsoft.com/office/word/2006/wordml" xmlns:wp14="http://schemas.microsoft.com/office/word/2010/wordprocessingDrawing" xmlns:wp="http://schemas.openxmlformats.org/drawingml/2006/wordprocessingDrawing" xmlns:wpc="http://schemas.microsoft.com/office/word/2010/wordprocessingCanvas" xmlns:wpg="http://schemas.microsoft.com/office/word/2010/wordprocessingGroup" xmlns:wpi="http://schemas.microsoft.com/office/word/2010/wordprocessingInk" xmlns:wps="http://schemas.microsoft.com/office/word/2010/wordprocessingShape" mc:Ignorable="w14 wp14">
+  <w:p>
+    <w:pPr>
+      <w:pStyle w:val="Footer"/>
+    </w:pPr>
+  </w:p>
+</w:ftr>
+</file>
+
+<file path=word/header1.xml><?xml version="1.0" encoding="utf-8"?>
+<w:hdr xmlns:m="http://schemas.openxmlformats.org/officeDocument/2006/math" xmlns:mc="http://schemas.openxmlformats.org/markup-compatibility/2006" xmlns:mo="http://schemas.microsoft.com/office/mac/office/2008/main" xmlns:mv="urn:schemas-microsoft-com:mac:vml" xmlns:o="urn:schemas-microsoft-com:office:office" xmlns:r="http://schemas.openxmlformats.org/officeDocument/2006/relationships" xmlns:v="urn:schemas-microsoft-com:vml" xmlns:w10="urn:schemas-microsoft-com:office:word" xmlns:w14="http://schemas.microsoft.com/office/word/2010/wordml" xmlns:w="http://schemas.openxmlformats.org/wordprocessingml/2006/main" xmlns:wne="http://schemas.microsoft.com/office/word/2006/wordml" xmlns:wp14="http://schemas.microsoft.com/office/word/2010/wordprocessingDrawing" xmlns:wp="http://schemas.openxmlformats.org/drawingml/2006/wordprocessingDrawing" xmlns:wpc="http://schemas.microsoft.com/office/word/2010/wordprocessingCanvas" xmlns:wpg="http://schemas.microsoft.com/office/word/2010/wordprocessingGroup" xmlns:wpi="http://schemas.microsoft.com/office/word/2010/wordprocessingInk" xmlns:wps="http://schemas.microsoft.com/office/word/2010/wordprocessingShape" mc:Ignorable="w14 wp14">
+  <w:p>
+    <w:pPr>
+      <w:pStyle w:val="Header"/>
+    </w:pPr>
+  </w:p>
+</w:hdr>
 </file>
 
 <file path=word/numbering.xml><?xml version="1.0" encoding="utf-8"?>
